--- a/KMIP_PKCS11_REST_KMS_Plan.docx
+++ b/KMIP_PKCS11_REST_KMS_Plan.docx
@@ -1995,10 +1995,10 @@
         <w:rPr>
           <w:b/>
           <w:i w:val="0"/>
-          <w:color w:val="2E6DA4"/>
+          <w:color w:val="8F5610"/>
           <w:sz w:val="19"/>
         </w:rPr>
-        <w:t>Design</w:t>
+        <w:t>Impact on the existing design</w:t>
       </w:r>
     </w:p>
     <w:p>
@@ -2010,7 +2010,7 @@
         <w:rPr>
           <w:sz w:val="19"/>
         </w:rPr>
-        <w:t>A new kmip_pkcs11/service/ package: CallContext (identity, peer address, transport), a guard() context manager, and KeyService / AdminService facades over the existing handlers and store.</w:t>
+        <w:t>OperationDispatcher loses its cross-cutting logic and becomes a codec: decode, call the service, encode.</w:t>
       </w:r>
     </w:p>
     <w:p>
@@ -2022,7 +2022,7 @@
         <w:rPr>
           <w:sz w:val="19"/>
         </w:rPr>
-        <w:t>The guard runs the role allowlist, then dual control, then the operation, then audit and metrics — the exact order dispatch() uses today.</w:t>
+        <w:t>access_control.py and dual_control.py are invoked from one place instead of being wired into a transport.</w:t>
       </w:r>
     </w:p>
     <w:p>
@@ -2034,7 +2034,7 @@
         <w:rPr>
           <w:sz w:val="19"/>
         </w:rPr>
-        <w:t>OperationDispatcher shrinks to: decode TTLV, call the service, encode TTLV.</w:t>
+        <w:t>No schema change, no configuration change, nothing on the wire changes.</w:t>
       </w:r>
     </w:p>
     <w:p/>
@@ -2046,7 +2046,7 @@
           <w:color w:val="2E6DA4"/>
           <w:sz w:val="19"/>
         </w:rPr>
-        <w:t>Implementation</w:t>
+        <w:t>Design</w:t>
       </w:r>
     </w:p>
     <w:p>
@@ -2058,7 +2058,7 @@
         <w:rPr>
           <w:sz w:val="19"/>
         </w:rPr>
-        <w:t>Move check_operation_allowed, dual_control_enforce, _audit and _record_metric out of the dispatcher into the guard. Operation handlers are not touched.</w:t>
+        <w:t>A new kmip_pkcs11/service/ package: CallContext (identity, peer address, transport), a guard() context manager, and KeyService / AdminService facades over the existing handlers and store.</w:t>
       </w:r>
     </w:p>
     <w:p>
@@ -2070,7 +2070,19 @@
         <w:rPr>
           <w:sz w:val="19"/>
         </w:rPr>
-        <w:t>Every service method takes a CallContext as its first argument, so a caller cannot forget to say who is asking.</w:t>
+        <w:t>The guard runs the role allowlist, then dual control, then the operation, then audit and metrics — the exact order dispatch() uses today.</w:t>
+      </w:r>
+    </w:p>
+    <w:p>
+      <w:pPr>
+        <w:pStyle w:val="ListBullet"/>
+        <w:ind w:left="461"/>
+      </w:pPr>
+      <w:r>
+        <w:rPr>
+          <w:sz w:val="19"/>
+        </w:rPr>
+        <w:t>OperationDispatcher shrinks to: decode TTLV, call the service, encode TTLV.</w:t>
       </w:r>
     </w:p>
     <w:p/>
@@ -2082,6 +2094,42 @@
           <w:color w:val="2E6DA4"/>
           <w:sz w:val="19"/>
         </w:rPr>
+        <w:t>Implementation</w:t>
+      </w:r>
+    </w:p>
+    <w:p>
+      <w:pPr>
+        <w:pStyle w:val="ListBullet"/>
+        <w:ind w:left="461"/>
+      </w:pPr>
+      <w:r>
+        <w:rPr>
+          <w:sz w:val="19"/>
+        </w:rPr>
+        <w:t>Move check_operation_allowed, dual_control_enforce, _audit and _record_metric out of the dispatcher into the guard. Operation handlers are not touched.</w:t>
+      </w:r>
+    </w:p>
+    <w:p>
+      <w:pPr>
+        <w:pStyle w:val="ListBullet"/>
+        <w:ind w:left="461"/>
+      </w:pPr>
+      <w:r>
+        <w:rPr>
+          <w:sz w:val="19"/>
+        </w:rPr>
+        <w:t>Every service method takes a CallContext as its first argument, so a caller cannot forget to say who is asking.</w:t>
+      </w:r>
+    </w:p>
+    <w:p/>
+    <w:p>
+      <w:r>
+        <w:rPr>
+          <w:b/>
+          <w:i w:val="0"/>
+          <w:color w:val="2E6DA4"/>
+          <w:sz w:val="19"/>
+        </w:rPr>
         <w:t>Tests</w:t>
       </w:r>
     </w:p>
@@ -2207,10 +2255,10 @@
         <w:rPr>
           <w:b/>
           <w:i w:val="0"/>
-          <w:color w:val="2E6DA4"/>
+          <w:color w:val="8F5610"/>
           <w:sz w:val="19"/>
         </w:rPr>
-        <w:t>Design</w:t>
+        <w:t>Impact on the existing design</w:t>
       </w:r>
     </w:p>
     <w:p>
@@ -2222,7 +2270,7 @@
         <w:rPr>
           <w:sz w:val="19"/>
         </w:rPr>
-        <w:t>store.locate_page(filters, sort, cursor, limit) returning full rows, an opaque cursor and a total — not the bare identifiers Locate returns.</w:t>
+        <w:t>metadata/store.py gains paged query methods; the existing locate() is untouched, so the KMIP handler is unaffected.</w:t>
       </w:r>
     </w:p>
     <w:p>
@@ -2234,19 +2282,7 @@
         <w:rPr>
           <w:sz w:val="19"/>
         </w:rPr>
-        <w:t>Cursor is (sort key, uid) encoded, not an offset: offset paging over a table that is being written double-shows rows.</w:t>
-      </w:r>
-    </w:p>
-    <w:p>
-      <w:pPr>
-        <w:pStyle w:val="ListBullet"/>
-        <w:ind w:left="461"/>
-      </w:pPr>
-      <w:r>
-        <w:rPr>
-          <w:sz w:val="19"/>
-        </w:rPr>
-        <w:t>store.inventory_report() and store.algorithm_usage() for the two reporting gaps.</w:t>
+        <w:t>New indexes on the sortable columns — the first schema migration since Phase 1.</w:t>
       </w:r>
     </w:p>
     <w:p/>
@@ -2258,7 +2294,7 @@
           <w:color w:val="2E6DA4"/>
           <w:sz w:val="19"/>
         </w:rPr>
-        <w:t>Implementation</w:t>
+        <w:t>Design</w:t>
       </w:r>
     </w:p>
     <w:p>
@@ -2270,7 +2306,7 @@
         <w:rPr>
           <w:sz w:val="19"/>
         </w:rPr>
-        <w:t>Add the new methods beside the existing locate(), which stays exactly as it is for the KMIP handler.</w:t>
+        <w:t>store.locate_page(filters, sort, cursor, limit) returning full rows, an opaque cursor and a total — not the bare identifiers Locate returns.</w:t>
       </w:r>
     </w:p>
     <w:p>
@@ -2282,7 +2318,19 @@
         <w:rPr>
           <w:sz w:val="19"/>
         </w:rPr>
-        <w:t>Indexes to match the sort columns the console offers.</w:t>
+        <w:t>Cursor is (sort key, uid) encoded, not an offset: offset paging over a table that is being written double-shows rows.</w:t>
+      </w:r>
+    </w:p>
+    <w:p>
+      <w:pPr>
+        <w:pStyle w:val="ListBullet"/>
+        <w:ind w:left="461"/>
+      </w:pPr>
+      <w:r>
+        <w:rPr>
+          <w:sz w:val="19"/>
+        </w:rPr>
+        <w:t>store.inventory_report() and store.algorithm_usage() for the two reporting gaps.</w:t>
       </w:r>
     </w:p>
     <w:p/>
@@ -2294,6 +2342,42 @@
           <w:color w:val="2E6DA4"/>
           <w:sz w:val="19"/>
         </w:rPr>
+        <w:t>Implementation</w:t>
+      </w:r>
+    </w:p>
+    <w:p>
+      <w:pPr>
+        <w:pStyle w:val="ListBullet"/>
+        <w:ind w:left="461"/>
+      </w:pPr>
+      <w:r>
+        <w:rPr>
+          <w:sz w:val="19"/>
+        </w:rPr>
+        <w:t>Add the new methods beside the existing locate(), which stays exactly as it is for the KMIP handler.</w:t>
+      </w:r>
+    </w:p>
+    <w:p>
+      <w:pPr>
+        <w:pStyle w:val="ListBullet"/>
+        <w:ind w:left="461"/>
+      </w:pPr>
+      <w:r>
+        <w:rPr>
+          <w:sz w:val="19"/>
+        </w:rPr>
+        <w:t>Indexes to match the sort columns the console offers.</w:t>
+      </w:r>
+    </w:p>
+    <w:p/>
+    <w:p>
+      <w:r>
+        <w:rPr>
+          <w:b/>
+          <w:i w:val="0"/>
+          <w:color w:val="2E6DA4"/>
+          <w:sz w:val="19"/>
+        </w:rPr>
         <w:t>Tests</w:t>
       </w:r>
     </w:p>
@@ -2433,10 +2517,10 @@
         <w:rPr>
           <w:b/>
           <w:i w:val="0"/>
-          <w:color w:val="2E6DA4"/>
+          <w:color w:val="8F5610"/>
           <w:sz w:val="19"/>
         </w:rPr>
-        <w:t>Design</w:t>
+        <w:t>Impact on the existing design</w:t>
       </w:r>
     </w:p>
     <w:p>
@@ -2448,7 +2532,7 @@
         <w:rPr>
           <w:sz w:val="19"/>
         </w:rPr>
-        <w:t>New api: configuration section — own port, TLS mandatory, off by default. Not the observability port: /metrics and /ready are deliberately unauthenticated and must stay that way.</w:t>
+        <w:t>A second listener and a second authenticated entry point: the security surface roughly doubles.</w:t>
       </w:r>
     </w:p>
     <w:p>
@@ -2460,7 +2544,7 @@
         <w:rPr>
           <w:sz w:val="19"/>
         </w:rPr>
-        <w:t>Opaque 256-bit tokens stored as SHA-256 hashes, with identity, label, created / expires / last used / revoked. Not JWTs: revocation matters more than statelessness, and there is already a database.</w:t>
+        <w:t>New config section, new tables for tokens, new failure modes the KMIP path never had (429, CSRF).</w:t>
       </w:r>
     </w:p>
     <w:p>
@@ -2472,19 +2556,7 @@
         <w:rPr>
           <w:sz w:val="19"/>
         </w:rPr>
-        <w:t>Browsers get an httpOnly, Secure, SameSite cookie plus a CSRF token; machine clients send a bearer header. Long-lived labelled tokens are the service-account mechanism.</w:t>
-      </w:r>
-    </w:p>
-    <w:p>
-      <w:pPr>
-        <w:pStyle w:val="ListBullet"/>
-        <w:ind w:left="461"/>
-      </w:pPr>
-      <w:r>
-        <w:rPr>
-          <w:sz w:val="19"/>
-        </w:rPr>
-        <w:t>A bounded connection semaphore and a per-identity token bucket.</w:t>
+        <w:t>observability.py keeps its own unauthenticated port, deliberately separate.</w:t>
       </w:r>
     </w:p>
     <w:p/>
@@ -2496,7 +2568,7 @@
           <w:color w:val="2E6DA4"/>
           <w:sz w:val="19"/>
         </w:rPr>
-        <w:t>Implementation</w:t>
+        <w:t>Design</w:t>
       </w:r>
     </w:p>
     <w:p>
@@ -2508,7 +2580,7 @@
         <w:rPr>
           <w:sz w:val="19"/>
         </w:rPr>
-        <w:t>kmip_pkcs11/api/ with a small stdlib router on ThreadingHTTPServer — the project has three runtime dependencies and none of them does cryptography, which is a property worth keeping.</w:t>
+        <w:t>New api: configuration section — own port, TLS mandatory, off by default. Not the observability port: /metrics and /ready are deliberately unauthenticated and must stay that way.</w:t>
       </w:r>
     </w:p>
     <w:p>
@@ -2520,7 +2592,7 @@
         <w:rPr>
           <w:sz w:val="19"/>
         </w:rPr>
-        <w:t>Middleware order: authenticate, rate limit, route, translate exceptions into RFC 9457 problem+json.</w:t>
+        <w:t>Opaque 256-bit tokens stored as SHA-256 hashes, with identity, label, created / expires / last used / revoked. Not JWTs: revocation matters more than statelessness, and there is already a database.</w:t>
       </w:r>
     </w:p>
     <w:p>
@@ -2532,7 +2604,19 @@
         <w:rPr>
           <w:sz w:val="19"/>
         </w:rPr>
-        <w:t>POST and DELETE /api/v1/session, GET /api/v1/me.</w:t>
+        <w:t>Browsers get an httpOnly, Secure, SameSite cookie plus a CSRF token; machine clients send a bearer header. Long-lived labelled tokens are the service-account mechanism.</w:t>
+      </w:r>
+    </w:p>
+    <w:p>
+      <w:pPr>
+        <w:pStyle w:val="ListBullet"/>
+        <w:ind w:left="461"/>
+      </w:pPr>
+      <w:r>
+        <w:rPr>
+          <w:sz w:val="19"/>
+        </w:rPr>
+        <w:t>A bounded connection semaphore and a per-identity token bucket.</w:t>
       </w:r>
     </w:p>
     <w:p/>
@@ -2544,6 +2628,54 @@
           <w:color w:val="2E6DA4"/>
           <w:sz w:val="19"/>
         </w:rPr>
+        <w:t>Implementation</w:t>
+      </w:r>
+    </w:p>
+    <w:p>
+      <w:pPr>
+        <w:pStyle w:val="ListBullet"/>
+        <w:ind w:left="461"/>
+      </w:pPr>
+      <w:r>
+        <w:rPr>
+          <w:sz w:val="19"/>
+        </w:rPr>
+        <w:t>kmip_pkcs11/api/ with a small stdlib router on ThreadingHTTPServer — the project has three runtime dependencies and none of them does cryptography, which is a property worth keeping.</w:t>
+      </w:r>
+    </w:p>
+    <w:p>
+      <w:pPr>
+        <w:pStyle w:val="ListBullet"/>
+        <w:ind w:left="461"/>
+      </w:pPr>
+      <w:r>
+        <w:rPr>
+          <w:sz w:val="19"/>
+        </w:rPr>
+        <w:t>Middleware order: authenticate, rate limit, route, translate exceptions into RFC 9457 problem+json.</w:t>
+      </w:r>
+    </w:p>
+    <w:p>
+      <w:pPr>
+        <w:pStyle w:val="ListBullet"/>
+        <w:ind w:left="461"/>
+      </w:pPr>
+      <w:r>
+        <w:rPr>
+          <w:sz w:val="19"/>
+        </w:rPr>
+        <w:t>POST and DELETE /api/v1/session, GET /api/v1/me.</w:t>
+      </w:r>
+    </w:p>
+    <w:p/>
+    <w:p>
+      <w:r>
+        <w:rPr>
+          <w:b/>
+          <w:i w:val="0"/>
+          <w:color w:val="2E6DA4"/>
+          <w:sz w:val="19"/>
+        </w:rPr>
         <w:t>Tests</w:t>
       </w:r>
     </w:p>
@@ -2719,10 +2851,10 @@
         <w:rPr>
           <w:b/>
           <w:i w:val="0"/>
-          <w:color w:val="2E6DA4"/>
+          <w:color w:val="8F5610"/>
           <w:sz w:val="19"/>
         </w:rPr>
-        <w:t>Design</w:t>
+        <w:t>Impact on the existing design</w:t>
       </w:r>
     </w:p>
     <w:p>
@@ -2734,7 +2866,7 @@
         <w:rPr>
           <w:sz w:val="19"/>
         </w:rPr>
-        <w:t>GET /keys (paged, filtered, sorted), /keys/{uid}, /keys/{uid}/attributes, /audit, /audit/verify, /approvals, /reports/expiring, /reports/inventory.</w:t>
+        <w:t>Read paths gain an HTTP representation; the KMIP path does not change at all.</w:t>
       </w:r>
     </w:p>
     <w:p>
@@ -2746,7 +2878,7 @@
         <w:rPr>
           <w:sz w:val="19"/>
         </w:rPr>
-        <w:t>404 and 403 are chosen deliberately: an object the caller may not see returns the same answer as one that does not exist, so the API does not become an existence oracle.</w:t>
+        <w:t>The 404-versus-403 decision becomes an API contract every later step must preserve.</w:t>
       </w:r>
     </w:p>
     <w:p/>
@@ -2758,7 +2890,7 @@
           <w:color w:val="2E6DA4"/>
           <w:sz w:val="19"/>
         </w:rPr>
-        <w:t>Implementation</w:t>
+        <w:t>Design</w:t>
       </w:r>
     </w:p>
     <w:p>
@@ -2770,7 +2902,19 @@
         <w:rPr>
           <w:sz w:val="19"/>
         </w:rPr>
-        <w:t>Read-only handlers calling the services from step 1 — no store access from the transport layer, which the guard reflection test enforces.</w:t>
+        <w:t>GET /keys (paged, filtered, sorted), /keys/{uid}, /keys/{uid}/attributes, /audit, /audit/verify, /approvals, /reports/expiring, /reports/inventory.</w:t>
+      </w:r>
+    </w:p>
+    <w:p>
+      <w:pPr>
+        <w:pStyle w:val="ListBullet"/>
+        <w:ind w:left="461"/>
+      </w:pPr>
+      <w:r>
+        <w:rPr>
+          <w:sz w:val="19"/>
+        </w:rPr>
+        <w:t>404 and 403 are chosen deliberately: an object the caller may not see returns the same answer as one that does not exist, so the API does not become an existence oracle.</w:t>
       </w:r>
     </w:p>
     <w:p/>
@@ -2782,6 +2926,30 @@
           <w:color w:val="2E6DA4"/>
           <w:sz w:val="19"/>
         </w:rPr>
+        <w:t>Implementation</w:t>
+      </w:r>
+    </w:p>
+    <w:p>
+      <w:pPr>
+        <w:pStyle w:val="ListBullet"/>
+        <w:ind w:left="461"/>
+      </w:pPr>
+      <w:r>
+        <w:rPr>
+          <w:sz w:val="19"/>
+        </w:rPr>
+        <w:t>Read-only handlers calling the services from step 1 — no store access from the transport layer, which the guard reflection test enforces.</w:t>
+      </w:r>
+    </w:p>
+    <w:p/>
+    <w:p>
+      <w:r>
+        <w:rPr>
+          <w:b/>
+          <w:i w:val="0"/>
+          <w:color w:val="2E6DA4"/>
+          <w:sz w:val="19"/>
+        </w:rPr>
         <w:t>Tests</w:t>
       </w:r>
     </w:p>
@@ -2931,10 +3099,10 @@
         <w:rPr>
           <w:b/>
           <w:i w:val="0"/>
-          <w:color w:val="2E6DA4"/>
+          <w:color w:val="8F5610"/>
           <w:sz w:val="19"/>
         </w:rPr>
-        <w:t>Design</w:t>
+        <w:t>Impact on the existing design</w:t>
       </w:r>
     </w:p>
     <w:p>
@@ -2946,7 +3114,7 @@
         <w:rPr>
           <w:sz w:val="19"/>
         </w:rPr>
-        <w:t>POST /keys; POST /keys/{uid}/activate | revoke | rekey; DELETE /keys/{uid}; PUT /keys/{uid}/cryptoperiod; grants, groups and role permissions; POST /approvals/{id}/approve.</w:t>
+        <w:t>Write paths over HTTP, with governance applied through the guard rather than re-implemented beside it.</w:t>
       </w:r>
     </w:p>
     <w:p>
@@ -2958,19 +3126,7 @@
         <w:rPr>
           <w:sz w:val="19"/>
         </w:rPr>
-        <w:t>A dual-control refusal returns 403 carrying the approval request id and the count outstanding, so the console can render 'awaiting 2 approvals' and link to the queue. That falls out of the existing enforcement.</w:t>
-      </w:r>
-    </w:p>
-    <w:p>
-      <w:pPr>
-        <w:pStyle w:val="ListBullet"/>
-        <w:ind w:left="461"/>
-      </w:pPr>
-      <w:r>
-        <w:rPr>
-          <w:sz w:val="19"/>
-        </w:rPr>
-        <w:t>Three matrix gaps are closed here because they are lifecycle work: asymmetric auto-rotation, Shamir threshold split keys, and batch atomicity via a service-level transaction.</w:t>
+        <w:t>lifecycle/governance.py extends to key pairs, create_split_key gains a second method, and the service layer gains transactions.</w:t>
       </w:r>
     </w:p>
     <w:p/>
@@ -2982,7 +3138,7 @@
           <w:color w:val="2E6DA4"/>
           <w:sz w:val="19"/>
         </w:rPr>
-        <w:t>Implementation</w:t>
+        <w:t>Design</w:t>
       </w:r>
     </w:p>
     <w:p>
@@ -2994,7 +3150,31 @@
         <w:rPr>
           <w:sz w:val="19"/>
         </w:rPr>
-        <w:t>All writes go through the guard. Scheduled rotation extends to key pairs using the existing ReKeyKeyPair handler; CreateSplitKey gains a Shamir method alongside XOR; the service layer wraps a batch in one transaction so a mid-batch failure rolls back.</w:t>
+        <w:t>POST /keys; POST /keys/{uid}/activate | revoke | rekey; DELETE /keys/{uid}; PUT /keys/{uid}/cryptoperiod; grants, groups and role permissions; POST /approvals/{id}/approve.</w:t>
+      </w:r>
+    </w:p>
+    <w:p>
+      <w:pPr>
+        <w:pStyle w:val="ListBullet"/>
+        <w:ind w:left="461"/>
+      </w:pPr>
+      <w:r>
+        <w:rPr>
+          <w:sz w:val="19"/>
+        </w:rPr>
+        <w:t>A dual-control refusal returns 403 carrying the approval request id and the count outstanding, so the console can render 'awaiting 2 approvals' and link to the queue. That falls out of the existing enforcement.</w:t>
+      </w:r>
+    </w:p>
+    <w:p>
+      <w:pPr>
+        <w:pStyle w:val="ListBullet"/>
+        <w:ind w:left="461"/>
+      </w:pPr>
+      <w:r>
+        <w:rPr>
+          <w:sz w:val="19"/>
+        </w:rPr>
+        <w:t>Three matrix gaps are closed here because they are lifecycle work: asymmetric auto-rotation, Shamir threshold split keys, and batch atomicity via a service-level transaction.</w:t>
       </w:r>
     </w:p>
     <w:p/>
@@ -3006,6 +3186,30 @@
           <w:color w:val="2E6DA4"/>
           <w:sz w:val="19"/>
         </w:rPr>
+        <w:t>Implementation</w:t>
+      </w:r>
+    </w:p>
+    <w:p>
+      <w:pPr>
+        <w:pStyle w:val="ListBullet"/>
+        <w:ind w:left="461"/>
+      </w:pPr>
+      <w:r>
+        <w:rPr>
+          <w:sz w:val="19"/>
+        </w:rPr>
+        <w:t>All writes go through the guard. Scheduled rotation extends to key pairs using the existing ReKeyKeyPair handler; CreateSplitKey gains a Shamir method alongside XOR; the service layer wraps a batch in one transaction so a mid-batch failure rolls back.</w:t>
+      </w:r>
+    </w:p>
+    <w:p/>
+    <w:p>
+      <w:r>
+        <w:rPr>
+          <w:b/>
+          <w:i w:val="0"/>
+          <w:color w:val="2E6DA4"/>
+          <w:sz w:val="19"/>
+        </w:rPr>
         <w:t>Tests</w:t>
       </w:r>
     </w:p>
@@ -3181,10 +3385,10 @@
         <w:rPr>
           <w:b/>
           <w:i w:val="0"/>
-          <w:color w:val="2E6DA4"/>
+          <w:color w:val="8F5610"/>
           <w:sz w:val="19"/>
         </w:rPr>
-        <w:t>Design</w:t>
+        <w:t>Impact on the existing design</w:t>
       </w:r>
     </w:p>
     <w:p>
@@ -3196,7 +3400,7 @@
         <w:rPr>
           <w:sz w:val="19"/>
         </w:rPr>
-        <w:t>Identity, role and group administration endpoints.</w:t>
+        <w:t>The admin role splits in two — the first change to the authorization model since Phase 5, and the first needing a migration for existing deployments.</w:t>
       </w:r>
     </w:p>
     <w:p>
@@ -3208,19 +3412,7 @@
         <w:rPr>
           <w:sz w:val="19"/>
         </w:rPr>
-        <w:t>The admin role splits into security-admin (identities, roles, policy) and key-admin (objects, cryptoperiods), so a key administrator cannot grant themselves access to what they administer.</w:t>
-      </w:r>
-    </w:p>
-    <w:p>
-      <w:pPr>
-        <w:pStyle w:val="ListBullet"/>
-        <w:ind w:left="461"/>
-      </w:pPr>
-      <w:r>
-        <w:rPr>
-          <w:sz w:val="19"/>
-        </w:rPr>
-        <w:t>An OpenAPI 3.1 document generated from the router's route table, not hand-written — a hand-written spec drifts within a month.</w:t>
+        <w:t>An OpenAPI document becomes a build artefact CI has to keep in step with the router.</w:t>
       </w:r>
     </w:p>
     <w:p/>
@@ -3232,7 +3424,7 @@
           <w:color w:val="2E6DA4"/>
           <w:sz w:val="19"/>
         </w:rPr>
-        <w:t>Implementation</w:t>
+        <w:t>Design</w:t>
       </w:r>
     </w:p>
     <w:p>
@@ -3244,7 +3436,31 @@
         <w:rPr>
           <w:sz w:val="19"/>
         </w:rPr>
-        <w:t>Migration assigns both new roles to anyone holding admin today, so an upgrade changes nobody's access until an operator splits them.</w:t>
+        <w:t>Identity, role and group administration endpoints.</w:t>
+      </w:r>
+    </w:p>
+    <w:p>
+      <w:pPr>
+        <w:pStyle w:val="ListBullet"/>
+        <w:ind w:left="461"/>
+      </w:pPr>
+      <w:r>
+        <w:rPr>
+          <w:sz w:val="19"/>
+        </w:rPr>
+        <w:t>The admin role splits into security-admin (identities, roles, policy) and key-admin (objects, cryptoperiods), so a key administrator cannot grant themselves access to what they administer.</w:t>
+      </w:r>
+    </w:p>
+    <w:p>
+      <w:pPr>
+        <w:pStyle w:val="ListBullet"/>
+        <w:ind w:left="461"/>
+      </w:pPr>
+      <w:r>
+        <w:rPr>
+          <w:sz w:val="19"/>
+        </w:rPr>
+        <w:t>An OpenAPI 3.1 document generated from the router's route table, not hand-written — a hand-written spec drifts within a month.</w:t>
       </w:r>
     </w:p>
     <w:p/>
@@ -3256,6 +3472,30 @@
           <w:color w:val="2E6DA4"/>
           <w:sz w:val="19"/>
         </w:rPr>
+        <w:t>Implementation</w:t>
+      </w:r>
+    </w:p>
+    <w:p>
+      <w:pPr>
+        <w:pStyle w:val="ListBullet"/>
+        <w:ind w:left="461"/>
+      </w:pPr>
+      <w:r>
+        <w:rPr>
+          <w:sz w:val="19"/>
+        </w:rPr>
+        <w:t>Migration assigns both new roles to anyone holding admin today, so an upgrade changes nobody's access until an operator splits them.</w:t>
+      </w:r>
+    </w:p>
+    <w:p/>
+    <w:p>
+      <w:r>
+        <w:rPr>
+          <w:b/>
+          <w:i w:val="0"/>
+          <w:color w:val="2E6DA4"/>
+          <w:sz w:val="19"/>
+        </w:rPr>
         <w:t>Tests</w:t>
       </w:r>
     </w:p>
@@ -3395,10 +3635,10 @@
         <w:rPr>
           <w:b/>
           <w:i w:val="0"/>
-          <w:color w:val="2E6DA4"/>
+          <w:color w:val="8F5610"/>
           <w:sz w:val="19"/>
         </w:rPr>
-        <w:t>Design</w:t>
+        <w:t>Impact on the existing design</w:t>
       </w:r>
     </w:p>
     <w:p>
@@ -3410,7 +3650,7 @@
         <w:rPr>
           <w:sz w:val="19"/>
         </w:rPr>
-        <w:t>A single-page client of the API. No privileged path: the console can do nothing the API forbids, and holds no credential the API would not accept from curl.</w:t>
+        <w:t>A front-end build enters the repository — the first artefact that is neither Python nor documentation tooling.</w:t>
       </w:r>
     </w:p>
     <w:p>
@@ -3422,19 +3662,7 @@
         <w:rPr>
           <w:sz w:val="19"/>
         </w:rPr>
-        <w:t>Views: key inventory, key detail, approval queue, audit search, expiry report, identity and role administration.</w:t>
-      </w:r>
-    </w:p>
-    <w:p>
-      <w:pPr>
-        <w:pStyle w:val="ListBullet"/>
-        <w:ind w:left="461"/>
-      </w:pPr>
-      <w:r>
-        <w:rPr>
-          <w:sz w:val="19"/>
-        </w:rPr>
-        <w:t>Self-service: a team member creates and rotates keys within their group's grants, without an administrator.</w:t>
+        <w:t>Content Security Policy and cookie handling become part of the security review surface.</w:t>
       </w:r>
     </w:p>
     <w:p/>
@@ -3446,7 +3674,7 @@
           <w:color w:val="2E6DA4"/>
           <w:sz w:val="19"/>
         </w:rPr>
-        <w:t>Implementation</w:t>
+        <w:t>Design</w:t>
       </w:r>
     </w:p>
     <w:p>
@@ -3458,7 +3686,31 @@
         <w:rPr>
           <w:sz w:val="19"/>
         </w:rPr>
-        <w:t>Served by the API listener or a CDN. Strict CSP with no unsafe-inline. Session in an httpOnly cookie, never in localStorage.</w:t>
+        <w:t>A single-page client of the API. No privileged path: the console can do nothing the API forbids, and holds no credential the API would not accept from curl.</w:t>
+      </w:r>
+    </w:p>
+    <w:p>
+      <w:pPr>
+        <w:pStyle w:val="ListBullet"/>
+        <w:ind w:left="461"/>
+      </w:pPr>
+      <w:r>
+        <w:rPr>
+          <w:sz w:val="19"/>
+        </w:rPr>
+        <w:t>Views: key inventory, key detail, approval queue, audit search, expiry report, identity and role administration.</w:t>
+      </w:r>
+    </w:p>
+    <w:p>
+      <w:pPr>
+        <w:pStyle w:val="ListBullet"/>
+        <w:ind w:left="461"/>
+      </w:pPr>
+      <w:r>
+        <w:rPr>
+          <w:sz w:val="19"/>
+        </w:rPr>
+        <w:t>Self-service: a team member creates and rotates keys within their group's grants, without an administrator.</w:t>
       </w:r>
     </w:p>
     <w:p/>
@@ -3470,6 +3722,30 @@
           <w:color w:val="2E6DA4"/>
           <w:sz w:val="19"/>
         </w:rPr>
+        <w:t>Implementation</w:t>
+      </w:r>
+    </w:p>
+    <w:p>
+      <w:pPr>
+        <w:pStyle w:val="ListBullet"/>
+        <w:ind w:left="461"/>
+      </w:pPr>
+      <w:r>
+        <w:rPr>
+          <w:sz w:val="19"/>
+        </w:rPr>
+        <w:t>Served by the API listener or a CDN. Strict CSP with no unsafe-inline. Session in an httpOnly cookie, never in localStorage.</w:t>
+      </w:r>
+    </w:p>
+    <w:p/>
+    <w:p>
+      <w:r>
+        <w:rPr>
+          <w:b/>
+          <w:i w:val="0"/>
+          <w:color w:val="2E6DA4"/>
+          <w:sz w:val="19"/>
+        </w:rPr>
         <w:t>Tests</w:t>
       </w:r>
     </w:p>
@@ -3609,10 +3885,10 @@
         <w:rPr>
           <w:b/>
           <w:i w:val="0"/>
-          <w:color w:val="2E6DA4"/>
+          <w:color w:val="8F5610"/>
           <w:sz w:val="19"/>
         </w:rPr>
-        <w:t>Design</w:t>
+        <w:t>Impact on the existing design</w:t>
       </w:r>
     </w:p>
     <w:p>
@@ -3624,7 +3900,7 @@
         <w:rPr>
           <w:sz w:val="19"/>
         </w:rPr>
-        <w:t>OIDC: validate the ID token (issuer, audience, expiry, signature) and map a claim to a provisioned identity. LDAP/AD bind as an alternative.</w:t>
+        <w:t>Identity resolution gains a third path beside password and mTLS certificate.</w:t>
       </w:r>
     </w:p>
     <w:p>
@@ -3636,19 +3912,7 @@
         <w:rPr>
           <w:sz w:val="19"/>
         </w:rPr>
-        <w:t>The mTLS path already proves the pattern — an external assertion resolved to a provisioned principal, never inventing one.</w:t>
-      </w:r>
-    </w:p>
-    <w:p>
-      <w:pPr>
-        <w:pStyle w:val="ListBullet"/>
-        <w:ind w:left="461"/>
-      </w:pPr>
-      <w:r>
-        <w:rPr>
-          <w:sz w:val="19"/>
-        </w:rPr>
-        <w:t>Attribute-based conditions evaluated in the guard before the allowlist: time window, source network, purpose. The engine may only narrow.</w:t>
+        <w:t>The guard gains a policy evaluation point — the first change to its order of checks since step 1.</w:t>
       </w:r>
     </w:p>
     <w:p/>
@@ -3660,7 +3924,7 @@
           <w:color w:val="2E6DA4"/>
           <w:sz w:val="19"/>
         </w:rPr>
-        <w:t>Implementation</w:t>
+        <w:t>Design</w:t>
       </w:r>
     </w:p>
     <w:p>
@@ -3672,7 +3936,7 @@
         <w:rPr>
           <w:sz w:val="19"/>
         </w:rPr>
-        <w:t>Directory group to role mapping, refreshed on login.</w:t>
+        <w:t>OIDC: validate the ID token (issuer, audience, expiry, signature) and map a claim to a provisioned identity. LDAP/AD bind as an alternative.</w:t>
       </w:r>
     </w:p>
     <w:p>
@@ -3684,7 +3948,19 @@
         <w:rPr>
           <w:sz w:val="19"/>
         </w:rPr>
-        <w:t>Policies stored in the database, versioned, and every evaluation that denies is audited with the rule that fired.</w:t>
+        <w:t>The mTLS path already proves the pattern — an external assertion resolved to a provisioned principal, never inventing one.</w:t>
+      </w:r>
+    </w:p>
+    <w:p>
+      <w:pPr>
+        <w:pStyle w:val="ListBullet"/>
+        <w:ind w:left="461"/>
+      </w:pPr>
+      <w:r>
+        <w:rPr>
+          <w:sz w:val="19"/>
+        </w:rPr>
+        <w:t>Attribute-based conditions evaluated in the guard before the allowlist: time window, source network, purpose. The engine may only narrow.</w:t>
       </w:r>
     </w:p>
     <w:p/>
@@ -3696,6 +3972,42 @@
           <w:color w:val="2E6DA4"/>
           <w:sz w:val="19"/>
         </w:rPr>
+        <w:t>Implementation</w:t>
+      </w:r>
+    </w:p>
+    <w:p>
+      <w:pPr>
+        <w:pStyle w:val="ListBullet"/>
+        <w:ind w:left="461"/>
+      </w:pPr>
+      <w:r>
+        <w:rPr>
+          <w:sz w:val="19"/>
+        </w:rPr>
+        <w:t>Directory group to role mapping, refreshed on login.</w:t>
+      </w:r>
+    </w:p>
+    <w:p>
+      <w:pPr>
+        <w:pStyle w:val="ListBullet"/>
+        <w:ind w:left="461"/>
+      </w:pPr>
+      <w:r>
+        <w:rPr>
+          <w:sz w:val="19"/>
+        </w:rPr>
+        <w:t>Policies stored in the database, versioned, and every evaluation that denies is audited with the rule that fired.</w:t>
+      </w:r>
+    </w:p>
+    <w:p/>
+    <w:p>
+      <w:r>
+        <w:rPr>
+          <w:b/>
+          <w:i w:val="0"/>
+          <w:color w:val="2E6DA4"/>
+          <w:sz w:val="19"/>
+        </w:rPr>
         <w:t>Tests</w:t>
       </w:r>
     </w:p>
@@ -3847,10 +4159,10 @@
         <w:rPr>
           <w:b/>
           <w:i w:val="0"/>
-          <w:color w:val="2E6DA4"/>
+          <w:color w:val="8F5610"/>
           <w:sz w:val="19"/>
         </w:rPr>
-        <w:t>Design</w:t>
+        <w:t>Impact on the existing design</w:t>
       </w:r>
     </w:p>
     <w:p>
@@ -3862,7 +4174,7 @@
         <w:rPr>
           <w:sz w:val="19"/>
         </w:rPr>
-        <w:t>A shipper emitting audit rows as syslog/CEF, with a persisted cursor so a restart neither duplicates nor loses entries.</w:t>
+        <w:t>The audit log stops being purely local: it gains an outbound path and an external dependency.</w:t>
       </w:r>
     </w:p>
     <w:p>
@@ -3874,43 +4186,7 @@
         <w:rPr>
           <w:sz w:val="19"/>
         </w:rPr>
-        <w:t>Periodic notarisation of the chain digest to an append-only external endpoint. This is the one thing the local chain cannot do: detect a wholesale, internally consistent rewrite.</w:t>
-      </w:r>
-    </w:p>
-    <w:p>
-      <w:pPr>
-        <w:pStyle w:val="ListBullet"/>
-        <w:ind w:left="461"/>
-      </w:pPr>
-      <w:r>
-        <w:rPr>
-          <w:sz w:val="19"/>
-        </w:rPr>
-        <w:t>Compliance report generators over the audit log and key inventory — PCI DSS key-management evidence, NIST SP 800-57 cryptoperiod evidence.</w:t>
-      </w:r>
-    </w:p>
-    <w:p>
-      <w:pPr>
-        <w:pStyle w:val="ListBullet"/>
-        <w:ind w:left="461"/>
-      </w:pPr>
-      <w:r>
-        <w:rPr>
-          <w:sz w:val="19"/>
-        </w:rPr>
-        <w:t>A key ceremony runbook, and a kmip-admin command that produces a signed transcript of what was done, by whom, witnessed by whom.</w:t>
-      </w:r>
-    </w:p>
-    <w:p>
-      <w:pPr>
-        <w:pStyle w:val="ListBullet"/>
-        <w:ind w:left="461"/>
-      </w:pPr>
-      <w:r>
-        <w:rPr>
-          <w:sz w:val="19"/>
-        </w:rPr>
-        <w:t>Alerting rules over the metrics already exported.</w:t>
+        <w:t>Worker 0 takes on a third single-instance responsibility beside the scheduler and the metrics endpoint.</w:t>
       </w:r>
     </w:p>
     <w:p/>
@@ -3922,7 +4198,7 @@
           <w:color w:val="2E6DA4"/>
           <w:sz w:val="19"/>
         </w:rPr>
-        <w:t>Implementation</w:t>
+        <w:t>Design</w:t>
       </w:r>
     </w:p>
     <w:p>
@@ -3934,7 +4210,55 @@
         <w:rPr>
           <w:sz w:val="19"/>
         </w:rPr>
-        <w:t>The shipper runs in worker 0 alongside the scheduler, with the same single-instance reasoning.</w:t>
+        <w:t>A shipper emitting audit rows as syslog/CEF, with a persisted cursor so a restart neither duplicates nor loses entries.</w:t>
+      </w:r>
+    </w:p>
+    <w:p>
+      <w:pPr>
+        <w:pStyle w:val="ListBullet"/>
+        <w:ind w:left="461"/>
+      </w:pPr>
+      <w:r>
+        <w:rPr>
+          <w:sz w:val="19"/>
+        </w:rPr>
+        <w:t>Periodic notarisation of the chain digest to an append-only external endpoint. This is the one thing the local chain cannot do: detect a wholesale, internally consistent rewrite.</w:t>
+      </w:r>
+    </w:p>
+    <w:p>
+      <w:pPr>
+        <w:pStyle w:val="ListBullet"/>
+        <w:ind w:left="461"/>
+      </w:pPr>
+      <w:r>
+        <w:rPr>
+          <w:sz w:val="19"/>
+        </w:rPr>
+        <w:t>Compliance report generators over the audit log and key inventory — PCI DSS key-management evidence, NIST SP 800-57 cryptoperiod evidence.</w:t>
+      </w:r>
+    </w:p>
+    <w:p>
+      <w:pPr>
+        <w:pStyle w:val="ListBullet"/>
+        <w:ind w:left="461"/>
+      </w:pPr>
+      <w:r>
+        <w:rPr>
+          <w:sz w:val="19"/>
+        </w:rPr>
+        <w:t>A key ceremony runbook, and a kmip-admin command that produces a signed transcript of what was done, by whom, witnessed by whom.</w:t>
+      </w:r>
+    </w:p>
+    <w:p>
+      <w:pPr>
+        <w:pStyle w:val="ListBullet"/>
+        <w:ind w:left="461"/>
+      </w:pPr>
+      <w:r>
+        <w:rPr>
+          <w:sz w:val="19"/>
+        </w:rPr>
+        <w:t>Alerting rules over the metrics already exported.</w:t>
       </w:r>
     </w:p>
     <w:p/>
@@ -3946,6 +4270,30 @@
           <w:color w:val="2E6DA4"/>
           <w:sz w:val="19"/>
         </w:rPr>
+        <w:t>Implementation</w:t>
+      </w:r>
+    </w:p>
+    <w:p>
+      <w:pPr>
+        <w:pStyle w:val="ListBullet"/>
+        <w:ind w:left="461"/>
+      </w:pPr>
+      <w:r>
+        <w:rPr>
+          <w:sz w:val="19"/>
+        </w:rPr>
+        <w:t>The shipper runs in worker 0 alongside the scheduler, with the same single-instance reasoning.</w:t>
+      </w:r>
+    </w:p>
+    <w:p/>
+    <w:p>
+      <w:r>
+        <w:rPr>
+          <w:b/>
+          <w:i w:val="0"/>
+          <w:color w:val="2E6DA4"/>
+          <w:sz w:val="19"/>
+        </w:rPr>
         <w:t>Tests</w:t>
       </w:r>
     </w:p>
@@ -4145,10 +4493,10 @@
         <w:rPr>
           <w:b/>
           <w:i w:val="0"/>
-          <w:color w:val="2E6DA4"/>
+          <w:color w:val="8F5610"/>
           <w:sz w:val="19"/>
         </w:rPr>
-        <w:t>Design</w:t>
+        <w:t>Impact on the existing design</w:t>
       </w:r>
     </w:p>
     <w:p>
@@ -4160,7 +4508,7 @@
         <w:rPr>
           <w:sz w:val="19"/>
         </w:rPr>
-        <w:t>Extract a Store interface; SQLite becomes one implementation and PostgreSQL another.</w:t>
+        <w:t>metadata/store.py stops being SQLite and becomes an interface with two implementations — the largest structural change in the plan.</w:t>
       </w:r>
     </w:p>
     <w:p>
@@ -4172,7 +4520,7 @@
         <w:rPr>
           <w:sz w:val="19"/>
         </w:rPr>
-        <w:t>Each SQLite-specific mechanism needs a deliberate equivalent, not a translation: PRAGMA user_version becomes a schema-version table, json_extract becomes JSONB operators, RAISE(ABORT) triggers become PL/pgSQL triggers, and BEGIN IMMEDIATE — which is what keeps the audit chain from forking — becomes an advisory lock or SERIALIZABLE.</w:t>
+        <w:t>Every SQLite-specific mechanism needs a deliberate equivalent, including the lock that stops the audit chain forking.</w:t>
       </w:r>
     </w:p>
     <w:p/>
@@ -4184,7 +4532,7 @@
           <w:color w:val="2E6DA4"/>
           <w:sz w:val="19"/>
         </w:rPr>
-        <w:t>Implementation</w:t>
+        <w:t>Design</w:t>
       </w:r>
     </w:p>
     <w:p>
@@ -4196,7 +4544,19 @@
         <w:rPr>
           <w:sz w:val="19"/>
         </w:rPr>
-        <w:t>Both backends ship. SQLite stays the default for single-node deployments; it is a good answer there and removing it would be a regression.</w:t>
+        <w:t>Extract a Store interface; SQLite becomes one implementation and PostgreSQL another.</w:t>
+      </w:r>
+    </w:p>
+    <w:p>
+      <w:pPr>
+        <w:pStyle w:val="ListBullet"/>
+        <w:ind w:left="461"/>
+      </w:pPr>
+      <w:r>
+        <w:rPr>
+          <w:sz w:val="19"/>
+        </w:rPr>
+        <w:t>Each SQLite-specific mechanism needs a deliberate equivalent, not a translation: PRAGMA user_version becomes a schema-version table, json_extract becomes JSONB operators, RAISE(ABORT) triggers become PL/pgSQL triggers, and BEGIN IMMEDIATE — which is what keeps the audit chain from forking — becomes an advisory lock or SERIALIZABLE.</w:t>
       </w:r>
     </w:p>
     <w:p/>
@@ -4208,6 +4568,30 @@
           <w:color w:val="2E6DA4"/>
           <w:sz w:val="19"/>
         </w:rPr>
+        <w:t>Implementation</w:t>
+      </w:r>
+    </w:p>
+    <w:p>
+      <w:pPr>
+        <w:pStyle w:val="ListBullet"/>
+        <w:ind w:left="461"/>
+      </w:pPr>
+      <w:r>
+        <w:rPr>
+          <w:sz w:val="19"/>
+        </w:rPr>
+        <w:t>Both backends ship. SQLite stays the default for single-node deployments; it is a good answer there and removing it would be a regression.</w:t>
+      </w:r>
+    </w:p>
+    <w:p/>
+    <w:p>
+      <w:r>
+        <w:rPr>
+          <w:b/>
+          <w:i w:val="0"/>
+          <w:color w:val="2E6DA4"/>
+          <w:sz w:val="19"/>
+        </w:rPr>
         <w:t>Tests</w:t>
       </w:r>
     </w:p>
@@ -4347,10 +4731,10 @@
         <w:rPr>
           <w:b/>
           <w:i w:val="0"/>
-          <w:color w:val="2E6DA4"/>
+          <w:color w:val="8F5610"/>
           <w:sz w:val="19"/>
         </w:rPr>
-        <w:t>Design</w:t>
+        <w:t>Impact on the existing design</w:t>
       </w:r>
     </w:p>
     <w:p>
@@ -4362,7 +4746,7 @@
         <w:rPr>
           <w:sz w:val="19"/>
         </w:rPr>
-        <w:t>Several nodes against one PostgreSQL. The scheduler takes a leader lock so exactly one instance enforces cryptoperiods — the same reasoning that restricts it to worker 0 today, one level up.</w:t>
+        <w:t>Single-process assumptions become cluster-wide ones: the scheduler needs a leader lock, not a worker index.</w:t>
       </w:r>
     </w:p>
     <w:p>
@@ -4374,19 +4758,7 @@
         <w:rPr>
           <w:sz w:val="19"/>
         </w:rPr>
-        <w:t>An HSM pool: several tokens, health-checked, with failover. The master key must exist on each, which makes provisioning part of the design rather than an afterthought.</w:t>
-      </w:r>
-    </w:p>
-    <w:p>
-      <w:pPr>
-        <w:pStyle w:val="ListBullet"/>
-        <w:ind w:left="461"/>
-      </w:pPr>
-      <w:r>
-        <w:rPr>
-          <w:sz w:val="19"/>
-        </w:rPr>
-        <w:t>Scheduled backup with offsite shipping; Helm chart and manifests; the container image and CI workflow finally executed.</w:t>
+        <w:t>pkcs11_shim gains a pool and health checks — the first change to the shim's contract since the capability probe.</w:t>
       </w:r>
     </w:p>
     <w:p/>
@@ -4398,7 +4770,7 @@
           <w:color w:val="2E6DA4"/>
           <w:sz w:val="19"/>
         </w:rPr>
-        <w:t>Implementation</w:t>
+        <w:t>Design</w:t>
       </w:r>
     </w:p>
     <w:p>
@@ -4410,7 +4782,31 @@
         <w:rPr>
           <w:sz w:val="19"/>
         </w:rPr>
-        <w:t>Read traffic spreads across nodes; audited writes still serialise on the chain, so this raises availability more than throughput. Say so rather than implying linear scaling.</w:t>
+        <w:t>Several nodes against one PostgreSQL. The scheduler takes a leader lock so exactly one instance enforces cryptoperiods — the same reasoning that restricts it to worker 0 today, one level up.</w:t>
+      </w:r>
+    </w:p>
+    <w:p>
+      <w:pPr>
+        <w:pStyle w:val="ListBullet"/>
+        <w:ind w:left="461"/>
+      </w:pPr>
+      <w:r>
+        <w:rPr>
+          <w:sz w:val="19"/>
+        </w:rPr>
+        <w:t>An HSM pool: several tokens, health-checked, with failover. The master key must exist on each, which makes provisioning part of the design rather than an afterthought.</w:t>
+      </w:r>
+    </w:p>
+    <w:p>
+      <w:pPr>
+        <w:pStyle w:val="ListBullet"/>
+        <w:ind w:left="461"/>
+      </w:pPr>
+      <w:r>
+        <w:rPr>
+          <w:sz w:val="19"/>
+        </w:rPr>
+        <w:t>Scheduled backup with offsite shipping; Helm chart and manifests; the container image and CI workflow finally executed.</w:t>
       </w:r>
     </w:p>
     <w:p/>
@@ -4422,6 +4818,30 @@
           <w:color w:val="2E6DA4"/>
           <w:sz w:val="19"/>
         </w:rPr>
+        <w:t>Implementation</w:t>
+      </w:r>
+    </w:p>
+    <w:p>
+      <w:pPr>
+        <w:pStyle w:val="ListBullet"/>
+        <w:ind w:left="461"/>
+      </w:pPr>
+      <w:r>
+        <w:rPr>
+          <w:sz w:val="19"/>
+        </w:rPr>
+        <w:t>Read traffic spreads across nodes; audited writes still serialise on the chain, so this raises availability more than throughput. Say so rather than implying linear scaling.</w:t>
+      </w:r>
+    </w:p>
+    <w:p/>
+    <w:p>
+      <w:r>
+        <w:rPr>
+          <w:b/>
+          <w:i w:val="0"/>
+          <w:color w:val="2E6DA4"/>
+          <w:sz w:val="19"/>
+        </w:rPr>
         <w:t>Tests</w:t>
       </w:r>
     </w:p>
@@ -4625,6 +5045,42 @@
           <w:sz w:val="21"/>
         </w:rPr>
         <w:t>Let unrelated tenants share one deployment without seeing each other.</w:t>
+      </w:r>
+    </w:p>
+    <w:p/>
+    <w:p>
+      <w:r>
+        <w:rPr>
+          <w:b/>
+          <w:i w:val="0"/>
+          <w:color w:val="8F5610"/>
+          <w:sz w:val="19"/>
+        </w:rPr>
+        <w:t>Impact on the existing design</w:t>
+      </w:r>
+    </w:p>
+    <w:p>
+      <w:pPr>
+        <w:pStyle w:val="ListBullet"/>
+        <w:ind w:left="461"/>
+      </w:pPr>
+      <w:r>
+        <w:rPr>
+          <w:sz w:val="19"/>
+        </w:rPr>
+        <w:t>A tenant column reaches every table, every query, the audit log, the CLI and the API.</w:t>
+      </w:r>
+    </w:p>
+    <w:p>
+      <w:pPr>
+        <w:pStyle w:val="ListBullet"/>
+        <w:ind w:left="461"/>
+      </w:pPr>
+      <w:r>
+        <w:rPr>
+          <w:sz w:val="19"/>
+        </w:rPr>
+        <w:t>Object names stop being globally unique — the change most likely to surprise an existing deployment.</w:t>
       </w:r>
     </w:p>
     <w:p/>

--- a/KMIP_PKCS11_REST_KMS_Plan.docx
+++ b/KMIP_PKCS11_REST_KMS_Plan.docx
@@ -109,7 +109,7 @@
               <w:rPr>
                 <w:sz w:val="18"/>
               </w:rPr>
-              <w:t>42 of 74 assessed features are short of full coverage</w:t>
+              <w:t>50 of 74 assessed features are short of full coverage</w:t>
             </w:r>
           </w:p>
         </w:tc>
@@ -140,7 +140,7 @@
               <w:rPr>
                 <w:sz w:val="18"/>
               </w:rPr>
-              <w:t>28 of those 42, across 12 steps</w:t>
+              <w:t>32 of those 50, across 12 steps</w:t>
             </w:r>
           </w:p>
         </w:tc>
@@ -171,7 +171,7 @@
               <w:rPr>
                 <w:sz w:val="18"/>
               </w:rPr>
-              <w:t>14 — supplier, procurement, external event, or out of product scope</w:t>
+              <w:t>18 — supplier, procurement, external event, or out of product scope</w:t>
             </w:r>
           </w:p>
         </w:tc>
@@ -233,7 +233,7 @@
               <w:rPr>
                 <w:sz w:val="18"/>
               </w:rPr>
-              <w:t>10 September 2026</w:t>
+              <w:t>11 September 2026</w:t>
             </w:r>
           </w:p>
         </w:tc>
@@ -566,7 +566,7 @@
           <w:i w:val="0"/>
           <w:sz w:val="20"/>
         </w:rPr>
-        <w:t>Of 74 assessed features, 42 are short of full coverage today — 16 partial and 26 absent. The twelve steps close 28 of them. The remaining 14 are listed in section 5 with the reason each is not engineering work this plan can schedule.</w:t>
+        <w:t>Of 74 assessed features, 50 are short of full coverage today — 16 partial and 26 absent. The twelve steps close 32 of them. The remaining 18 are listed in section 5 with the reason each is not engineering work this plan can schedule.</w:t>
       </w:r>
     </w:p>
     <w:p/>
@@ -933,7 +933,7 @@
               <w:rPr>
                 <w:sz w:val="17"/>
               </w:rPr>
-              <w:t>3</w:t>
+              <w:t>4</w:t>
             </w:r>
           </w:p>
         </w:tc>
@@ -991,7 +991,7 @@
               <w:rPr>
                 <w:sz w:val="17"/>
               </w:rPr>
-              <w:t>2</w:t>
+              <w:t>3</w:t>
             </w:r>
           </w:p>
         </w:tc>
@@ -1165,7 +1165,7 @@
               <w:rPr>
                 <w:sz w:val="17"/>
               </w:rPr>
-              <w:t>5</w:t>
+              <w:t>7</w:t>
             </w:r>
           </w:p>
         </w:tc>
@@ -3080,7 +3080,7 @@
           <w:color w:val="2E6DA4"/>
           <w:sz w:val="17"/>
         </w:rPr>
-        <w:t>Stage B   ·   ~1,100 lines, ~55 tests.</w:t>
+        <w:t>Stage B   ·   ~1,350 lines, ~68 tests.</w:t>
       </w:r>
     </w:p>
     <w:p>
@@ -3129,6 +3129,18 @@
         <w:t>lifecycle/governance.py extends to key pairs, create_split_key gains a second method, and the service layer gains transactions.</w:t>
       </w:r>
     </w:p>
+    <w:p>
+      <w:pPr>
+        <w:pStyle w:val="ListBullet"/>
+        <w:ind w:left="461"/>
+      </w:pPr>
+      <w:r>
+        <w:rPr>
+          <w:sz w:val="19"/>
+        </w:rPr>
+        <w:t>The server acquires a data plane. Until now every caller fetched a key reference and asked the token to act on it; now applications send data and never see a key at all.</w:t>
+      </w:r>
+    </w:p>
     <w:p/>
     <w:p>
       <w:r>
@@ -3177,6 +3189,18 @@
         <w:t>Three matrix gaps are closed here because they are lifecycle work: asymmetric auto-rotation, Shamir threshold split keys, and batch atomicity via a service-level transaction.</w:t>
       </w:r>
     </w:p>
+    <w:p>
+      <w:pPr>
+        <w:pStyle w:val="ListBullet"/>
+        <w:ind w:left="461"/>
+      </w:pPr>
+      <w:r>
+        <w:rPr>
+          <w:sz w:val="19"/>
+        </w:rPr>
+        <w:t>The data plane beside the control plane: POST /keys/{uid}/encrypt | decrypt | sign | mac, and /datakey returning a fresh key both wrapped under the named key and in the clear — the surface applications actually consume, and the primitives already run inside the token.</w:t>
+      </w:r>
+    </w:p>
     <w:p/>
     <w:p>
       <w:r>
@@ -3201,6 +3225,18 @@
         <w:t>All writes go through the guard. Scheduled rotation extends to key pairs using the existing ReKeyKeyPair handler; CreateSplitKey gains a Shamir method alongside XOR; the service layer wraps a batch in one transaction so a mid-batch failure rolls back.</w:t>
       </w:r>
     </w:p>
+    <w:p>
+      <w:pPr>
+        <w:pStyle w:val="ListBullet"/>
+        <w:ind w:left="461"/>
+      </w:pPr>
+      <w:r>
+        <w:rPr>
+          <w:sz w:val="19"/>
+        </w:rPr>
+        <w:t>The crypto endpoints are thin: they translate JSON to the arguments the existing Encrypt, Decrypt, Sign and MAC handlers already take. Re-wrap is decrypt-then-encrypt under the successor key, inside one guarded call so plaintext never leaves the process.</w:t>
+      </w:r>
+    </w:p>
     <w:p/>
     <w:p>
       <w:r>
@@ -3273,6 +3309,30 @@
         <w:t>A batch whose third item fails leaves the first two unapplied.</w:t>
       </w:r>
     </w:p>
+    <w:p>
+      <w:pPr>
+        <w:pStyle w:val="ListBullet"/>
+        <w:ind w:left="461"/>
+      </w:pPr>
+      <w:r>
+        <w:rPr>
+          <w:sz w:val="19"/>
+        </w:rPr>
+        <w:t>Ciphertext from the REST encrypt endpoint decrypts over KMIP and the reverse — one test body, both transports, so the two cannot diverge.</w:t>
+      </w:r>
+    </w:p>
+    <w:p>
+      <w:pPr>
+        <w:pStyle w:val="ListBullet"/>
+        <w:ind w:left="461"/>
+      </w:pPr>
+      <w:r>
+        <w:rPr>
+          <w:sz w:val="19"/>
+        </w:rPr>
+        <w:t>A data key returns a wrapped form that unwraps to the plaintext form; re-wrap to the successor key yields the original plaintext and the old ciphertext no longer decrypts under the new version.</w:t>
+      </w:r>
+    </w:p>
     <w:p/>
     <w:p>
       <w:r>
@@ -3344,6 +3404,18 @@
       </w:r>
     </w:p>
     <w:p>
+      <w:pPr>
+        <w:pStyle w:val="ListBullet"/>
+        <w:ind w:left="461"/>
+      </w:pPr>
+      <w:r>
+        <w:rPr>
+          <w:sz w:val="19"/>
+        </w:rPr>
+        <w:t>Encryption as a service (data-plane API)</w:t>
+      </w:r>
+    </w:p>
+    <w:p>
       <w:r>
         <w:br w:type="page"/>
       </w:r>
@@ -3366,7 +3438,7 @@
           <w:color w:val="2E6DA4"/>
           <w:sz w:val="17"/>
         </w:rPr>
-        <w:t>Stage B   ·   ~800 lines, ~45 tests.</w:t>
+        <w:t>Stage B   ·   ~900 lines, ~50 tests.</w:t>
       </w:r>
     </w:p>
     <w:p>
@@ -3463,6 +3535,18 @@
         <w:t>An OpenAPI 3.1 document generated from the router's route table, not hand-written — a hand-written spec drifts within a month.</w:t>
       </w:r>
     </w:p>
+    <w:p>
+      <w:pPr>
+        <w:pStyle w:val="ListBullet"/>
+        <w:ind w:left="461"/>
+      </w:pPr>
+      <w:r>
+        <w:rPr>
+          <w:sz w:val="19"/>
+        </w:rPr>
+        <w:t>An interactive explorer served from that document, and client libraries generated from it in CI rather than written by hand, for the same reason: anything maintained separately from the router drifts from it.</w:t>
+      </w:r>
+    </w:p>
     <w:p/>
     <w:p>
       <w:r>
@@ -3532,6 +3616,18 @@
         <w:rPr>
           <w:sz w:val="19"/>
         </w:rPr>
+        <w:t>A client generated from the document round-trips a create, read and delete against a live server, so the specification is proved usable and not merely well-formed.</w:t>
+      </w:r>
+    </w:p>
+    <w:p>
+      <w:pPr>
+        <w:pStyle w:val="ListBullet"/>
+        <w:ind w:left="461"/>
+      </w:pPr>
+      <w:r>
+        <w:rPr>
+          <w:sz w:val="19"/>
+        </w:rPr>
         <w:t>Responses for a sample of endpoints match their declared schemas.</w:t>
       </w:r>
     </w:p>
@@ -3594,6 +3690,18 @@
       </w:r>
     </w:p>
     <w:p>
+      <w:pPr>
+        <w:pStyle w:val="ListBullet"/>
+        <w:ind w:left="461"/>
+      </w:pPr>
+      <w:r>
+        <w:rPr>
+          <w:sz w:val="19"/>
+        </w:rPr>
+        <w:t>OpenAPI specification and generated clients</w:t>
+      </w:r>
+    </w:p>
+    <w:p>
       <w:r>
         <w:br w:type="page"/>
       </w:r>
@@ -4140,7 +4248,7 @@
           <w:color w:val="2E6DA4"/>
           <w:sz w:val="17"/>
         </w:rPr>
-        <w:t>Stage C   ·   ~1,000 lines, ~45 tests.</w:t>
+        <w:t>Stage C   ·   ~1,350 lines, ~60 tests.</w:t>
       </w:r>
     </w:p>
     <w:p>
@@ -4189,6 +4297,18 @@
         <w:t>Worker 0 takes on a third single-instance responsibility beside the scheduler and the metrics endpoint.</w:t>
       </w:r>
     </w:p>
+    <w:p>
+      <w:pPr>
+        <w:pStyle w:val="ListBullet"/>
+        <w:ind w:left="461"/>
+      </w:pPr>
+      <w:r>
+        <w:rPr>
+          <w:sz w:val="19"/>
+        </w:rPr>
+        <w:t>Startup gains a sealed state. Every health check, every deployment script and every operator runbook has to account for a service that is running but not yet open.</w:t>
+      </w:r>
+    </w:p>
     <w:p/>
     <w:p>
       <w:r>
@@ -4246,7 +4366,19 @@
         <w:rPr>
           <w:sz w:val="19"/>
         </w:rPr>
-        <w:t>A key ceremony runbook, and a kmip-admin command that produces a signed transcript of what was done, by whom, witnessed by whom.</w:t>
+        <w:t>A key ceremony runbook, and a kmip-admin command producing a signed transcript of what was done, by whom and witnessed by whom — extended to the token PIN itself, split into operator-held shares so the service starts sealed and a quorum opens it. Today one PIN holder is the whole ceremony.</w:t>
+      </w:r>
+    </w:p>
+    <w:p>
+      <w:pPr>
+        <w:pStyle w:val="ListBullet"/>
+        <w:ind w:left="461"/>
+      </w:pPr>
+      <w:r>
+        <w:rPr>
+          <w:sz w:val="19"/>
+        </w:rPr>
+        <w:t>OpenTelemetry spans around every guarded operation and token call. Metrics say a request was slow; a span says which PKCS#11 call it waited on.</w:t>
       </w:r>
     </w:p>
     <w:p>
@@ -4357,6 +4489,30 @@
         <w:t>A ceremony transcript verifies against its signature and fails after a single byte is changed.</w:t>
       </w:r>
     </w:p>
+    <w:p>
+      <w:pPr>
+        <w:pStyle w:val="ListBullet"/>
+        <w:ind w:left="461"/>
+      </w:pPr>
+      <w:r>
+        <w:rPr>
+          <w:sz w:val="19"/>
+        </w:rPr>
+        <w:t>Any k of n unseal shares start the service and any k-1 leave it sealed; a sealed service answers /health and refuses every KMIP and REST operation rather than failing obscurely deep in the shim.</w:t>
+      </w:r>
+    </w:p>
+    <w:p>
+      <w:pPr>
+        <w:pStyle w:val="ListBullet"/>
+        <w:ind w:left="461"/>
+      </w:pPr>
+      <w:r>
+        <w:rPr>
+          <w:sz w:val="19"/>
+        </w:rPr>
+        <w:t>A traced request carries one trace id from the HTTP layer through the guard to the token call, and a sampled-out request costs no spans.</w:t>
+      </w:r>
+    </w:p>
     <w:p/>
     <w:p>
       <w:r>
@@ -4452,6 +4608,30 @@
       </w:r>
     </w:p>
     <w:p>
+      <w:pPr>
+        <w:pStyle w:val="ListBullet"/>
+        <w:ind w:left="461"/>
+      </w:pPr>
+      <w:r>
+        <w:rPr>
+          <w:sz w:val="19"/>
+        </w:rPr>
+        <w:t>Distributed tracing</w:t>
+      </w:r>
+    </w:p>
+    <w:p>
+      <w:pPr>
+        <w:pStyle w:val="ListBullet"/>
+        <w:ind w:left="461"/>
+      </w:pPr>
+      <w:r>
+        <w:rPr>
+          <w:sz w:val="19"/>
+        </w:rPr>
+        <w:t>Sealed startup with quorum unseal</w:t>
+      </w:r>
+    </w:p>
+    <w:p>
       <w:r>
         <w:br w:type="page"/>
       </w:r>
@@ -5320,7 +5500,7 @@
           <w:i w:val="0"/>
           <w:sz w:val="20"/>
         </w:rPr>
-        <w:t>14 features remain open after step 12. None is an oversight; each is here because it depends on something other than engineering time, or because it belongs to a different product.</w:t>
+        <w:t>18 features remain open after step 12. None is an oversight; each is here because it depends on something other than engineering time, or because it belongs to a different product.</w:t>
       </w:r>
     </w:p>
     <w:p/>
@@ -6001,6 +6181,182 @@
           </w:p>
         </w:tc>
       </w:tr>
+      <w:tr>
+        <w:tc>
+          <w:tcPr>
+            <w:tcW w:type="dxa" w:w="2736"/>
+            <w:shd w:fill="EEF4FA" w:val="clear"/>
+          </w:tcPr>
+          <w:p>
+            <w:r>
+              <w:rPr>
+                <w:sz w:val="17"/>
+              </w:rPr>
+              <w:t>KMIP JSON and XML encodings</w:t>
+            </w:r>
+          </w:p>
+        </w:tc>
+        <w:tc>
+          <w:tcPr>
+            <w:tcW w:type="dxa" w:w="2160"/>
+            <w:shd w:fill="EEF4FA" w:val="clear"/>
+          </w:tcPr>
+          <w:p>
+            <w:r>
+              <w:rPr>
+                <w:sz w:val="17"/>
+              </w:rPr>
+              <w:t>Build only if asked for</w:t>
+            </w:r>
+          </w:p>
+        </w:tc>
+        <w:tc>
+          <w:tcPr>
+            <w:tcW w:type="dxa" w:w="4464"/>
+            <w:shd w:fill="EEF4FA" w:val="clear"/>
+          </w:tcPr>
+          <w:p>
+            <w:r>
+              <w:rPr>
+                <w:sz w:val="17"/>
+              </w:rPr>
+              <w:t>A second codec beside the TTLV one plus an HTTP binding, reusing the object model unchanged. Entirely in-protocol and cheap, but the REST API serves the audience that would want it, so nothing waits on this.</w:t>
+            </w:r>
+          </w:p>
+        </w:tc>
+      </w:tr>
+      <w:tr>
+        <w:tc>
+          <w:tcPr>
+            <w:tcW w:type="dxa" w:w="2736"/>
+            <w:shd w:fill="FFFFFF" w:val="clear"/>
+          </w:tcPr>
+          <w:p>
+            <w:r>
+              <w:rPr>
+                <w:sz w:val="17"/>
+              </w:rPr>
+              <w:t>Key-bound usage policy enforced in hardware</w:t>
+            </w:r>
+          </w:p>
+        </w:tc>
+        <w:tc>
+          <w:tcPr>
+            <w:tcW w:type="dxa" w:w="2160"/>
+            <w:shd w:fill="FFFFFF" w:val="clear"/>
+          </w:tcPr>
+          <w:p>
+            <w:r>
+              <w:rPr>
+                <w:sz w:val="17"/>
+              </w:rPr>
+              <w:t>Depends on the token</w:t>
+            </w:r>
+          </w:p>
+        </w:tc>
+        <w:tc>
+          <w:tcPr>
+            <w:tcW w:type="dxa" w:w="4464"/>
+            <w:shd w:fill="FFFFFF" w:val="clear"/>
+          </w:tcPr>
+          <w:p>
+            <w:r>
+              <w:rPr>
+                <w:sz w:val="17"/>
+              </w:rPr>
+              <w:t>The quorum, time-lock and usage limits would have to live in the key's own attributes and be enforced by the token, so that owning the server is not owning the policy. SoftHSM has no such mechanism; this is a property of the HSM, and the reason to prefer one that has it.</w:t>
+            </w:r>
+          </w:p>
+        </w:tc>
+      </w:tr>
+      <w:tr>
+        <w:tc>
+          <w:tcPr>
+            <w:tcW w:type="dxa" w:w="2736"/>
+            <w:shd w:fill="EEF4FA" w:val="clear"/>
+          </w:tcPr>
+          <w:p>
+            <w:r>
+              <w:rPr>
+                <w:sz w:val="17"/>
+              </w:rPr>
+              <w:t>Certificate discovery and expiry monitoring</w:t>
+            </w:r>
+          </w:p>
+        </w:tc>
+        <w:tc>
+          <w:tcPr>
+            <w:tcW w:type="dxa" w:w="2160"/>
+            <w:shd w:fill="EEF4FA" w:val="clear"/>
+          </w:tcPr>
+          <w:p>
+            <w:r>
+              <w:rPr>
+                <w:sz w:val="17"/>
+              </w:rPr>
+              <w:t>A different product surface</w:t>
+            </w:r>
+          </w:p>
+        </w:tc>
+        <w:tc>
+          <w:tcPr>
+            <w:tcW w:type="dxa" w:w="4464"/>
+            <w:shd w:fill="EEF4FA" w:val="clear"/>
+          </w:tcPr>
+          <w:p>
+            <w:r>
+              <w:rPr>
+                <w:sz w:val="17"/>
+              </w:rPr>
+              <w:t>Discovery means scanning endpoints and stores this server does not own. That is a scanner feeding the inventory, adjacent to the certificate authority decision already deferred above.</w:t>
+            </w:r>
+          </w:p>
+        </w:tc>
+      </w:tr>
+      <w:tr>
+        <w:tc>
+          <w:tcPr>
+            <w:tcW w:type="dxa" w:w="2736"/>
+            <w:shd w:fill="FFFFFF" w:val="clear"/>
+          </w:tcPr>
+          <w:p>
+            <w:r>
+              <w:rPr>
+                <w:sz w:val="17"/>
+              </w:rPr>
+              <w:t>Confidential computing deployment</w:t>
+            </w:r>
+          </w:p>
+        </w:tc>
+        <w:tc>
+          <w:tcPr>
+            <w:tcW w:type="dxa" w:w="2160"/>
+            <w:shd w:fill="FFFFFF" w:val="clear"/>
+          </w:tcPr>
+          <w:p>
+            <w:r>
+              <w:rPr>
+                <w:sz w:val="17"/>
+              </w:rPr>
+              <w:t>Depends on hardware and deployment, not code</w:t>
+            </w:r>
+          </w:p>
+        </w:tc>
+        <w:tc>
+          <w:tcPr>
+            <w:tcW w:type="dxa" w:w="4464"/>
+            <w:shd w:fill="FFFFFF" w:val="clear"/>
+          </w:tcPr>
+          <w:p>
+            <w:r>
+              <w:rPr>
+                <w:sz w:val="17"/>
+              </w:rPr>
+              <w:t>Attested hardware, a store designed for an untrusted host, and an attestation clients check before trusting the service. Nothing in the plan depends on it and nothing in this environment can verify it.</w:t>
+            </w:r>
+          </w:p>
+        </w:tc>
+      </w:tr>
     </w:tbl>
     <w:p/>
     <w:p>
@@ -6010,7 +6366,7 @@
           <w:i w:val="0"/>
           <w:sz w:val="19"/>
         </w:rPr>
-        <w:t>Six of these — the two cloud integrations, the two vendor validations, secrets management and certificate lifecycle — are ordinary engineering and would form a natural stage E once the REST layer exists to configure them. That would take the total closed to 34 of 42. The remaining eight depend on a supplier, a procurement decision, or an OASIS event, and no amount of planning moves them.</w:t>
+        <w:t>Six of these — the two cloud integrations, the two vendor validations, secrets management and certificate lifecycle — are ordinary engineering and would form a natural stage E once the REST layer exists to configure them. That would take the total closed to 38 of 50. The remaining eight depend on a supplier, a procurement decision, or an OASIS event, and no amount of planning moves them.</w:t>
       </w:r>
     </w:p>
     <w:p>
@@ -6376,7 +6732,7 @@
           <w:color w:val="808080"/>
           <w:sz w:val="16"/>
         </w:rPr>
-        <w:t>KMIP on PKCS#11 — REST KMS delivery plan — 10 September 2026</w:t>
+        <w:t>KMIP on PKCS#11 — REST KMS delivery plan — 11 September 2026</w:t>
       </w:r>
     </w:p>
     <w:sectPr>

--- a/KMIP_PKCS11_REST_KMS_Plan.docx
+++ b/KMIP_PKCS11_REST_KMS_Plan.docx
@@ -38,7 +38,7 @@
           <w:color w:val="404040"/>
           <w:sz w:val="24"/>
         </w:rPr>
-        <w:t>Twelve steps · design, implementation and test coverage for each</w:t>
+        <w:t>14 steps in 5 stages · design, implementation and test coverage for each</w:t>
       </w:r>
     </w:p>
     <w:p/>
@@ -109,7 +109,7 @@
               <w:rPr>
                 <w:sz w:val="18"/>
               </w:rPr>
-              <w:t>50 of 74 assessed features are short of full coverage</w:t>
+              <w:t>50 of 82 assessed features are short of full coverage</w:t>
             </w:r>
           </w:p>
         </w:tc>
@@ -140,7 +140,7 @@
               <w:rPr>
                 <w:sz w:val="18"/>
               </w:rPr>
-              <w:t>32 of those 50, across 12 steps</w:t>
+              <w:t>34 of those 50, across 14 steps</w:t>
             </w:r>
           </w:p>
         </w:tc>
@@ -171,7 +171,7 @@
               <w:rPr>
                 <w:sz w:val="18"/>
               </w:rPr>
-              <w:t>18 — supplier, procurement, external event, or out of product scope</w:t>
+              <w:t>16 — supplier, procurement, external event, or out of product scope</w:t>
             </w:r>
           </w:p>
         </w:tc>
@@ -566,7 +566,7 @@
           <w:i w:val="0"/>
           <w:sz w:val="20"/>
         </w:rPr>
-        <w:t>Of 74 assessed features, 50 are short of full coverage today — 16 partial and 26 absent. The twelve steps close 32 of them. The remaining 18 are listed in section 5 with the reason each is not engineering work this plan can schedule.</w:t>
+        <w:t>Of 82 assessed features, 50 are short of full coverage today — 18 partial and 32 absent. The 14 steps close 34 of them. The remaining 16 are listed in section 5 with the reason each is not engineering work this plan can schedule.</w:t>
       </w:r>
     </w:p>
     <w:p/>
@@ -1344,6 +1344,122 @@
           </w:p>
         </w:tc>
       </w:tr>
+      <w:tr>
+        <w:tc>
+          <w:tcPr>
+            <w:tcW w:type="dxa" w:w="864"/>
+            <w:shd w:fill="EEF4FA" w:val="clear"/>
+          </w:tcPr>
+          <w:p>
+            <w:r>
+              <w:rPr>
+                <w:sz w:val="17"/>
+              </w:rPr>
+              <w:t>13</w:t>
+            </w:r>
+          </w:p>
+        </w:tc>
+        <w:tc>
+          <w:tcPr>
+            <w:tcW w:type="dxa" w:w="1008"/>
+            <w:shd w:fill="EEF4FA" w:val="clear"/>
+          </w:tcPr>
+          <w:p>
+            <w:r>
+              <w:rPr>
+                <w:sz w:val="17"/>
+              </w:rPr>
+              <w:t>E</w:t>
+            </w:r>
+          </w:p>
+        </w:tc>
+        <w:tc>
+          <w:tcPr>
+            <w:tcW w:type="dxa" w:w="5616"/>
+            <w:shd w:fill="EEF4FA" w:val="clear"/>
+          </w:tcPr>
+          <w:p>
+            <w:r>
+              <w:rPr>
+                <w:sz w:val="17"/>
+              </w:rPr>
+              <w:t>KMIP JSON and XML encodings</w:t>
+            </w:r>
+          </w:p>
+        </w:tc>
+        <w:tc>
+          <w:tcPr>
+            <w:tcW w:type="dxa" w:w="1872"/>
+            <w:shd w:fill="EEF4FA" w:val="clear"/>
+          </w:tcPr>
+          <w:p>
+            <w:r>
+              <w:rPr>
+                <w:sz w:val="17"/>
+              </w:rPr>
+              <w:t>1</w:t>
+            </w:r>
+          </w:p>
+        </w:tc>
+      </w:tr>
+      <w:tr>
+        <w:tc>
+          <w:tcPr>
+            <w:tcW w:type="dxa" w:w="864"/>
+            <w:shd w:fill="FFFFFF" w:val="clear"/>
+          </w:tcPr>
+          <w:p>
+            <w:r>
+              <w:rPr>
+                <w:sz w:val="17"/>
+              </w:rPr>
+              <w:t>14</w:t>
+            </w:r>
+          </w:p>
+        </w:tc>
+        <w:tc>
+          <w:tcPr>
+            <w:tcW w:type="dxa" w:w="1008"/>
+            <w:shd w:fill="FFFFFF" w:val="clear"/>
+          </w:tcPr>
+          <w:p>
+            <w:r>
+              <w:rPr>
+                <w:sz w:val="17"/>
+              </w:rPr>
+              <w:t>E</w:t>
+            </w:r>
+          </w:p>
+        </w:tc>
+        <w:tc>
+          <w:tcPr>
+            <w:tcW w:type="dxa" w:w="5616"/>
+            <w:shd w:fill="FFFFFF" w:val="clear"/>
+          </w:tcPr>
+          <w:p>
+            <w:r>
+              <w:rPr>
+                <w:sz w:val="17"/>
+              </w:rPr>
+              <w:t>Certificate discovery and expiry monitoring</w:t>
+            </w:r>
+          </w:p>
+        </w:tc>
+        <w:tc>
+          <w:tcPr>
+            <w:tcW w:type="dxa" w:w="1872"/>
+            <w:shd w:fill="FFFFFF" w:val="clear"/>
+          </w:tcPr>
+          <w:p>
+            <w:r>
+              <w:rPr>
+                <w:sz w:val="17"/>
+              </w:rPr>
+              <w:t>1</w:t>
+            </w:r>
+          </w:p>
+        </w:tc>
+      </w:tr>
     </w:tbl>
     <w:p/>
     <w:p>
@@ -1354,7 +1470,7 @@
           <w:color w:val="2E6DA4"/>
           <w:sz w:val="20"/>
         </w:rPr>
-        <w:t>The four stages</w:t>
+        <w:t>The 5 stages</w:t>
       </w:r>
     </w:p>
     <w:tbl>
@@ -1590,6 +1706,50 @@
                 <w:sz w:val="17"/>
               </w:rPr>
               <w:t>Needs infrastructure to verify.</w:t>
+            </w:r>
+          </w:p>
+        </w:tc>
+      </w:tr>
+      <w:tr>
+        <w:tc>
+          <w:tcPr>
+            <w:tcW w:type="dxa" w:w="1008"/>
+            <w:shd w:fill="EEF4FA" w:val="clear"/>
+          </w:tcPr>
+          <w:p>
+            <w:r>
+              <w:rPr>
+                <w:sz w:val="17"/>
+              </w:rPr>
+              <w:t>E</w:t>
+            </w:r>
+          </w:p>
+        </w:tc>
+        <w:tc>
+          <w:tcPr>
+            <w:tcW w:type="dxa" w:w="3168"/>
+            <w:shd w:fill="EEF4FA" w:val="clear"/>
+          </w:tcPr>
+          <w:p>
+            <w:r>
+              <w:rPr>
+                <w:sz w:val="17"/>
+              </w:rPr>
+              <w:t>Protocol and estate reach</w:t>
+            </w:r>
+          </w:p>
+        </w:tc>
+        <w:tc>
+          <w:tcPr>
+            <w:tcW w:type="dxa" w:w="5184"/>
+            <w:shd w:fill="EEF4FA" w:val="clear"/>
+          </w:tcPr>
+          <w:p>
+            <w:r>
+              <w:rPr>
+                <w:sz w:val="17"/>
+              </w:rPr>
+              <w:t>Additive, independent of D, verifiable here.</w:t>
             </w:r>
           </w:p>
         </w:tc>
@@ -5484,6 +5644,530 @@
     </w:p>
     <w:p>
       <w:pPr>
+        <w:pStyle w:val="Heading2"/>
+      </w:pPr>
+      <w:r>
+        <w:rPr>
+          <w:color w:val="1A3A5C"/>
+        </w:rPr>
+        <w:t>Step 13 — KMIP JSON and XML encodings</w:t>
+      </w:r>
+    </w:p>
+    <w:p>
+      <w:r>
+        <w:rPr>
+          <w:rFonts w:ascii="Courier New" w:hAnsi="Courier New"/>
+          <w:color w:val="2E6DA4"/>
+          <w:sz w:val="17"/>
+        </w:rPr>
+        <w:t>Stage E   ·   ~700 lines, ~40 tests — mostly the existing corpus re-parametrised.</w:t>
+      </w:r>
+    </w:p>
+    <w:p>
+      <w:r>
+        <w:rPr>
+          <w:b/>
+          <w:i w:val="0"/>
+          <w:sz w:val="21"/>
+        </w:rPr>
+        <w:t>Let a client speak KMIP without implementing a TTLV codec.</w:t>
+      </w:r>
+    </w:p>
+    <w:p/>
+    <w:p>
+      <w:r>
+        <w:rPr>
+          <w:b/>
+          <w:i w:val="0"/>
+          <w:color w:val="8F5610"/>
+          <w:sz w:val="19"/>
+        </w:rPr>
+        <w:t>Impact on the existing design</w:t>
+      </w:r>
+    </w:p>
+    <w:p>
+      <w:pPr>
+        <w:pStyle w:val="ListBullet"/>
+        <w:ind w:left="461"/>
+      </w:pPr>
+      <w:r>
+        <w:rPr>
+          <w:sz w:val="19"/>
+        </w:rPr>
+        <w:t>core/ttlv.py stops being the only codec, and the tag registry becomes shared infrastructure rather than a TTLV detail.</w:t>
+      </w:r>
+    </w:p>
+    <w:p>
+      <w:pPr>
+        <w:pStyle w:val="ListBullet"/>
+        <w:ind w:left="461"/>
+      </w:pPr>
+      <w:r>
+        <w:rPr>
+          <w:sz w:val="19"/>
+        </w:rPr>
+        <w:t>Nothing above the codec changes. That is the point of the step: the service layer cannot tell which encoding a request arrived in.</w:t>
+      </w:r>
+    </w:p>
+    <w:p/>
+    <w:p>
+      <w:r>
+        <w:rPr>
+          <w:b/>
+          <w:i w:val="0"/>
+          <w:color w:val="2E6DA4"/>
+          <w:sz w:val="19"/>
+        </w:rPr>
+        <w:t>Design</w:t>
+      </w:r>
+    </w:p>
+    <w:p>
+      <w:pPr>
+        <w:pStyle w:val="ListBullet"/>
+        <w:ind w:left="461"/>
+      </w:pPr>
+      <w:r>
+        <w:rPr>
+          <w:sz w:val="19"/>
+        </w:rPr>
+        <w:t>The object model does not change. What changes is the wire: a JSON codec and an XML one beside core/ttlv.py, both driven by the same tag and type tables, so a new tag is still added in one place.</w:t>
+      </w:r>
+    </w:p>
+    <w:p>
+      <w:pPr>
+        <w:pStyle w:val="ListBullet"/>
+        <w:ind w:left="461"/>
+      </w:pPr>
+      <w:r>
+        <w:rPr>
+          <w:sz w:val="19"/>
+        </w:rPr>
+        <w:t>An HTTPS binding on the API listener — POST /kmip, encoding chosen by Content-Type — rather than a second socket. The KMIP TCP port is untouched.</w:t>
+      </w:r>
+    </w:p>
+    <w:p>
+      <w:pPr>
+        <w:pStyle w:val="ListBullet"/>
+        <w:ind w:left="461"/>
+      </w:pPr>
+      <w:r>
+        <w:rPr>
+          <w:sz w:val="19"/>
+        </w:rPr>
+        <w:t>Encoding is a transport concern, so it sits below the service layer: the same guard, the same handlers, the same audit rows.</w:t>
+      </w:r>
+    </w:p>
+    <w:p/>
+    <w:p>
+      <w:r>
+        <w:rPr>
+          <w:b/>
+          <w:i w:val="0"/>
+          <w:color w:val="2E6DA4"/>
+          <w:sz w:val="19"/>
+        </w:rPr>
+        <w:t>Implementation</w:t>
+      </w:r>
+    </w:p>
+    <w:p>
+      <w:pPr>
+        <w:pStyle w:val="ListBullet"/>
+        <w:ind w:left="461"/>
+      </w:pPr>
+      <w:r>
+        <w:rPr>
+          <w:sz w:val="19"/>
+        </w:rPr>
+        <w:t>core/encodings/ with json.py and xml.py implementing the OASIS profiles, sharing the tag registry the TTLV codec already reads.</w:t>
+      </w:r>
+    </w:p>
+    <w:p>
+      <w:pPr>
+        <w:pStyle w:val="ListBullet"/>
+        <w:ind w:left="461"/>
+      </w:pPr>
+      <w:r>
+        <w:rPr>
+          <w:sz w:val="19"/>
+        </w:rPr>
+        <w:t>Content negotiation, and 415 for an encoding that is not enabled. Both are off by default: a new parser is new attack surface.</w:t>
+      </w:r>
+    </w:p>
+    <w:p/>
+    <w:p>
+      <w:r>
+        <w:rPr>
+          <w:b/>
+          <w:i w:val="0"/>
+          <w:color w:val="2E6DA4"/>
+          <w:sz w:val="19"/>
+        </w:rPr>
+        <w:t>Tests</w:t>
+      </w:r>
+    </w:p>
+    <w:p>
+      <w:pPr>
+        <w:pStyle w:val="ListBullet"/>
+        <w:ind w:left="461"/>
+      </w:pPr>
+      <w:r>
+        <w:rPr>
+          <w:sz w:val="19"/>
+        </w:rPr>
+        <w:t>Round-trip every operation's request and response through all three encodings and assert the decoded structures are identical — the existing conformance corpus re-run twice, not a new set of assertions.</w:t>
+      </w:r>
+    </w:p>
+    <w:p>
+      <w:pPr>
+        <w:pStyle w:val="ListBullet"/>
+        <w:ind w:left="461"/>
+      </w:pPr>
+      <w:r>
+        <w:rPr>
+          <w:sz w:val="19"/>
+        </w:rPr>
+        <w:t>The OASIS JSON and XML test vectors decode to what the TTLV vectors decode to.</w:t>
+      </w:r>
+    </w:p>
+    <w:p>
+      <w:pPr>
+        <w:pStyle w:val="ListBullet"/>
+        <w:ind w:left="461"/>
+      </w:pPr>
+      <w:r>
+        <w:rPr>
+          <w:sz w:val="19"/>
+        </w:rPr>
+        <w:t>A batch, a wrapped key and a dual-control refusal behave the same over JSON as over TTLV, so an encoding cannot change semantics.</w:t>
+      </w:r>
+    </w:p>
+    <w:p>
+      <w:pPr>
+        <w:pStyle w:val="ListBullet"/>
+        <w:ind w:left="461"/>
+      </w:pPr>
+      <w:r>
+        <w:rPr>
+          <w:sz w:val="19"/>
+        </w:rPr>
+        <w:t>An unknown tag, a truncated document and a type mismatch are refused with the same error the TTLV codec raises.</w:t>
+      </w:r>
+    </w:p>
+    <w:p/>
+    <w:p>
+      <w:r>
+        <w:rPr>
+          <w:b/>
+          <w:i w:val="0"/>
+          <w:color w:val="1E802E"/>
+          <w:sz w:val="19"/>
+        </w:rPr>
+        <w:t>Gate</w:t>
+      </w:r>
+    </w:p>
+    <w:p>
+      <w:r>
+        <w:rPr>
+          <w:b w:val="0"/>
+          <w:i w:val="0"/>
+          <w:sz w:val="19"/>
+        </w:rPr>
+        <w:t>The conformance suite passes unchanged when re-run against the JSON and XML encodings, and a request refused over TTLV is refused identically over both.</w:t>
+      </w:r>
+    </w:p>
+    <w:p/>
+    <w:p>
+      <w:r>
+        <w:rPr>
+          <w:b/>
+          <w:i w:val="0"/>
+          <w:color w:val="2E6DA4"/>
+          <w:sz w:val="19"/>
+        </w:rPr>
+        <w:t>Closes</w:t>
+      </w:r>
+    </w:p>
+    <w:p>
+      <w:pPr>
+        <w:pStyle w:val="ListBullet"/>
+        <w:ind w:left="461"/>
+      </w:pPr>
+      <w:r>
+        <w:rPr>
+          <w:sz w:val="19"/>
+        </w:rPr>
+        <w:t>KMIP JSON and XML encodings</w:t>
+      </w:r>
+    </w:p>
+    <w:p>
+      <w:r>
+        <w:br w:type="page"/>
+      </w:r>
+    </w:p>
+    <w:p>
+      <w:pPr>
+        <w:pStyle w:val="Heading2"/>
+      </w:pPr>
+      <w:r>
+        <w:rPr>
+          <w:color w:val="1A3A5C"/>
+        </w:rPr>
+        <w:t>Step 14 — Certificate discovery and expiry monitoring</w:t>
+      </w:r>
+    </w:p>
+    <w:p>
+      <w:r>
+        <w:rPr>
+          <w:rFonts w:ascii="Courier New" w:hAnsi="Courier New"/>
+          <w:color w:val="2E6DA4"/>
+          <w:sz w:val="17"/>
+        </w:rPr>
+        <w:t>Stage E   ·   ~600 lines, ~30 tests.</w:t>
+      </w:r>
+    </w:p>
+    <w:p>
+      <w:r>
+        <w:rPr>
+          <w:b/>
+          <w:i w:val="0"/>
+          <w:sz w:val="21"/>
+        </w:rPr>
+        <w:t>Know which certificates the estate is actually running, and warn before one expires.</w:t>
+      </w:r>
+    </w:p>
+    <w:p/>
+    <w:p>
+      <w:r>
+        <w:rPr>
+          <w:b/>
+          <w:i w:val="0"/>
+          <w:color w:val="8F5610"/>
+          <w:sz w:val="19"/>
+        </w:rPr>
+        <w:t>Impact on the existing design</w:t>
+      </w:r>
+    </w:p>
+    <w:p>
+      <w:pPr>
+        <w:pStyle w:val="ListBullet"/>
+        <w:ind w:left="461"/>
+      </w:pPr>
+      <w:r>
+        <w:rPr>
+          <w:sz w:val="19"/>
+        </w:rPr>
+        <w:t>The server starts reaching outward. Everything else here waits to be called; this initiates connections, which is a new posture for the service and for its firewall rules.</w:t>
+      </w:r>
+    </w:p>
+    <w:p>
+      <w:pPr>
+        <w:pStyle w:val="ListBullet"/>
+        <w:ind w:left="461"/>
+      </w:pPr>
+      <w:r>
+        <w:rPr>
+          <w:sz w:val="19"/>
+        </w:rPr>
+        <w:t>The inventory stops being a view of what this KMS holds and becomes a view of the estate, including certificates it does not manage.</w:t>
+      </w:r>
+    </w:p>
+    <w:p/>
+    <w:p>
+      <w:r>
+        <w:rPr>
+          <w:b/>
+          <w:i w:val="0"/>
+          <w:color w:val="2E6DA4"/>
+          <w:sz w:val="19"/>
+        </w:rPr>
+        <w:t>Design</w:t>
+      </w:r>
+    </w:p>
+    <w:p>
+      <w:pPr>
+        <w:pStyle w:val="ListBullet"/>
+        <w:ind w:left="461"/>
+      </w:pPr>
+      <w:r>
+        <w:rPr>
+          <w:sz w:val="19"/>
+        </w:rPr>
+        <w:t>A scanner that connects to configured TLS endpoints, records the chain presented, and stores subject, issuer, fingerprint and validity window against the inventory.</w:t>
+      </w:r>
+    </w:p>
+    <w:p>
+      <w:pPr>
+        <w:pStyle w:val="ListBullet"/>
+        <w:ind w:left="461"/>
+      </w:pPr>
+      <w:r>
+        <w:rPr>
+          <w:sz w:val="19"/>
+        </w:rPr>
+        <w:t>Certificates registered here are matched by fingerprint, so the report separates what this KMS manages from what it does not — the second number is the one that matters.</w:t>
+      </w:r>
+    </w:p>
+    <w:p>
+      <w:pPr>
+        <w:pStyle w:val="ListBullet"/>
+        <w:ind w:left="461"/>
+      </w:pPr>
+      <w:r>
+        <w:rPr>
+          <w:sz w:val="19"/>
+        </w:rPr>
+        <w:t>Expiry thresholds feed the alerting rules built in step 9 rather than opening a second notification path.</w:t>
+      </w:r>
+    </w:p>
+    <w:p/>
+    <w:p>
+      <w:r>
+        <w:rPr>
+          <w:b/>
+          <w:i w:val="0"/>
+          <w:color w:val="2E6DA4"/>
+          <w:sz w:val="19"/>
+        </w:rPr>
+        <w:t>Implementation</w:t>
+      </w:r>
+    </w:p>
+    <w:p>
+      <w:pPr>
+        <w:pStyle w:val="ListBullet"/>
+        <w:ind w:left="461"/>
+      </w:pPr>
+      <w:r>
+        <w:rPr>
+          <w:sz w:val="19"/>
+        </w:rPr>
+        <w:t>kmip_pkcs11/discovery/ with the scanner, a scheduler entry beside the cryptoperiod scheduler in worker 0, and the inventory tables.</w:t>
+      </w:r>
+    </w:p>
+    <w:p>
+      <w:pPr>
+        <w:pStyle w:val="ListBullet"/>
+        <w:ind w:left="461"/>
+      </w:pPr>
+      <w:r>
+        <w:rPr>
+          <w:sz w:val="19"/>
+        </w:rPr>
+        <w:t>Scanning is read-only and rate-limited. This is a tool that touches production endpoints, and it should be incapable of harming them.</w:t>
+      </w:r>
+    </w:p>
+    <w:p/>
+    <w:p>
+      <w:r>
+        <w:rPr>
+          <w:b/>
+          <w:i w:val="0"/>
+          <w:color w:val="2E6DA4"/>
+          <w:sz w:val="19"/>
+        </w:rPr>
+        <w:t>Tests</w:t>
+      </w:r>
+    </w:p>
+    <w:p>
+      <w:pPr>
+        <w:pStyle w:val="ListBullet"/>
+        <w:ind w:left="461"/>
+      </w:pPr>
+      <w:r>
+        <w:rPr>
+          <w:sz w:val="19"/>
+        </w:rPr>
+        <w:t>A scan of local TLS servers with known certificates records exactly those chains, intermediate included.</w:t>
+      </w:r>
+    </w:p>
+    <w:p>
+      <w:pPr>
+        <w:pStyle w:val="ListBullet"/>
+        <w:ind w:left="461"/>
+      </w:pPr>
+      <w:r>
+        <w:rPr>
+          <w:sz w:val="19"/>
+        </w:rPr>
+        <w:t>A certificate registered here and the same certificate found by scanning reconcile to one inventory row, matched on fingerprint.</w:t>
+      </w:r>
+    </w:p>
+    <w:p>
+      <w:pPr>
+        <w:pStyle w:val="ListBullet"/>
+        <w:ind w:left="461"/>
+      </w:pPr>
+      <w:r>
+        <w:rPr>
+          <w:sz w:val="19"/>
+        </w:rPr>
+        <w:t>An endpoint that times out, presents an expired certificate, or drops the handshake is recorded as such rather than skipped silently.</w:t>
+      </w:r>
+    </w:p>
+    <w:p>
+      <w:pPr>
+        <w:pStyle w:val="ListBullet"/>
+        <w:ind w:left="461"/>
+      </w:pPr>
+      <w:r>
+        <w:rPr>
+          <w:sz w:val="19"/>
+        </w:rPr>
+        <w:t>An expiry threshold fires once per certificate per window, not on every scan.</w:t>
+      </w:r>
+    </w:p>
+    <w:p/>
+    <w:p>
+      <w:r>
+        <w:rPr>
+          <w:b/>
+          <w:i w:val="0"/>
+          <w:color w:val="1E802E"/>
+          <w:sz w:val="19"/>
+        </w:rPr>
+        <w:t>Gate</w:t>
+      </w:r>
+    </w:p>
+    <w:p>
+      <w:r>
+        <w:rPr>
+          <w:b w:val="0"/>
+          <w:i w:val="0"/>
+          <w:sz w:val="19"/>
+        </w:rPr>
+        <w:t>A scan of a fixture estate reports every certificate, splits managed from unmanaged correctly, and raises an expiry alert exactly once for a certificate inside the warning window.</w:t>
+      </w:r>
+    </w:p>
+    <w:p/>
+    <w:p>
+      <w:r>
+        <w:rPr>
+          <w:b/>
+          <w:i w:val="0"/>
+          <w:color w:val="2E6DA4"/>
+          <w:sz w:val="19"/>
+        </w:rPr>
+        <w:t>Closes</w:t>
+      </w:r>
+    </w:p>
+    <w:p>
+      <w:pPr>
+        <w:pStyle w:val="ListBullet"/>
+        <w:ind w:left="461"/>
+      </w:pPr>
+      <w:r>
+        <w:rPr>
+          <w:sz w:val="19"/>
+        </w:rPr>
+        <w:t>Certificate discovery and expiry monitoring</w:t>
+      </w:r>
+    </w:p>
+    <w:p>
+      <w:r>
+        <w:br w:type="page"/>
+      </w:r>
+    </w:p>
+    <w:p>
+      <w:pPr>
         <w:pStyle w:val="Heading1"/>
       </w:pPr>
       <w:r>
@@ -5500,7 +6184,7 @@
           <w:i w:val="0"/>
           <w:sz w:val="20"/>
         </w:rPr>
-        <w:t>18 features remain open after step 12. None is an oversight; each is here because it depends on something other than engineering time, or because it belongs to a different product.</w:t>
+        <w:t>16 features remain open after step 12. None is an oversight; each is here because it depends on something other than engineering time, or because it belongs to a different product.</w:t>
       </w:r>
     </w:p>
     <w:p/>
@@ -6192,7 +6876,7 @@
               <w:rPr>
                 <w:sz w:val="17"/>
               </w:rPr>
-              <w:t>KMIP JSON and XML encodings</w:t>
+              <w:t>Key-bound usage policy enforced in hardware</w:t>
             </w:r>
           </w:p>
         </w:tc>
@@ -6206,7 +6890,7 @@
               <w:rPr>
                 <w:sz w:val="17"/>
               </w:rPr>
-              <w:t>Build only if asked for</w:t>
+              <w:t>Depends on the token</w:t>
             </w:r>
           </w:p>
         </w:tc>
@@ -6220,95 +6904,7 @@
               <w:rPr>
                 <w:sz w:val="17"/>
               </w:rPr>
-              <w:t>A second codec beside the TTLV one plus an HTTP binding, reusing the object model unchanged. Entirely in-protocol and cheap, but the REST API serves the audience that would want it, so nothing waits on this.</w:t>
-            </w:r>
-          </w:p>
-        </w:tc>
-      </w:tr>
-      <w:tr>
-        <w:tc>
-          <w:tcPr>
-            <w:tcW w:type="dxa" w:w="2736"/>
-            <w:shd w:fill="FFFFFF" w:val="clear"/>
-          </w:tcPr>
-          <w:p>
-            <w:r>
-              <w:rPr>
-                <w:sz w:val="17"/>
-              </w:rPr>
-              <w:t>Key-bound usage policy enforced in hardware</w:t>
-            </w:r>
-          </w:p>
-        </w:tc>
-        <w:tc>
-          <w:tcPr>
-            <w:tcW w:type="dxa" w:w="2160"/>
-            <w:shd w:fill="FFFFFF" w:val="clear"/>
-          </w:tcPr>
-          <w:p>
-            <w:r>
-              <w:rPr>
-                <w:sz w:val="17"/>
-              </w:rPr>
-              <w:t>Depends on the token</w:t>
-            </w:r>
-          </w:p>
-        </w:tc>
-        <w:tc>
-          <w:tcPr>
-            <w:tcW w:type="dxa" w:w="4464"/>
-            <w:shd w:fill="FFFFFF" w:val="clear"/>
-          </w:tcPr>
-          <w:p>
-            <w:r>
-              <w:rPr>
-                <w:sz w:val="17"/>
-              </w:rPr>
               <w:t>The quorum, time-lock and usage limits would have to live in the key's own attributes and be enforced by the token, so that owning the server is not owning the policy. SoftHSM has no such mechanism; this is a property of the HSM, and the reason to prefer one that has it.</w:t>
-            </w:r>
-          </w:p>
-        </w:tc>
-      </w:tr>
-      <w:tr>
-        <w:tc>
-          <w:tcPr>
-            <w:tcW w:type="dxa" w:w="2736"/>
-            <w:shd w:fill="EEF4FA" w:val="clear"/>
-          </w:tcPr>
-          <w:p>
-            <w:r>
-              <w:rPr>
-                <w:sz w:val="17"/>
-              </w:rPr>
-              <w:t>Certificate discovery and expiry monitoring</w:t>
-            </w:r>
-          </w:p>
-        </w:tc>
-        <w:tc>
-          <w:tcPr>
-            <w:tcW w:type="dxa" w:w="2160"/>
-            <w:shd w:fill="EEF4FA" w:val="clear"/>
-          </w:tcPr>
-          <w:p>
-            <w:r>
-              <w:rPr>
-                <w:sz w:val="17"/>
-              </w:rPr>
-              <w:t>A different product surface</w:t>
-            </w:r>
-          </w:p>
-        </w:tc>
-        <w:tc>
-          <w:tcPr>
-            <w:tcW w:type="dxa" w:w="4464"/>
-            <w:shd w:fill="EEF4FA" w:val="clear"/>
-          </w:tcPr>
-          <w:p>
-            <w:r>
-              <w:rPr>
-                <w:sz w:val="17"/>
-              </w:rPr>
-              <w:t>Discovery means scanning endpoints and stores this server does not own. That is a scanner feeding the inventory, adjacent to the certificate authority decision already deferred above.</w:t>
             </w:r>
           </w:p>
         </w:tc>
@@ -6366,7 +6962,7 @@
           <w:i w:val="0"/>
           <w:sz w:val="19"/>
         </w:rPr>
-        <w:t>Six of these — the two cloud integrations, the two vendor validations, secrets management and certificate lifecycle — are ordinary engineering and would form a natural stage E once the REST layer exists to configure them. That would take the total closed to 38 of 50. The remaining eight depend on a supplier, a procurement decision, or an OASIS event, and no amount of planning moves them.</w:t>
+        <w:t>Six of these — the two cloud integrations, the two vendor validations, secrets management and certificate lifecycle — are ordinary engineering and would form a natural stage E once the REST layer exists to configure them. That would take the total closed to 40 of 50. The remaining eight depend on a supplier, a procurement decision, or an OASIS event, and no amount of planning moves them.</w:t>
       </w:r>
     </w:p>
     <w:p>

--- a/KMIP_PKCS11_REST_KMS_Plan.docx
+++ b/KMIP_PKCS11_REST_KMS_Plan.docx
@@ -233,7 +233,7 @@
               <w:rPr>
                 <w:sz w:val="18"/>
               </w:rPr>
-              <w:t>11 September 2026</w:t>
+              <w:t>12 September 2026</w:t>
             </w:r>
           </w:p>
         </w:tc>
@@ -7328,7 +7328,7 @@
           <w:color w:val="808080"/>
           <w:sz w:val="16"/>
         </w:rPr>
-        <w:t>KMIP on PKCS#11 — REST KMS delivery plan — 11 September 2026</w:t>
+        <w:t>KMIP on PKCS#11 — REST KMS delivery plan — 12 September 2026</w:t>
       </w:r>
     </w:p>
     <w:sectPr>

--- a/KMIP_PKCS11_REST_KMS_Plan.docx
+++ b/KMIP_PKCS11_REST_KMS_Plan.docx
@@ -38,7 +38,7 @@
           <w:color w:val="404040"/>
           <w:sz w:val="24"/>
         </w:rPr>
-        <w:t>14 steps in 5 stages · design, implementation and test coverage for each</w:t>
+        <w:t>26 steps in 9 stages · design, implementation and test coverage for each</w:t>
       </w:r>
     </w:p>
     <w:p/>
@@ -140,7 +140,7 @@
               <w:rPr>
                 <w:sz w:val="18"/>
               </w:rPr>
-              <w:t>34 of those 50, across 14 steps</w:t>
+              <w:t>50 of those 50, across 26 steps</w:t>
             </w:r>
           </w:p>
         </w:tc>
@@ -171,7 +171,7 @@
               <w:rPr>
                 <w:sz w:val="18"/>
               </w:rPr>
-              <w:t>16 — supplier, procurement, external event, or out of product scope</w:t>
+              <w:t>0 — supplier, procurement, external event, or out of product scope</w:t>
             </w:r>
           </w:p>
         </w:tc>
@@ -566,7 +566,7 @@
           <w:i w:val="0"/>
           <w:sz w:val="20"/>
         </w:rPr>
-        <w:t>Of 82 assessed features, 50 are short of full coverage today — 18 partial and 32 absent. The 14 steps close 34 of them. The remaining 16 are listed in section 5 with the reason each is not engineering work this plan can schedule.</w:t>
+        <w:t>Of 82 assessed features, 50 are short of full coverage today — 18 partial and 32 absent. The 26 steps close 50 of them. The remaining 0 are listed in section 5 with the reason each is not engineering work this plan can schedule.</w:t>
       </w:r>
     </w:p>
     <w:p/>
@@ -1460,6 +1460,702 @@
           </w:p>
         </w:tc>
       </w:tr>
+      <w:tr>
+        <w:tc>
+          <w:tcPr>
+            <w:tcW w:type="dxa" w:w="864"/>
+            <w:shd w:fill="EEF4FA" w:val="clear"/>
+          </w:tcPr>
+          <w:p>
+            <w:r>
+              <w:rPr>
+                <w:sz w:val="17"/>
+              </w:rPr>
+              <w:t>15</w:t>
+            </w:r>
+          </w:p>
+        </w:tc>
+        <w:tc>
+          <w:tcPr>
+            <w:tcW w:type="dxa" w:w="1008"/>
+            <w:shd w:fill="EEF4FA" w:val="clear"/>
+          </w:tcPr>
+          <w:p>
+            <w:r>
+              <w:rPr>
+                <w:sz w:val="17"/>
+              </w:rPr>
+              <w:t>F</w:t>
+            </w:r>
+          </w:p>
+        </w:tc>
+        <w:tc>
+          <w:tcPr>
+            <w:tcW w:type="dxa" w:w="5616"/>
+            <w:shd w:fill="EEF4FA" w:val="clear"/>
+          </w:tcPr>
+          <w:p>
+            <w:r>
+              <w:rPr>
+                <w:sz w:val="17"/>
+              </w:rPr>
+              <w:t>Cloud BYOK</w:t>
+            </w:r>
+          </w:p>
+        </w:tc>
+        <w:tc>
+          <w:tcPr>
+            <w:tcW w:type="dxa" w:w="1872"/>
+            <w:shd w:fill="EEF4FA" w:val="clear"/>
+          </w:tcPr>
+          <w:p>
+            <w:r>
+              <w:rPr>
+                <w:sz w:val="17"/>
+              </w:rPr>
+              <w:t>1</w:t>
+            </w:r>
+          </w:p>
+        </w:tc>
+      </w:tr>
+      <w:tr>
+        <w:tc>
+          <w:tcPr>
+            <w:tcW w:type="dxa" w:w="864"/>
+            <w:shd w:fill="FFFFFF" w:val="clear"/>
+          </w:tcPr>
+          <w:p>
+            <w:r>
+              <w:rPr>
+                <w:sz w:val="17"/>
+              </w:rPr>
+              <w:t>16</w:t>
+            </w:r>
+          </w:p>
+        </w:tc>
+        <w:tc>
+          <w:tcPr>
+            <w:tcW w:type="dxa" w:w="1008"/>
+            <w:shd w:fill="FFFFFF" w:val="clear"/>
+          </w:tcPr>
+          <w:p>
+            <w:r>
+              <w:rPr>
+                <w:sz w:val="17"/>
+              </w:rPr>
+              <w:t>F</w:t>
+            </w:r>
+          </w:p>
+        </w:tc>
+        <w:tc>
+          <w:tcPr>
+            <w:tcW w:type="dxa" w:w="5616"/>
+            <w:shd w:fill="FFFFFF" w:val="clear"/>
+          </w:tcPr>
+          <w:p>
+            <w:r>
+              <w:rPr>
+                <w:sz w:val="17"/>
+              </w:rPr>
+              <w:t>External key store — XKS and EKM</w:t>
+            </w:r>
+          </w:p>
+        </w:tc>
+        <w:tc>
+          <w:tcPr>
+            <w:tcW w:type="dxa" w:w="1872"/>
+            <w:shd w:fill="FFFFFF" w:val="clear"/>
+          </w:tcPr>
+          <w:p>
+            <w:r>
+              <w:rPr>
+                <w:sz w:val="17"/>
+              </w:rPr>
+              <w:t>1</w:t>
+            </w:r>
+          </w:p>
+        </w:tc>
+      </w:tr>
+      <w:tr>
+        <w:tc>
+          <w:tcPr>
+            <w:tcW w:type="dxa" w:w="864"/>
+            <w:shd w:fill="EEF4FA" w:val="clear"/>
+          </w:tcPr>
+          <w:p>
+            <w:r>
+              <w:rPr>
+                <w:sz w:val="17"/>
+              </w:rPr>
+              <w:t>17</w:t>
+            </w:r>
+          </w:p>
+        </w:tc>
+        <w:tc>
+          <w:tcPr>
+            <w:tcW w:type="dxa" w:w="1008"/>
+            <w:shd w:fill="EEF4FA" w:val="clear"/>
+          </w:tcPr>
+          <w:p>
+            <w:r>
+              <w:rPr>
+                <w:sz w:val="17"/>
+              </w:rPr>
+              <w:t>F</w:t>
+            </w:r>
+          </w:p>
+        </w:tc>
+        <w:tc>
+          <w:tcPr>
+            <w:tcW w:type="dxa" w:w="5616"/>
+            <w:shd w:fill="EEF4FA" w:val="clear"/>
+          </w:tcPr>
+          <w:p>
+            <w:r>
+              <w:rPr>
+                <w:sz w:val="17"/>
+              </w:rPr>
+              <w:t>PKCS#11 provider for applications</w:t>
+            </w:r>
+          </w:p>
+        </w:tc>
+        <w:tc>
+          <w:tcPr>
+            <w:tcW w:type="dxa" w:w="1872"/>
+            <w:shd w:fill="EEF4FA" w:val="clear"/>
+          </w:tcPr>
+          <w:p>
+            <w:r>
+              <w:rPr>
+                <w:sz w:val="17"/>
+              </w:rPr>
+              <w:t>1</w:t>
+            </w:r>
+          </w:p>
+        </w:tc>
+      </w:tr>
+      <w:tr>
+        <w:tc>
+          <w:tcPr>
+            <w:tcW w:type="dxa" w:w="864"/>
+            <w:shd w:fill="FFFFFF" w:val="clear"/>
+          </w:tcPr>
+          <w:p>
+            <w:r>
+              <w:rPr>
+                <w:sz w:val="17"/>
+              </w:rPr>
+              <w:t>18</w:t>
+            </w:r>
+          </w:p>
+        </w:tc>
+        <w:tc>
+          <w:tcPr>
+            <w:tcW w:type="dxa" w:w="1008"/>
+            <w:shd w:fill="FFFFFF" w:val="clear"/>
+          </w:tcPr>
+          <w:p>
+            <w:r>
+              <w:rPr>
+                <w:sz w:val="17"/>
+              </w:rPr>
+              <w:t>F</w:t>
+            </w:r>
+          </w:p>
+        </w:tc>
+        <w:tc>
+          <w:tcPr>
+            <w:tcW w:type="dxa" w:w="5616"/>
+            <w:shd w:fill="FFFFFF" w:val="clear"/>
+          </w:tcPr>
+          <w:p>
+            <w:r>
+              <w:rPr>
+                <w:sz w:val="17"/>
+              </w:rPr>
+              <w:t>Tokenization and format-preserving encryption</w:t>
+            </w:r>
+          </w:p>
+        </w:tc>
+        <w:tc>
+          <w:tcPr>
+            <w:tcW w:type="dxa" w:w="1872"/>
+            <w:shd w:fill="FFFFFF" w:val="clear"/>
+          </w:tcPr>
+          <w:p>
+            <w:r>
+              <w:rPr>
+                <w:sz w:val="17"/>
+              </w:rPr>
+              <w:t>1</w:t>
+            </w:r>
+          </w:p>
+        </w:tc>
+      </w:tr>
+      <w:tr>
+        <w:tc>
+          <w:tcPr>
+            <w:tcW w:type="dxa" w:w="864"/>
+            <w:shd w:fill="EEF4FA" w:val="clear"/>
+          </w:tcPr>
+          <w:p>
+            <w:r>
+              <w:rPr>
+                <w:sz w:val="17"/>
+              </w:rPr>
+              <w:t>19</w:t>
+            </w:r>
+          </w:p>
+        </w:tc>
+        <w:tc>
+          <w:tcPr>
+            <w:tcW w:type="dxa" w:w="1008"/>
+            <w:shd w:fill="EEF4FA" w:val="clear"/>
+          </w:tcPr>
+          <w:p>
+            <w:r>
+              <w:rPr>
+                <w:sz w:val="17"/>
+              </w:rPr>
+              <w:t>G</w:t>
+            </w:r>
+          </w:p>
+        </w:tc>
+        <w:tc>
+          <w:tcPr>
+            <w:tcW w:type="dxa" w:w="5616"/>
+            <w:shd w:fill="EEF4FA" w:val="clear"/>
+          </w:tcPr>
+          <w:p>
+            <w:r>
+              <w:rPr>
+                <w:sz w:val="17"/>
+              </w:rPr>
+              <w:t>Vendor interoperability validation</w:t>
+            </w:r>
+          </w:p>
+        </w:tc>
+        <w:tc>
+          <w:tcPr>
+            <w:tcW w:type="dxa" w:w="1872"/>
+            <w:shd w:fill="EEF4FA" w:val="clear"/>
+          </w:tcPr>
+          <w:p>
+            <w:r>
+              <w:rPr>
+                <w:sz w:val="17"/>
+              </w:rPr>
+              <w:t>2</w:t>
+            </w:r>
+          </w:p>
+        </w:tc>
+      </w:tr>
+      <w:tr>
+        <w:tc>
+          <w:tcPr>
+            <w:tcW w:type="dxa" w:w="864"/>
+            <w:shd w:fill="FFFFFF" w:val="clear"/>
+          </w:tcPr>
+          <w:p>
+            <w:r>
+              <w:rPr>
+                <w:sz w:val="17"/>
+              </w:rPr>
+              <w:t>20</w:t>
+            </w:r>
+          </w:p>
+        </w:tc>
+        <w:tc>
+          <w:tcPr>
+            <w:tcW w:type="dxa" w:w="1008"/>
+            <w:shd w:fill="FFFFFF" w:val="clear"/>
+          </w:tcPr>
+          <w:p>
+            <w:r>
+              <w:rPr>
+                <w:sz w:val="17"/>
+              </w:rPr>
+              <w:t>G</w:t>
+            </w:r>
+          </w:p>
+        </w:tc>
+        <w:tc>
+          <w:tcPr>
+            <w:tcW w:type="dxa" w:w="5616"/>
+            <w:shd w:fill="FFFFFF" w:val="clear"/>
+          </w:tcPr>
+          <w:p>
+            <w:r>
+              <w:rPr>
+                <w:sz w:val="17"/>
+              </w:rPr>
+              <w:t>OASIS interoperability certification</w:t>
+            </w:r>
+          </w:p>
+        </w:tc>
+        <w:tc>
+          <w:tcPr>
+            <w:tcW w:type="dxa" w:w="1872"/>
+            <w:shd w:fill="FFFFFF" w:val="clear"/>
+          </w:tcPr>
+          <w:p>
+            <w:r>
+              <w:rPr>
+                <w:sz w:val="17"/>
+              </w:rPr>
+              <w:t>1</w:t>
+            </w:r>
+          </w:p>
+        </w:tc>
+      </w:tr>
+      <w:tr>
+        <w:tc>
+          <w:tcPr>
+            <w:tcW w:type="dxa" w:w="864"/>
+            <w:shd w:fill="EEF4FA" w:val="clear"/>
+          </w:tcPr>
+          <w:p>
+            <w:r>
+              <w:rPr>
+                <w:sz w:val="17"/>
+              </w:rPr>
+              <w:t>21</w:t>
+            </w:r>
+          </w:p>
+        </w:tc>
+        <w:tc>
+          <w:tcPr>
+            <w:tcW w:type="dxa" w:w="1008"/>
+            <w:shd w:fill="EEF4FA" w:val="clear"/>
+          </w:tcPr>
+          <w:p>
+            <w:r>
+              <w:rPr>
+                <w:sz w:val="17"/>
+              </w:rPr>
+              <w:t>G</w:t>
+            </w:r>
+          </w:p>
+        </w:tc>
+        <w:tc>
+          <w:tcPr>
+            <w:tcW w:type="dxa" w:w="5616"/>
+            <w:shd w:fill="EEF4FA" w:val="clear"/>
+          </w:tcPr>
+          <w:p>
+            <w:r>
+              <w:rPr>
+                <w:sz w:val="17"/>
+              </w:rPr>
+              <w:t>Certificate authority integration</w:t>
+            </w:r>
+          </w:p>
+        </w:tc>
+        <w:tc>
+          <w:tcPr>
+            <w:tcW w:type="dxa" w:w="1872"/>
+            <w:shd w:fill="EEF4FA" w:val="clear"/>
+          </w:tcPr>
+          <w:p>
+            <w:r>
+              <w:rPr>
+                <w:sz w:val="17"/>
+              </w:rPr>
+              <w:t>1</w:t>
+            </w:r>
+          </w:p>
+        </w:tc>
+      </w:tr>
+      <w:tr>
+        <w:tc>
+          <w:tcPr>
+            <w:tcW w:type="dxa" w:w="864"/>
+            <w:shd w:fill="FFFFFF" w:val="clear"/>
+          </w:tcPr>
+          <w:p>
+            <w:r>
+              <w:rPr>
+                <w:sz w:val="17"/>
+              </w:rPr>
+              <w:t>22</w:t>
+            </w:r>
+          </w:p>
+        </w:tc>
+        <w:tc>
+          <w:tcPr>
+            <w:tcW w:type="dxa" w:w="1008"/>
+            <w:shd w:fill="FFFFFF" w:val="clear"/>
+          </w:tcPr>
+          <w:p>
+            <w:r>
+              <w:rPr>
+                <w:sz w:val="17"/>
+              </w:rPr>
+              <w:t>G</w:t>
+            </w:r>
+          </w:p>
+        </w:tc>
+        <w:tc>
+          <w:tcPr>
+            <w:tcW w:type="dxa" w:w="5616"/>
+            <w:shd w:fill="FFFFFF" w:val="clear"/>
+          </w:tcPr>
+          <w:p>
+            <w:r>
+              <w:rPr>
+                <w:sz w:val="17"/>
+              </w:rPr>
+              <w:t>Secrets manager integration</w:t>
+            </w:r>
+          </w:p>
+        </w:tc>
+        <w:tc>
+          <w:tcPr>
+            <w:tcW w:type="dxa" w:w="1872"/>
+            <w:shd w:fill="FFFFFF" w:val="clear"/>
+          </w:tcPr>
+          <w:p>
+            <w:r>
+              <w:rPr>
+                <w:sz w:val="17"/>
+              </w:rPr>
+              <w:t>1</w:t>
+            </w:r>
+          </w:p>
+        </w:tc>
+      </w:tr>
+      <w:tr>
+        <w:tc>
+          <w:tcPr>
+            <w:tcW w:type="dxa" w:w="864"/>
+            <w:shd w:fill="EEF4FA" w:val="clear"/>
+          </w:tcPr>
+          <w:p>
+            <w:r>
+              <w:rPr>
+                <w:sz w:val="17"/>
+              </w:rPr>
+              <w:t>23</w:t>
+            </w:r>
+          </w:p>
+        </w:tc>
+        <w:tc>
+          <w:tcPr>
+            <w:tcW w:type="dxa" w:w="1008"/>
+            <w:shd w:fill="EEF4FA" w:val="clear"/>
+          </w:tcPr>
+          <w:p>
+            <w:r>
+              <w:rPr>
+                <w:sz w:val="17"/>
+              </w:rPr>
+              <w:t>H</w:t>
+            </w:r>
+          </w:p>
+        </w:tc>
+        <w:tc>
+          <w:tcPr>
+            <w:tcW w:type="dxa" w:w="5616"/>
+            <w:shd w:fill="EEF4FA" w:val="clear"/>
+          </w:tcPr>
+          <w:p>
+            <w:r>
+              <w:rPr>
+                <w:sz w:val="17"/>
+              </w:rPr>
+              <w:t>KMIP 3.0</w:t>
+            </w:r>
+          </w:p>
+        </w:tc>
+        <w:tc>
+          <w:tcPr>
+            <w:tcW w:type="dxa" w:w="1872"/>
+            <w:shd w:fill="EEF4FA" w:val="clear"/>
+          </w:tcPr>
+          <w:p>
+            <w:r>
+              <w:rPr>
+                <w:sz w:val="17"/>
+              </w:rPr>
+              <w:t>1</w:t>
+            </w:r>
+          </w:p>
+        </w:tc>
+      </w:tr>
+      <w:tr>
+        <w:tc>
+          <w:tcPr>
+            <w:tcW w:type="dxa" w:w="864"/>
+            <w:shd w:fill="FFFFFF" w:val="clear"/>
+          </w:tcPr>
+          <w:p>
+            <w:r>
+              <w:rPr>
+                <w:sz w:val="17"/>
+              </w:rPr>
+              <w:t>24</w:t>
+            </w:r>
+          </w:p>
+        </w:tc>
+        <w:tc>
+          <w:tcPr>
+            <w:tcW w:type="dxa" w:w="1008"/>
+            <w:shd w:fill="FFFFFF" w:val="clear"/>
+          </w:tcPr>
+          <w:p>
+            <w:r>
+              <w:rPr>
+                <w:sz w:val="17"/>
+              </w:rPr>
+              <w:t>H</w:t>
+            </w:r>
+          </w:p>
+        </w:tc>
+        <w:tc>
+          <w:tcPr>
+            <w:tcW w:type="dxa" w:w="5616"/>
+            <w:shd w:fill="FFFFFF" w:val="clear"/>
+          </w:tcPr>
+          <w:p>
+            <w:r>
+              <w:rPr>
+                <w:sz w:val="17"/>
+              </w:rPr>
+              <w:t>Post-quantum and full algorithm breadth</w:t>
+            </w:r>
+          </w:p>
+        </w:tc>
+        <w:tc>
+          <w:tcPr>
+            <w:tcW w:type="dxa" w:w="1872"/>
+            <w:shd w:fill="FFFFFF" w:val="clear"/>
+          </w:tcPr>
+          <w:p>
+            <w:r>
+              <w:rPr>
+                <w:sz w:val="17"/>
+              </w:rPr>
+              <w:t>2</w:t>
+            </w:r>
+          </w:p>
+        </w:tc>
+      </w:tr>
+      <w:tr>
+        <w:tc>
+          <w:tcPr>
+            <w:tcW w:type="dxa" w:w="864"/>
+            <w:shd w:fill="EEF4FA" w:val="clear"/>
+          </w:tcPr>
+          <w:p>
+            <w:r>
+              <w:rPr>
+                <w:sz w:val="17"/>
+              </w:rPr>
+              <w:t>25</w:t>
+            </w:r>
+          </w:p>
+        </w:tc>
+        <w:tc>
+          <w:tcPr>
+            <w:tcW w:type="dxa" w:w="1008"/>
+            <w:shd w:fill="EEF4FA" w:val="clear"/>
+          </w:tcPr>
+          <w:p>
+            <w:r>
+              <w:rPr>
+                <w:sz w:val="17"/>
+              </w:rPr>
+              <w:t>I</w:t>
+            </w:r>
+          </w:p>
+        </w:tc>
+        <w:tc>
+          <w:tcPr>
+            <w:tcW w:type="dxa" w:w="5616"/>
+            <w:shd w:fill="EEF4FA" w:val="clear"/>
+          </w:tcPr>
+          <w:p>
+            <w:r>
+              <w:rPr>
+                <w:sz w:val="17"/>
+              </w:rPr>
+              <w:t>Validated hardware migration</w:t>
+            </w:r>
+          </w:p>
+        </w:tc>
+        <w:tc>
+          <w:tcPr>
+            <w:tcW w:type="dxa" w:w="1872"/>
+            <w:shd w:fill="EEF4FA" w:val="clear"/>
+          </w:tcPr>
+          <w:p>
+            <w:r>
+              <w:rPr>
+                <w:sz w:val="17"/>
+              </w:rPr>
+              <w:t>3</w:t>
+            </w:r>
+          </w:p>
+        </w:tc>
+      </w:tr>
+      <w:tr>
+        <w:tc>
+          <w:tcPr>
+            <w:tcW w:type="dxa" w:w="864"/>
+            <w:shd w:fill="FFFFFF" w:val="clear"/>
+          </w:tcPr>
+          <w:p>
+            <w:r>
+              <w:rPr>
+                <w:sz w:val="17"/>
+              </w:rPr>
+              <w:t>26</w:t>
+            </w:r>
+          </w:p>
+        </w:tc>
+        <w:tc>
+          <w:tcPr>
+            <w:tcW w:type="dxa" w:w="1008"/>
+            <w:shd w:fill="FFFFFF" w:val="clear"/>
+          </w:tcPr>
+          <w:p>
+            <w:r>
+              <w:rPr>
+                <w:sz w:val="17"/>
+              </w:rPr>
+              <w:t>I</w:t>
+            </w:r>
+          </w:p>
+        </w:tc>
+        <w:tc>
+          <w:tcPr>
+            <w:tcW w:type="dxa" w:w="5616"/>
+            <w:shd w:fill="FFFFFF" w:val="clear"/>
+          </w:tcPr>
+          <w:p>
+            <w:r>
+              <w:rPr>
+                <w:sz w:val="17"/>
+              </w:rPr>
+              <w:t>Confidential computing deployment</w:t>
+            </w:r>
+          </w:p>
+        </w:tc>
+        <w:tc>
+          <w:tcPr>
+            <w:tcW w:type="dxa" w:w="1872"/>
+            <w:shd w:fill="FFFFFF" w:val="clear"/>
+          </w:tcPr>
+          <w:p>
+            <w:r>
+              <w:rPr>
+                <w:sz w:val="17"/>
+              </w:rPr>
+              <w:t>1</w:t>
+            </w:r>
+          </w:p>
+        </w:tc>
+      </w:tr>
     </w:tbl>
     <w:p/>
     <w:p>
@@ -1470,7 +2166,7 @@
           <w:color w:val="2E6DA4"/>
           <w:sz w:val="20"/>
         </w:rPr>
-        <w:t>The 5 stages</w:t>
+        <w:t>The 9 stages</w:t>
       </w:r>
     </w:p>
     <w:tbl>
@@ -1754,6 +2450,182 @@
           </w:p>
         </w:tc>
       </w:tr>
+      <w:tr>
+        <w:tc>
+          <w:tcPr>
+            <w:tcW w:type="dxa" w:w="1008"/>
+            <w:shd w:fill="FFFFFF" w:val="clear"/>
+          </w:tcPr>
+          <w:p>
+            <w:r>
+              <w:rPr>
+                <w:sz w:val="17"/>
+              </w:rPr>
+              <w:t>F</w:t>
+            </w:r>
+          </w:p>
+        </w:tc>
+        <w:tc>
+          <w:tcPr>
+            <w:tcW w:type="dxa" w:w="3168"/>
+            <w:shd w:fill="FFFFFF" w:val="clear"/>
+          </w:tcPr>
+          <w:p>
+            <w:r>
+              <w:rPr>
+                <w:sz w:val="17"/>
+              </w:rPr>
+              <w:t>Cloud and application reach</w:t>
+            </w:r>
+          </w:p>
+        </w:tc>
+        <w:tc>
+          <w:tcPr>
+            <w:tcW w:type="dxa" w:w="5184"/>
+            <w:shd w:fill="FFFFFF" w:val="clear"/>
+          </w:tcPr>
+          <w:p>
+            <w:r>
+              <w:rPr>
+                <w:sz w:val="17"/>
+              </w:rPr>
+              <w:t>New surfaces for callers this server cannot serve today.</w:t>
+            </w:r>
+          </w:p>
+        </w:tc>
+      </w:tr>
+      <w:tr>
+        <w:tc>
+          <w:tcPr>
+            <w:tcW w:type="dxa" w:w="1008"/>
+            <w:shd w:fill="EEF4FA" w:val="clear"/>
+          </w:tcPr>
+          <w:p>
+            <w:r>
+              <w:rPr>
+                <w:sz w:val="17"/>
+              </w:rPr>
+              <w:t>G</w:t>
+            </w:r>
+          </w:p>
+        </w:tc>
+        <w:tc>
+          <w:tcPr>
+            <w:tcW w:type="dxa" w:w="3168"/>
+            <w:shd w:fill="EEF4FA" w:val="clear"/>
+          </w:tcPr>
+          <w:p>
+            <w:r>
+              <w:rPr>
+                <w:sz w:val="17"/>
+              </w:rPr>
+              <w:t>Interoperability and adjacent products</w:t>
+            </w:r>
+          </w:p>
+        </w:tc>
+        <w:tc>
+          <w:tcPr>
+            <w:tcW w:type="dxa" w:w="5184"/>
+            <w:shd w:fill="EEF4FA" w:val="clear"/>
+          </w:tcPr>
+          <w:p>
+            <w:r>
+              <w:rPr>
+                <w:sz w:val="17"/>
+              </w:rPr>
+              <w:t>Meeting other implementations, and integrating rather than rebuilding.</w:t>
+            </w:r>
+          </w:p>
+        </w:tc>
+      </w:tr>
+      <w:tr>
+        <w:tc>
+          <w:tcPr>
+            <w:tcW w:type="dxa" w:w="1008"/>
+            <w:shd w:fill="FFFFFF" w:val="clear"/>
+          </w:tcPr>
+          <w:p>
+            <w:r>
+              <w:rPr>
+                <w:sz w:val="17"/>
+              </w:rPr>
+              <w:t>H</w:t>
+            </w:r>
+          </w:p>
+        </w:tc>
+        <w:tc>
+          <w:tcPr>
+            <w:tcW w:type="dxa" w:w="3168"/>
+            <w:shd w:fill="FFFFFF" w:val="clear"/>
+          </w:tcPr>
+          <w:p>
+            <w:r>
+              <w:rPr>
+                <w:sz w:val="17"/>
+              </w:rPr>
+              <w:t>Protocol 3.0 and post-quantum</w:t>
+            </w:r>
+          </w:p>
+        </w:tc>
+        <w:tc>
+          <w:tcPr>
+            <w:tcW w:type="dxa" w:w="5184"/>
+            <w:shd w:fill="FFFFFF" w:val="clear"/>
+          </w:tcPr>
+          <w:p>
+            <w:r>
+              <w:rPr>
+                <w:sz w:val="17"/>
+              </w:rPr>
+              <w:t>In-protocol work, then algorithms only a capable token can run.</w:t>
+            </w:r>
+          </w:p>
+        </w:tc>
+      </w:tr>
+      <w:tr>
+        <w:tc>
+          <w:tcPr>
+            <w:tcW w:type="dxa" w:w="1008"/>
+            <w:shd w:fill="EEF4FA" w:val="clear"/>
+          </w:tcPr>
+          <w:p>
+            <w:r>
+              <w:rPr>
+                <w:sz w:val="17"/>
+              </w:rPr>
+              <w:t>I</w:t>
+            </w:r>
+          </w:p>
+        </w:tc>
+        <w:tc>
+          <w:tcPr>
+            <w:tcW w:type="dxa" w:w="3168"/>
+            <w:shd w:fill="EEF4FA" w:val="clear"/>
+          </w:tcPr>
+          <w:p>
+            <w:r>
+              <w:rPr>
+                <w:sz w:val="17"/>
+              </w:rPr>
+              <w:t>Assurance on real hardware</w:t>
+            </w:r>
+          </w:p>
+        </w:tc>
+        <w:tc>
+          <w:tcPr>
+            <w:tcW w:type="dxa" w:w="5184"/>
+            <w:shd w:fill="EEF4FA" w:val="clear"/>
+          </w:tcPr>
+          <w:p>
+            <w:r>
+              <w:rPr>
+                <w:sz w:val="17"/>
+              </w:rPr>
+              <w:t>Gated on procurement. Fully specified, cannot start here.</w:t>
+            </w:r>
+          </w:p>
+        </w:tc>
+      </w:tr>
     </w:tbl>
     <w:p/>
     <w:p>
@@ -6168,13 +7040,3085 @@
     </w:p>
     <w:p>
       <w:pPr>
+        <w:pStyle w:val="Heading2"/>
+      </w:pPr>
+      <w:r>
+        <w:rPr>
+          <w:color w:val="1A3A5C"/>
+        </w:rPr>
+        <w:t>Step 15 — Cloud BYOK</w:t>
+      </w:r>
+    </w:p>
+    <w:p>
+      <w:r>
+        <w:rPr>
+          <w:rFonts w:ascii="Courier New" w:hAnsi="Courier New"/>
+          <w:color w:val="2E6DA4"/>
+          <w:sz w:val="17"/>
+        </w:rPr>
+        <w:t>Stage F   ·   ~900 lines, ~40 tests. Provider SDKs are the first runtime dependencies this project would add — worth resisting; each import API is a signed HTTPS call.</w:t>
+      </w:r>
+    </w:p>
+    <w:p>
+      <w:r>
+        <w:rPr>
+          <w:b/>
+          <w:i w:val="0"/>
+          <w:sz w:val="21"/>
+        </w:rPr>
+        <w:t>Generate here, import into a cloud KMS, keep custody of the source.</w:t>
+      </w:r>
+    </w:p>
+    <w:p/>
+    <w:p>
+      <w:r>
+        <w:rPr>
+          <w:b/>
+          <w:i w:val="0"/>
+          <w:color w:val="8F5610"/>
+          <w:sz w:val="19"/>
+        </w:rPr>
+        <w:t>Impact on the existing design</w:t>
+      </w:r>
+    </w:p>
+    <w:p>
+      <w:pPr>
+        <w:pStyle w:val="ListBullet"/>
+        <w:ind w:left="461"/>
+      </w:pPr>
+      <w:r>
+        <w:rPr>
+          <w:sz w:val="19"/>
+        </w:rPr>
+        <w:t>The server gains outbound calls to third-party services, with credentials to manage and failures to handle.</w:t>
+      </w:r>
+    </w:p>
+    <w:p>
+      <w:pPr>
+        <w:pStyle w:val="ListBullet"/>
+        <w:ind w:left="461"/>
+      </w:pPr>
+      <w:r>
+        <w:rPr>
+          <w:sz w:val="19"/>
+        </w:rPr>
+        <w:t>A key can now exist in two places at once. The object model has to say which is authoritative, and it says this one.</w:t>
+      </w:r>
+    </w:p>
+    <w:p/>
+    <w:p>
+      <w:r>
+        <w:rPr>
+          <w:b/>
+          <w:i w:val="0"/>
+          <w:color w:val="2E6DA4"/>
+          <w:sz w:val="19"/>
+        </w:rPr>
+        <w:t>Design</w:t>
+      </w:r>
+    </w:p>
+    <w:p>
+      <w:pPr>
+        <w:pStyle w:val="ListBullet"/>
+        <w:ind w:left="461"/>
+      </w:pPr>
+      <w:r>
+        <w:rPr>
+          <w:sz w:val="19"/>
+        </w:rPr>
+        <w:t>A connector per provider calling its import API: AWS ImportKeyMaterial, Azure Key Vault key import, Google Cloud KMS ImportJob. Each wants the key wrapped to a public key it issues, which the existing KeyWrappingSpecification already produces.</w:t>
+      </w:r>
+    </w:p>
+    <w:p>
+      <w:pPr>
+        <w:pStyle w:val="ListBullet"/>
+        <w:ind w:left="461"/>
+      </w:pPr>
+      <w:r>
+        <w:rPr>
+          <w:sz w:val="19"/>
+        </w:rPr>
+        <w:t>The source object stays here and gains a link to what it became, so the inventory can answer where a key ended up — the question an auditor asks about BYOK and the one most implementations cannot.</w:t>
+      </w:r>
+    </w:p>
+    <w:p>
+      <w:pPr>
+        <w:pStyle w:val="ListBullet"/>
+        <w:ind w:left="461"/>
+      </w:pPr>
+      <w:r>
+        <w:rPr>
+          <w:sz w:val="19"/>
+        </w:rPr>
+        <w:t>Configuration, not code, names the clouds: credentials come from the environment, never the config file.</w:t>
+      </w:r>
+    </w:p>
+    <w:p/>
+    <w:p>
+      <w:r>
+        <w:rPr>
+          <w:b/>
+          <w:i w:val="0"/>
+          <w:color w:val="2E6DA4"/>
+          <w:sz w:val="19"/>
+        </w:rPr>
+        <w:t>Implementation</w:t>
+      </w:r>
+    </w:p>
+    <w:p>
+      <w:pPr>
+        <w:pStyle w:val="ListBullet"/>
+        <w:ind w:left="461"/>
+      </w:pPr>
+      <w:r>
+        <w:rPr>
+          <w:sz w:val="19"/>
+        </w:rPr>
+        <w:t>kmip_pkcs11/cloud/ with one module per provider behind a shared interface, driven from the service layer so the guard, audit and role checks apply to an export-to-cloud exactly as to any other disclosure.</w:t>
+      </w:r>
+    </w:p>
+    <w:p/>
+    <w:p>
+      <w:r>
+        <w:rPr>
+          <w:b/>
+          <w:i w:val="0"/>
+          <w:color w:val="2E6DA4"/>
+          <w:sz w:val="19"/>
+        </w:rPr>
+        <w:t>Tests</w:t>
+      </w:r>
+    </w:p>
+    <w:p>
+      <w:pPr>
+        <w:pStyle w:val="ListBullet"/>
+        <w:ind w:left="461"/>
+      </w:pPr>
+      <w:r>
+        <w:rPr>
+          <w:sz w:val="19"/>
+        </w:rPr>
+        <w:t>Each provider's wrapping format is produced correctly, checked against its published test vectors rather than against our own encoder.</w:t>
+      </w:r>
+    </w:p>
+    <w:p>
+      <w:pPr>
+        <w:pStyle w:val="ListBullet"/>
+        <w:ind w:left="461"/>
+      </w:pPr>
+      <w:r>
+        <w:rPr>
+          <w:sz w:val="19"/>
+        </w:rPr>
+        <w:t>An import failure leaves no partial state and no link claiming success.</w:t>
+      </w:r>
+    </w:p>
+    <w:p>
+      <w:pPr>
+        <w:pStyle w:val="ListBullet"/>
+        <w:ind w:left="461"/>
+      </w:pPr>
+      <w:r>
+        <w:rPr>
+          <w:sz w:val="19"/>
+        </w:rPr>
+        <w:t>Export-to-cloud is refused for an identity without the right, and audited on both the success and the refusal.</w:t>
+      </w:r>
+    </w:p>
+    <w:p>
+      <w:pPr>
+        <w:pStyle w:val="ListBullet"/>
+        <w:ind w:left="461"/>
+      </w:pPr>
+      <w:r>
+        <w:rPr>
+          <w:sz w:val="19"/>
+        </w:rPr>
+        <w:t>The link survives rotation: rotating the source key does not orphan the record of what was imported where.</w:t>
+      </w:r>
+    </w:p>
+    <w:p/>
+    <w:p>
+      <w:r>
+        <w:rPr>
+          <w:b/>
+          <w:i w:val="0"/>
+          <w:color w:val="1E802E"/>
+          <w:sz w:val="19"/>
+        </w:rPr>
+        <w:t>Gate</w:t>
+      </w:r>
+    </w:p>
+    <w:p>
+      <w:r>
+        <w:rPr>
+          <w:b w:val="0"/>
+          <w:i w:val="0"/>
+          <w:sz w:val="19"/>
+        </w:rPr>
+        <w:t>A key generated in the token is imported into all three clouds, and the inventory names where each copy lives.</w:t>
+      </w:r>
+    </w:p>
+    <w:p/>
+    <w:p>
+      <w:r>
+        <w:rPr>
+          <w:b/>
+          <w:i w:val="0"/>
+          <w:color w:val="2E6DA4"/>
+          <w:sz w:val="19"/>
+        </w:rPr>
+        <w:t>Closes</w:t>
+      </w:r>
+    </w:p>
+    <w:p>
+      <w:pPr>
+        <w:pStyle w:val="ListBullet"/>
+        <w:ind w:left="461"/>
+      </w:pPr>
+      <w:r>
+        <w:rPr>
+          <w:sz w:val="19"/>
+        </w:rPr>
+        <w:t>Cloud BYOK (AWS, Azure, GCP)</w:t>
+      </w:r>
+    </w:p>
+    <w:p>
+      <w:r>
+        <w:br w:type="page"/>
+      </w:r>
+    </w:p>
+    <w:p>
+      <w:pPr>
+        <w:pStyle w:val="Heading2"/>
+      </w:pPr>
+      <w:r>
+        <w:rPr>
+          <w:color w:val="1A3A5C"/>
+        </w:rPr>
+        <w:t>Step 16 — External key store — XKS and EKM</w:t>
+      </w:r>
+    </w:p>
+    <w:p>
+      <w:r>
+        <w:rPr>
+          <w:rFonts w:ascii="Courier New" w:hAnsi="Courier New"/>
+          <w:color w:val="2E6DA4"/>
+          <w:sz w:val="17"/>
+        </w:rPr>
+        <w:t>Stage F   ·   ~1,100 lines, ~50 tests.</w:t>
+      </w:r>
+    </w:p>
+    <w:p>
+      <w:r>
+        <w:rPr>
+          <w:b/>
+          <w:i w:val="0"/>
+          <w:sz w:val="21"/>
+        </w:rPr>
+        <w:t>Let a cloud service call back here for every operation, so the key never leaves at all.</w:t>
+      </w:r>
+    </w:p>
+    <w:p/>
+    <w:p>
+      <w:r>
+        <w:rPr>
+          <w:b/>
+          <w:i w:val="0"/>
+          <w:color w:val="8F5610"/>
+          <w:sz w:val="19"/>
+        </w:rPr>
+        <w:t>Impact on the existing design</w:t>
+      </w:r>
+    </w:p>
+    <w:p>
+      <w:pPr>
+        <w:pStyle w:val="ListBullet"/>
+        <w:ind w:left="461"/>
+      </w:pPr>
+      <w:r>
+        <w:rPr>
+          <w:sz w:val="19"/>
+        </w:rPr>
+        <w:t>The server becomes latency-critical for someone else's workload — a different operational posture from a key manager clients poll.</w:t>
+      </w:r>
+    </w:p>
+    <w:p>
+      <w:pPr>
+        <w:pStyle w:val="ListBullet"/>
+        <w:ind w:left="461"/>
+      </w:pPr>
+      <w:r>
+        <w:rPr>
+          <w:sz w:val="19"/>
+        </w:rPr>
+        <w:t>Availability stops being our own concern only: an outage here is an outage in the cloud service that depends on it.</w:t>
+      </w:r>
+    </w:p>
+    <w:p/>
+    <w:p>
+      <w:r>
+        <w:rPr>
+          <w:b/>
+          <w:i w:val="0"/>
+          <w:color w:val="2E6DA4"/>
+          <w:sz w:val="19"/>
+        </w:rPr>
+        <w:t>Design</w:t>
+      </w:r>
+    </w:p>
+    <w:p>
+      <w:pPr>
+        <w:pStyle w:val="ListBullet"/>
+        <w:ind w:left="461"/>
+      </w:pPr>
+      <w:r>
+        <w:rPr>
+          <w:sz w:val="19"/>
+        </w:rPr>
+        <w:t>The AWS XKS proxy API and the Google Cloud EKM API as HTTPS services in front of the same service layer. Both are small, well-specified request/response contracts over operations this server already performs.</w:t>
+      </w:r>
+    </w:p>
+    <w:p>
+      <w:pPr>
+        <w:pStyle w:val="ListBullet"/>
+        <w:ind w:left="461"/>
+      </w:pPr>
+      <w:r>
+        <w:rPr>
+          <w:sz w:val="19"/>
+        </w:rPr>
+        <w:t>This is the strongest custody story the product can offer: the cloud holds ciphertext and calls out to decrypt, so revoking access here revokes it everywhere, immediately.</w:t>
+      </w:r>
+    </w:p>
+    <w:p>
+      <w:pPr>
+        <w:pStyle w:val="ListBullet"/>
+        <w:ind w:left="461"/>
+      </w:pPr>
+      <w:r>
+        <w:rPr>
+          <w:sz w:val="19"/>
+        </w:rPr>
+        <w:t>Latency and availability become the cloud's problem and therefore ours: an XKS endpoint that is slow fails the caller's operation.</w:t>
+      </w:r>
+    </w:p>
+    <w:p/>
+    <w:p>
+      <w:r>
+        <w:rPr>
+          <w:b/>
+          <w:i w:val="0"/>
+          <w:color w:val="2E6DA4"/>
+          <w:sz w:val="19"/>
+        </w:rPr>
+        <w:t>Implementation</w:t>
+      </w:r>
+    </w:p>
+    <w:p>
+      <w:pPr>
+        <w:pStyle w:val="ListBullet"/>
+        <w:ind w:left="461"/>
+      </w:pPr>
+      <w:r>
+        <w:rPr>
+          <w:sz w:val="19"/>
+        </w:rPr>
+        <w:t>kmip_pkcs11/api/xks.py and ekm.py sharing the API listener, the authentication and the rate limiter built in step 3.</w:t>
+      </w:r>
+    </w:p>
+    <w:p>
+      <w:pPr>
+        <w:pStyle w:val="ListBullet"/>
+        <w:ind w:left="461"/>
+      </w:pPr>
+      <w:r>
+        <w:rPr>
+          <w:sz w:val="19"/>
+        </w:rPr>
+        <w:t>Request signing verified per the provider's scheme before anything reaches the service layer.</w:t>
+      </w:r>
+    </w:p>
+    <w:p/>
+    <w:p>
+      <w:r>
+        <w:rPr>
+          <w:b/>
+          <w:i w:val="0"/>
+          <w:color w:val="2E6DA4"/>
+          <w:sz w:val="19"/>
+        </w:rPr>
+        <w:t>Tests</w:t>
+      </w:r>
+    </w:p>
+    <w:p>
+      <w:pPr>
+        <w:pStyle w:val="ListBullet"/>
+        <w:ind w:left="461"/>
+      </w:pPr>
+      <w:r>
+        <w:rPr>
+          <w:sz w:val="19"/>
+        </w:rPr>
+        <w:t>The published XKS conformance cases pass, including the error codes — a wrong code fails a caller in a way that looks like data loss.</w:t>
+      </w:r>
+    </w:p>
+    <w:p>
+      <w:pPr>
+        <w:pStyle w:val="ListBullet"/>
+        <w:ind w:left="461"/>
+      </w:pPr>
+      <w:r>
+        <w:rPr>
+          <w:sz w:val="19"/>
+        </w:rPr>
+        <w:t>A request with a bad signature is refused before the token is touched.</w:t>
+      </w:r>
+    </w:p>
+    <w:p>
+      <w:pPr>
+        <w:pStyle w:val="ListBullet"/>
+        <w:ind w:left="461"/>
+      </w:pPr>
+      <w:r>
+        <w:rPr>
+          <w:sz w:val="19"/>
+        </w:rPr>
+        <w:t>Revoking a key here makes the cloud's next operation fail, and the audit log shows why.</w:t>
+      </w:r>
+    </w:p>
+    <w:p>
+      <w:pPr>
+        <w:pStyle w:val="ListBullet"/>
+        <w:ind w:left="461"/>
+      </w:pPr>
+      <w:r>
+        <w:rPr>
+          <w:sz w:val="19"/>
+        </w:rPr>
+        <w:t>Latency under sustained load stays inside the provider's timeout, measured rather than assumed.</w:t>
+      </w:r>
+    </w:p>
+    <w:p/>
+    <w:p>
+      <w:r>
+        <w:rPr>
+          <w:b/>
+          <w:i w:val="0"/>
+          <w:color w:val="1E802E"/>
+          <w:sz w:val="19"/>
+        </w:rPr>
+        <w:t>Gate</w:t>
+      </w:r>
+    </w:p>
+    <w:p>
+      <w:r>
+        <w:rPr>
+          <w:b w:val="0"/>
+          <w:i w:val="0"/>
+          <w:sz w:val="19"/>
+        </w:rPr>
+        <w:t>A cloud service encrypts and decrypts through this server for a full test run, and revoking the key stops it mid-run.</w:t>
+      </w:r>
+    </w:p>
+    <w:p/>
+    <w:p>
+      <w:r>
+        <w:rPr>
+          <w:b/>
+          <w:i w:val="0"/>
+          <w:color w:val="2E6DA4"/>
+          <w:sz w:val="19"/>
+        </w:rPr>
+        <w:t>Closes</w:t>
+      </w:r>
+    </w:p>
+    <w:p>
+      <w:pPr>
+        <w:pStyle w:val="ListBullet"/>
+        <w:ind w:left="461"/>
+      </w:pPr>
+      <w:r>
+        <w:rPr>
+          <w:sz w:val="19"/>
+        </w:rPr>
+        <w:t>Cloud EKM / XKS / hold-your-own-key</w:t>
+      </w:r>
+    </w:p>
+    <w:p>
+      <w:r>
+        <w:br w:type="page"/>
+      </w:r>
+    </w:p>
+    <w:p>
+      <w:pPr>
+        <w:pStyle w:val="Heading2"/>
+      </w:pPr>
+      <w:r>
+        <w:rPr>
+          <w:color w:val="1A3A5C"/>
+        </w:rPr>
+        <w:t>Step 17 — PKCS#11 provider for applications</w:t>
+      </w:r>
+    </w:p>
+    <w:p>
+      <w:r>
+        <w:rPr>
+          <w:rFonts w:ascii="Courier New" w:hAnsi="Courier New"/>
+          <w:color w:val="2E6DA4"/>
+          <w:sz w:val="17"/>
+        </w:rPr>
+        <w:t>Stage F   ·   ~2,000 lines in a new language, ~50 tests. The largest single step here and the one most worth deferring until a caller asks for it.</w:t>
+      </w:r>
+    </w:p>
+    <w:p>
+      <w:r>
+        <w:rPr>
+          <w:b/>
+          <w:i w:val="0"/>
+          <w:sz w:val="21"/>
+        </w:rPr>
+        <w:t>Let applications that speak PKCS#11 use this server without knowing KMIP exists.</w:t>
+      </w:r>
+    </w:p>
+    <w:p/>
+    <w:p>
+      <w:r>
+        <w:rPr>
+          <w:b/>
+          <w:i w:val="0"/>
+          <w:color w:val="8F5610"/>
+          <w:sz w:val="19"/>
+        </w:rPr>
+        <w:t>Impact on the existing design</w:t>
+      </w:r>
+    </w:p>
+    <w:p>
+      <w:pPr>
+        <w:pStyle w:val="ListBullet"/>
+        <w:ind w:left="461"/>
+      </w:pPr>
+      <w:r>
+        <w:rPr>
+          <w:sz w:val="19"/>
+        </w:rPr>
+        <w:t>A second deliverable, in another language, with its own release cycle and its own memory-safety burden.</w:t>
+      </w:r>
+    </w:p>
+    <w:p>
+      <w:pPr>
+        <w:pStyle w:val="ListBullet"/>
+        <w:ind w:left="461"/>
+      </w:pPr>
+      <w:r>
+        <w:rPr>
+          <w:sz w:val="19"/>
+        </w:rPr>
+        <w:t>The KMIP surface becomes an internal contract for it, so changes there can break a client nobody is testing in this repository.</w:t>
+      </w:r>
+    </w:p>
+    <w:p/>
+    <w:p>
+      <w:r>
+        <w:rPr>
+          <w:b/>
+          <w:i w:val="0"/>
+          <w:color w:val="2E6DA4"/>
+          <w:sz w:val="19"/>
+        </w:rPr>
+        <w:t>Design</w:t>
+      </w:r>
+    </w:p>
+    <w:p>
+      <w:pPr>
+        <w:pStyle w:val="ListBullet"/>
+        <w:ind w:left="461"/>
+      </w:pPr>
+      <w:r>
+        <w:rPr>
+          <w:sz w:val="19"/>
+        </w:rPr>
+        <w:t>A shared library exposing the PKCS#11 C interface and translating to KMIP over the wire — the inverse of pkcs11_shim/, and the reason that boundary was kept clean.</w:t>
+      </w:r>
+    </w:p>
+    <w:p>
+      <w:pPr>
+        <w:pStyle w:val="ListBullet"/>
+        <w:ind w:left="461"/>
+      </w:pPr>
+      <w:r>
+        <w:rPr>
+          <w:sz w:val="19"/>
+        </w:rPr>
+        <w:t>A deliberate subset: C_GenerateKey, C_Encrypt, C_Decrypt, C_Sign, C_Verify, C_FindObjects and session handling. Implementing the whole of PKCS#11 badly would be worse than implementing part of it well and saying which part.</w:t>
+      </w:r>
+    </w:p>
+    <w:p>
+      <w:pPr>
+        <w:pStyle w:val="ListBullet"/>
+        <w:ind w:left="461"/>
+      </w:pPr>
+      <w:r>
+        <w:rPr>
+          <w:sz w:val="19"/>
+        </w:rPr>
+        <w:t>Session and object handles map to KMIP identifiers in the library, so the server stays stateless per request.</w:t>
+      </w:r>
+    </w:p>
+    <w:p/>
+    <w:p>
+      <w:r>
+        <w:rPr>
+          <w:b/>
+          <w:i w:val="0"/>
+          <w:color w:val="2E6DA4"/>
+          <w:sz w:val="19"/>
+        </w:rPr>
+        <w:t>Implementation</w:t>
+      </w:r>
+    </w:p>
+    <w:p>
+      <w:pPr>
+        <w:pStyle w:val="ListBullet"/>
+        <w:ind w:left="461"/>
+      </w:pPr>
+      <w:r>
+        <w:rPr>
+          <w:sz w:val="19"/>
+        </w:rPr>
+        <w:t>A separate deliverable in its own directory with its own build — C, or Rust with a C ABI. It is a client of this server, not part of it.</w:t>
+      </w:r>
+    </w:p>
+    <w:p>
+      <w:pPr>
+        <w:pStyle w:val="ListBullet"/>
+        <w:ind w:left="461"/>
+      </w:pPr>
+      <w:r>
+        <w:rPr>
+          <w:sz w:val="19"/>
+        </w:rPr>
+        <w:t>The subset is declared in its documentation and the library returns CKR_FUNCTION_NOT_SUPPORTED honestly for the rest.</w:t>
+      </w:r>
+    </w:p>
+    <w:p/>
+    <w:p>
+      <w:r>
+        <w:rPr>
+          <w:b/>
+          <w:i w:val="0"/>
+          <w:color w:val="2E6DA4"/>
+          <w:sz w:val="19"/>
+        </w:rPr>
+        <w:t>Tests</w:t>
+      </w:r>
+    </w:p>
+    <w:p>
+      <w:pPr>
+        <w:pStyle w:val="ListBullet"/>
+        <w:ind w:left="461"/>
+      </w:pPr>
+      <w:r>
+        <w:rPr>
+          <w:sz w:val="19"/>
+        </w:rPr>
+        <w:t>pkcs11-tool exercises every implemented function against a live server.</w:t>
+      </w:r>
+    </w:p>
+    <w:p>
+      <w:pPr>
+        <w:pStyle w:val="ListBullet"/>
+        <w:ind w:left="461"/>
+      </w:pPr>
+      <w:r>
+        <w:rPr>
+          <w:sz w:val="19"/>
+        </w:rPr>
+        <w:t>A Java keystore and an OpenSSL engine both load the library and complete a sign and a verify.</w:t>
+      </w:r>
+    </w:p>
+    <w:p>
+      <w:pPr>
+        <w:pStyle w:val="ListBullet"/>
+        <w:ind w:left="461"/>
+      </w:pPr>
+      <w:r>
+        <w:rPr>
+          <w:sz w:val="19"/>
+        </w:rPr>
+        <w:t>Every unimplemented function returns CKR_FUNCTION_NOT_SUPPORTED rather than crashing or silently doing nothing.</w:t>
+      </w:r>
+    </w:p>
+    <w:p>
+      <w:pPr>
+        <w:pStyle w:val="ListBullet"/>
+        <w:ind w:left="461"/>
+      </w:pPr>
+      <w:r>
+        <w:rPr>
+          <w:sz w:val="19"/>
+        </w:rPr>
+        <w:t>Handle exhaustion and concurrent sessions behave — this is C, so the tests include a leak check under repeated open and close.</w:t>
+      </w:r>
+    </w:p>
+    <w:p/>
+    <w:p>
+      <w:r>
+        <w:rPr>
+          <w:b/>
+          <w:i w:val="0"/>
+          <w:color w:val="1E802E"/>
+          <w:sz w:val="19"/>
+        </w:rPr>
+        <w:t>Gate</w:t>
+      </w:r>
+    </w:p>
+    <w:p>
+      <w:r>
+        <w:rPr>
+          <w:b w:val="0"/>
+          <w:i w:val="0"/>
+          <w:sz w:val="19"/>
+        </w:rPr>
+        <w:t>An unmodified application that speaks PKCS#11 signs with a key it cannot extract, and pkcs11-tool reports the supported mechanism list.</w:t>
+      </w:r>
+    </w:p>
+    <w:p/>
+    <w:p>
+      <w:r>
+        <w:rPr>
+          <w:b/>
+          <w:i w:val="0"/>
+          <w:color w:val="2E6DA4"/>
+          <w:sz w:val="19"/>
+        </w:rPr>
+        <w:t>Closes</w:t>
+      </w:r>
+    </w:p>
+    <w:p>
+      <w:pPr>
+        <w:pStyle w:val="ListBullet"/>
+        <w:ind w:left="461"/>
+      </w:pPr>
+      <w:r>
+        <w:rPr>
+          <w:sz w:val="19"/>
+        </w:rPr>
+        <w:t>PKCS#11 provider for applications</w:t>
+      </w:r>
+    </w:p>
+    <w:p>
+      <w:r>
+        <w:br w:type="page"/>
+      </w:r>
+    </w:p>
+    <w:p>
+      <w:pPr>
+        <w:pStyle w:val="Heading2"/>
+      </w:pPr>
+      <w:r>
+        <w:rPr>
+          <w:color w:val="1A3A5C"/>
+        </w:rPr>
+        <w:t>Step 18 — Tokenization and format-preserving encryption</w:t>
+      </w:r>
+    </w:p>
+    <w:p>
+      <w:r>
+        <w:rPr>
+          <w:rFonts w:ascii="Courier New" w:hAnsi="Courier New"/>
+          <w:color w:val="2E6DA4"/>
+          <w:sz w:val="17"/>
+        </w:rPr>
+        <w:t>Stage F   ·   ~700 lines, ~40 tests.</w:t>
+      </w:r>
+    </w:p>
+    <w:p>
+      <w:r>
+        <w:rPr>
+          <w:b/>
+          <w:i w:val="0"/>
+          <w:sz w:val="21"/>
+        </w:rPr>
+        <w:t>Protect PAN and PII in place, where the ciphertext has to look like the plaintext.</w:t>
+      </w:r>
+    </w:p>
+    <w:p/>
+    <w:p>
+      <w:r>
+        <w:rPr>
+          <w:b/>
+          <w:i w:val="0"/>
+          <w:color w:val="8F5610"/>
+          <w:sz w:val="19"/>
+        </w:rPr>
+        <w:t>Impact on the existing design</w:t>
+      </w:r>
+    </w:p>
+    <w:p>
+      <w:pPr>
+        <w:pStyle w:val="ListBullet"/>
+        <w:ind w:left="461"/>
+      </w:pPr>
+      <w:r>
+        <w:rPr>
+          <w:sz w:val="19"/>
+        </w:rPr>
+        <w:t>The first cryptographic primitive implemented in this codebase rather than delegated to the token — which is exactly the property the project has protected so far, and the reason to keep it isolated behind its own module.</w:t>
+      </w:r>
+    </w:p>
+    <w:p>
+      <w:pPr>
+        <w:pStyle w:val="ListBullet"/>
+        <w:ind w:left="461"/>
+      </w:pPr>
+      <w:r>
+        <w:rPr>
+          <w:sz w:val="19"/>
+        </w:rPr>
+        <w:t>A vault of reversible mappings is a new kind of asset to protect, with different backup and residency implications from a key.</w:t>
+      </w:r>
+    </w:p>
+    <w:p/>
+    <w:p>
+      <w:r>
+        <w:rPr>
+          <w:b/>
+          <w:i w:val="0"/>
+          <w:color w:val="2E6DA4"/>
+          <w:sz w:val="19"/>
+        </w:rPr>
+        <w:t>Design</w:t>
+      </w:r>
+    </w:p>
+    <w:p>
+      <w:pPr>
+        <w:pStyle w:val="ListBullet"/>
+        <w:ind w:left="461"/>
+      </w:pPr>
+      <w:r>
+        <w:rPr>
+          <w:sz w:val="19"/>
+        </w:rPr>
+        <w:t>FF1 from NIST SP 800-38G as a service in front of the token: the tokenising key stays in the HSM and the format transformation happens here.</w:t>
+      </w:r>
+    </w:p>
+    <w:p>
+      <w:pPr>
+        <w:pStyle w:val="ListBullet"/>
+        <w:ind w:left="461"/>
+      </w:pPr>
+      <w:r>
+        <w:rPr>
+          <w:sz w:val="19"/>
+        </w:rPr>
+        <w:t>A token vault for the detokenisation mapping where format preservation is not enough, with the same lifecycle and audit as any other object.</w:t>
+      </w:r>
+    </w:p>
+    <w:p>
+      <w:pPr>
+        <w:pStyle w:val="ListBullet"/>
+        <w:ind w:left="461"/>
+      </w:pPr>
+      <w:r>
+        <w:rPr>
+          <w:sz w:val="19"/>
+        </w:rPr>
+        <w:t>SP 800-38G's own guidance about small domains is enforced rather than documented: a domain below the safe size is refused, not warned about.</w:t>
+      </w:r>
+    </w:p>
+    <w:p/>
+    <w:p>
+      <w:r>
+        <w:rPr>
+          <w:b/>
+          <w:i w:val="0"/>
+          <w:color w:val="2E6DA4"/>
+          <w:sz w:val="19"/>
+        </w:rPr>
+        <w:t>Implementation</w:t>
+      </w:r>
+    </w:p>
+    <w:p>
+      <w:pPr>
+        <w:pStyle w:val="ListBullet"/>
+        <w:ind w:left="461"/>
+      </w:pPr>
+      <w:r>
+        <w:rPr>
+          <w:sz w:val="19"/>
+        </w:rPr>
+        <w:t>kmip_pkcs11/fpe/ as a service-layer module reachable over REST. Not a KMIP operation — the protocol has no vocabulary for it, and inventing vendor extensions would interoperate with nothing.</w:t>
+      </w:r>
+    </w:p>
+    <w:p/>
+    <w:p>
+      <w:r>
+        <w:rPr>
+          <w:b/>
+          <w:i w:val="0"/>
+          <w:color w:val="2E6DA4"/>
+          <w:sz w:val="19"/>
+        </w:rPr>
+        <w:t>Tests</w:t>
+      </w:r>
+    </w:p>
+    <w:p>
+      <w:pPr>
+        <w:pStyle w:val="ListBullet"/>
+        <w:ind w:left="461"/>
+      </w:pPr>
+      <w:r>
+        <w:rPr>
+          <w:sz w:val="19"/>
+        </w:rPr>
+        <w:t>FF1 matches the NIST test vectors exactly. This is the whole correctness argument for the step and nothing else substitutes.</w:t>
+      </w:r>
+    </w:p>
+    <w:p>
+      <w:pPr>
+        <w:pStyle w:val="ListBullet"/>
+        <w:ind w:left="461"/>
+      </w:pPr>
+      <w:r>
+        <w:rPr>
+          <w:sz w:val="19"/>
+        </w:rPr>
+        <w:t>Round-trip over every supported alphabet and length, including the boundaries.</w:t>
+      </w:r>
+    </w:p>
+    <w:p>
+      <w:pPr>
+        <w:pStyle w:val="ListBullet"/>
+        <w:ind w:left="461"/>
+      </w:pPr>
+      <w:r>
+        <w:rPr>
+          <w:sz w:val="19"/>
+        </w:rPr>
+        <w:t>A domain too small to be safe is refused with an error naming the limit.</w:t>
+      </w:r>
+    </w:p>
+    <w:p>
+      <w:pPr>
+        <w:pStyle w:val="ListBullet"/>
+        <w:ind w:left="461"/>
+      </w:pPr>
+      <w:r>
+        <w:rPr>
+          <w:sz w:val="19"/>
+        </w:rPr>
+        <w:t>Detokenisation is access-controlled and audited as a disclosure, because that is what it is.</w:t>
+      </w:r>
+    </w:p>
+    <w:p/>
+    <w:p>
+      <w:r>
+        <w:rPr>
+          <w:b/>
+          <w:i w:val="0"/>
+          <w:color w:val="1E802E"/>
+          <w:sz w:val="19"/>
+        </w:rPr>
+        <w:t>Gate</w:t>
+      </w:r>
+    </w:p>
+    <w:p>
+      <w:r>
+        <w:rPr>
+          <w:b w:val="0"/>
+          <w:i w:val="0"/>
+          <w:sz w:val="19"/>
+        </w:rPr>
+        <w:t>The NIST FF1 vectors pass, and a PAN tokenises to something that is still a valid PAN and detokenises only for an identity allowed to.</w:t>
+      </w:r>
+    </w:p>
+    <w:p/>
+    <w:p>
+      <w:r>
+        <w:rPr>
+          <w:b/>
+          <w:i w:val="0"/>
+          <w:color w:val="2E6DA4"/>
+          <w:sz w:val="19"/>
+        </w:rPr>
+        <w:t>Closes</w:t>
+      </w:r>
+    </w:p>
+    <w:p>
+      <w:pPr>
+        <w:pStyle w:val="ListBullet"/>
+        <w:ind w:left="461"/>
+      </w:pPr>
+      <w:r>
+        <w:rPr>
+          <w:sz w:val="19"/>
+        </w:rPr>
+        <w:t>Tokenization / format-preserving encryption</w:t>
+      </w:r>
+    </w:p>
+    <w:p>
+      <w:r>
+        <w:br w:type="page"/>
+      </w:r>
+    </w:p>
+    <w:p>
+      <w:pPr>
+        <w:pStyle w:val="Heading2"/>
+      </w:pPr>
+      <w:r>
+        <w:rPr>
+          <w:color w:val="1A3A5C"/>
+        </w:rPr>
+        <w:t>Step 19 — Vendor interoperability validation</w:t>
+      </w:r>
+    </w:p>
+    <w:p>
+      <w:r>
+        <w:rPr>
+          <w:rFonts w:ascii="Courier New" w:hAnsi="Courier New"/>
+          <w:color w:val="2E6DA4"/>
+          <w:sz w:val="17"/>
+        </w:rPr>
+        <w:t>Stage G   ·   ~400 lines of fixes and harness, ~60 recorded-exchange tests. Mostly not code: it is scheduling, licences and patience.</w:t>
+      </w:r>
+    </w:p>
+    <w:p>
+      <w:r>
+        <w:rPr>
+          <w:b/>
+          <w:i w:val="0"/>
+          <w:sz w:val="21"/>
+        </w:rPr>
+        <w:t>Turn two rows that say “should work” into two rows that say “does, against these products, at these versions”.</w:t>
+      </w:r>
+    </w:p>
+    <w:p/>
+    <w:p>
+      <w:r>
+        <w:rPr>
+          <w:b/>
+          <w:i w:val="0"/>
+          <w:color w:val="8F5610"/>
+          <w:sz w:val="19"/>
+        </w:rPr>
+        <w:t>Impact on the existing design</w:t>
+      </w:r>
+    </w:p>
+    <w:p>
+      <w:pPr>
+        <w:pStyle w:val="ListBullet"/>
+        <w:ind w:left="461"/>
+      </w:pPr>
+      <w:r>
+        <w:rPr>
+          <w:sz w:val="19"/>
+        </w:rPr>
+        <w:t>The conformance suite stops being only our reading of the specification and starts carrying other implementations' behaviour.</w:t>
+      </w:r>
+    </w:p>
+    <w:p>
+      <w:pPr>
+        <w:pStyle w:val="ListBullet"/>
+        <w:ind w:left="461"/>
+      </w:pPr>
+      <w:r>
+        <w:rPr>
+          <w:sz w:val="19"/>
+        </w:rPr>
+        <w:t>Supported-version claims become a maintenance commitment — a validated product is one someone expects to keep working.</w:t>
+      </w:r>
+    </w:p>
+    <w:p/>
+    <w:p>
+      <w:r>
+        <w:rPr>
+          <w:b/>
+          <w:i w:val="0"/>
+          <w:color w:val="2E6DA4"/>
+          <w:sz w:val="19"/>
+        </w:rPr>
+        <w:t>Design</w:t>
+      </w:r>
+    </w:p>
+    <w:p>
+      <w:pPr>
+        <w:pStyle w:val="ListBullet"/>
+        <w:ind w:left="461"/>
+      </w:pPr>
+      <w:r>
+        <w:rPr>
+          <w:sz w:val="19"/>
+        </w:rPr>
+        <w:t>A validation matrix: product, version, profile, what was exercised, what had to change. Published with the results, including the failures.</w:t>
+      </w:r>
+    </w:p>
+    <w:p>
+      <w:pPr>
+        <w:pStyle w:val="ListBullet"/>
+        <w:ind w:left="461"/>
+      </w:pPr>
+      <w:r>
+        <w:rPr>
+          <w:sz w:val="19"/>
+        </w:rPr>
+        <w:t>Each vendor profile makes assumptions the specification does not state. The deliverable is the list of them, and a conformance test per assumption so it cannot regress.</w:t>
+      </w:r>
+    </w:p>
+    <w:p>
+      <w:pPr>
+        <w:pStyle w:val="ListBullet"/>
+        <w:ind w:left="461"/>
+      </w:pPr>
+      <w:r>
+        <w:rPr>
+          <w:sz w:val="19"/>
+        </w:rPr>
+        <w:t>Order by what is asked for most: Oracle TDE and VMware first.</w:t>
+      </w:r>
+    </w:p>
+    <w:p/>
+    <w:p>
+      <w:r>
+        <w:rPr>
+          <w:b/>
+          <w:i w:val="0"/>
+          <w:color w:val="2E6DA4"/>
+          <w:sz w:val="19"/>
+        </w:rPr>
+        <w:t>Implementation</w:t>
+      </w:r>
+    </w:p>
+    <w:p>
+      <w:pPr>
+        <w:pStyle w:val="ListBullet"/>
+        <w:ind w:left="461"/>
+      </w:pPr>
+      <w:r>
+        <w:rPr>
+          <w:sz w:val="19"/>
+        </w:rPr>
+        <w:t>No new subsystem — fixes land in the operations the profiles exercise, and every exchange captured becomes a test in the conformance suite.</w:t>
+      </w:r>
+    </w:p>
+    <w:p>
+      <w:pPr>
+        <w:pStyle w:val="ListBullet"/>
+        <w:ind w:left="461"/>
+      </w:pPr>
+      <w:r>
+        <w:rPr>
+          <w:sz w:val="19"/>
+        </w:rPr>
+        <w:t>A recorded-exchange harness so a vendor's traffic can be replayed without the vendor present.</w:t>
+      </w:r>
+    </w:p>
+    <w:p/>
+    <w:p>
+      <w:r>
+        <w:rPr>
+          <w:b/>
+          <w:i w:val="0"/>
+          <w:color w:val="2E6DA4"/>
+          <w:sz w:val="19"/>
+        </w:rPr>
+        <w:t>Tests</w:t>
+      </w:r>
+    </w:p>
+    <w:p>
+      <w:pPr>
+        <w:pStyle w:val="ListBullet"/>
+        <w:ind w:left="461"/>
+      </w:pPr>
+      <w:r>
+        <w:rPr>
+          <w:sz w:val="19"/>
+        </w:rPr>
+        <w:t>A captured exchange from each validated product replays green in CI forever after, which is what stops this work decaying.</w:t>
+      </w:r>
+    </w:p>
+    <w:p>
+      <w:pPr>
+        <w:pStyle w:val="ListBullet"/>
+        <w:ind w:left="461"/>
+      </w:pPr>
+      <w:r>
+        <w:rPr>
+          <w:sz w:val="19"/>
+        </w:rPr>
+        <w:t>Profile-specific attribute handling is asserted per vendor rather than in general.</w:t>
+      </w:r>
+    </w:p>
+    <w:p>
+      <w:pPr>
+        <w:pStyle w:val="ListBullet"/>
+        <w:ind w:left="461"/>
+      </w:pPr>
+      <w:r>
+        <w:rPr>
+          <w:sz w:val="19"/>
+        </w:rPr>
+        <w:t>The matrix itself is generated from the test results, so it cannot claim a product that is not tested.</w:t>
+      </w:r>
+    </w:p>
+    <w:p/>
+    <w:p>
+      <w:r>
+        <w:rPr>
+          <w:b/>
+          <w:i w:val="0"/>
+          <w:color w:val="1E802E"/>
+          <w:sz w:val="19"/>
+        </w:rPr>
+        <w:t>Gate</w:t>
+      </w:r>
+    </w:p>
+    <w:p>
+      <w:r>
+        <w:rPr>
+          <w:b w:val="0"/>
+          <w:i w:val="0"/>
+          <w:sz w:val="19"/>
+        </w:rPr>
+        <w:t>At least one database and one storage product complete their full key lifecycle against this server, with the exchanges replaying in CI.</w:t>
+      </w:r>
+    </w:p>
+    <w:p/>
+    <w:p>
+      <w:r>
+        <w:rPr>
+          <w:b/>
+          <w:i w:val="0"/>
+          <w:color w:val="2E6DA4"/>
+          <w:sz w:val="19"/>
+        </w:rPr>
+        <w:t>Closes</w:t>
+      </w:r>
+    </w:p>
+    <w:p>
+      <w:pPr>
+        <w:pStyle w:val="ListBullet"/>
+        <w:ind w:left="461"/>
+      </w:pPr>
+      <w:r>
+        <w:rPr>
+          <w:sz w:val="19"/>
+        </w:rPr>
+        <w:t>Database TDE integration</w:t>
+      </w:r>
+    </w:p>
+    <w:p>
+      <w:pPr>
+        <w:pStyle w:val="ListBullet"/>
+        <w:ind w:left="461"/>
+      </w:pPr>
+      <w:r>
+        <w:rPr>
+          <w:sz w:val="19"/>
+        </w:rPr>
+        <w:t>Storage, backup and VM integrations</w:t>
+      </w:r>
+    </w:p>
+    <w:p>
+      <w:r>
+        <w:br w:type="page"/>
+      </w:r>
+    </w:p>
+    <w:p>
+      <w:pPr>
+        <w:pStyle w:val="Heading2"/>
+      </w:pPr>
+      <w:r>
+        <w:rPr>
+          <w:color w:val="1A3A5C"/>
+        </w:rPr>
+        <w:t>Step 20 — OASIS interoperability certification</w:t>
+      </w:r>
+    </w:p>
+    <w:p>
+      <w:r>
+        <w:rPr>
+          <w:rFonts w:ascii="Courier New" w:hAnsi="Courier New"/>
+          <w:color w:val="2E6DA4"/>
+          <w:sz w:val="17"/>
+        </w:rPr>
+        <w:t>Stage G   ·   ~200 lines of fixes, plus the event. Small in code, long in calendar.</w:t>
+      </w:r>
+    </w:p>
+    <w:p>
+      <w:r>
+        <w:rPr>
+          <w:b/>
+          <w:i w:val="0"/>
+          <w:sz w:val="21"/>
+        </w:rPr>
+        <w:t>Demonstrate interoperability against other implementations, in public, rather than asserting it.</w:t>
+      </w:r>
+    </w:p>
+    <w:p/>
+    <w:p>
+      <w:r>
+        <w:rPr>
+          <w:b/>
+          <w:i w:val="0"/>
+          <w:color w:val="8F5610"/>
+          <w:sz w:val="19"/>
+        </w:rPr>
+        <w:t>Impact on the existing design</w:t>
+      </w:r>
+    </w:p>
+    <w:p>
+      <w:pPr>
+        <w:pStyle w:val="ListBullet"/>
+        <w:ind w:left="461"/>
+      </w:pPr>
+      <w:r>
+        <w:rPr>
+          <w:sz w:val="19"/>
+        </w:rPr>
+        <w:t>External parties see the implementation's behaviour directly. Anything the specification leaves ambiguous and we resolved by assumption surfaces here.</w:t>
+      </w:r>
+    </w:p>
+    <w:p>
+      <w:pPr>
+        <w:pStyle w:val="ListBullet"/>
+        <w:ind w:left="461"/>
+      </w:pPr>
+      <w:r>
+        <w:rPr>
+          <w:sz w:val="19"/>
+        </w:rPr>
+        <w:t>A published result is a commitment: it dates, and it has to be redone as the protocol moves.</w:t>
+      </w:r>
+    </w:p>
+    <w:p/>
+    <w:p>
+      <w:r>
+        <w:rPr>
+          <w:b/>
+          <w:i w:val="0"/>
+          <w:color w:val="2E6DA4"/>
+          <w:sz w:val="19"/>
+        </w:rPr>
+        <w:t>Design</w:t>
+      </w:r>
+    </w:p>
+    <w:p>
+      <w:pPr>
+        <w:pStyle w:val="ListBullet"/>
+        <w:ind w:left="461"/>
+      </w:pPr>
+      <w:r>
+        <w:rPr>
+          <w:sz w:val="19"/>
+        </w:rPr>
+        <w:t>Run the OASIS KMIP conformance test cases end to end and publish the results, including anything that fails.</w:t>
+      </w:r>
+    </w:p>
+    <w:p>
+      <w:pPr>
+        <w:pStyle w:val="ListBullet"/>
+        <w:ind w:left="461"/>
+      </w:pPr>
+      <w:r>
+        <w:rPr>
+          <w:sz w:val="19"/>
+        </w:rPr>
+        <w:t>Participate in an interop event against other vendors' clients and servers — the part that cannot be simulated, because the value is precisely that the other implementation is not ours.</w:t>
+      </w:r>
+    </w:p>
+    <w:p>
+      <w:pPr>
+        <w:pStyle w:val="ListBullet"/>
+        <w:ind w:left="461"/>
+      </w:pPr>
+      <w:r>
+        <w:rPr>
+          <w:sz w:val="19"/>
+        </w:rPr>
+        <w:t>The conformance cases are already mapped in the suite; what is missing is the execution and the counterparty.</w:t>
+      </w:r>
+    </w:p>
+    <w:p/>
+    <w:p>
+      <w:r>
+        <w:rPr>
+          <w:b/>
+          <w:i w:val="0"/>
+          <w:color w:val="2E6DA4"/>
+          <w:sz w:val="19"/>
+        </w:rPr>
+        <w:t>Implementation</w:t>
+      </w:r>
+    </w:p>
+    <w:p>
+      <w:pPr>
+        <w:pStyle w:val="ListBullet"/>
+        <w:ind w:left="461"/>
+      </w:pPr>
+      <w:r>
+        <w:rPr>
+          <w:sz w:val="19"/>
+        </w:rPr>
+        <w:t>Fixes arising from the event, and the test cases promoted into the standing suite.</w:t>
+      </w:r>
+    </w:p>
+    <w:p/>
+    <w:p>
+      <w:r>
+        <w:rPr>
+          <w:b/>
+          <w:i w:val="0"/>
+          <w:color w:val="2E6DA4"/>
+          <w:sz w:val="19"/>
+        </w:rPr>
+        <w:t>Tests</w:t>
+      </w:r>
+    </w:p>
+    <w:p>
+      <w:pPr>
+        <w:pStyle w:val="ListBullet"/>
+        <w:ind w:left="461"/>
+      </w:pPr>
+      <w:r>
+        <w:rPr>
+          <w:sz w:val="19"/>
+        </w:rPr>
+        <w:t>Every mapped OASIS conformance case executes as part of CI rather than being mapped and unrun.</w:t>
+      </w:r>
+    </w:p>
+    <w:p>
+      <w:pPr>
+        <w:pStyle w:val="ListBullet"/>
+        <w:ind w:left="461"/>
+      </w:pPr>
+      <w:r>
+        <w:rPr>
+          <w:sz w:val="19"/>
+        </w:rPr>
+        <w:t>Findings from the event become regression tests before the fix lands.</w:t>
+      </w:r>
+    </w:p>
+    <w:p>
+      <w:pPr>
+        <w:pStyle w:val="ListBullet"/>
+        <w:ind w:left="461"/>
+      </w:pPr>
+      <w:r>
+        <w:rPr>
+          <w:sz w:val="19"/>
+        </w:rPr>
+        <w:t>The published result names the profile and version tested, so a reader can tell what the certification covers.</w:t>
+      </w:r>
+    </w:p>
+    <w:p/>
+    <w:p>
+      <w:r>
+        <w:rPr>
+          <w:b/>
+          <w:i w:val="0"/>
+          <w:color w:val="1E802E"/>
+          <w:sz w:val="19"/>
+        </w:rPr>
+        <w:t>Gate</w:t>
+      </w:r>
+    </w:p>
+    <w:p>
+      <w:r>
+        <w:rPr>
+          <w:b w:val="0"/>
+          <w:i w:val="0"/>
+          <w:sz w:val="19"/>
+        </w:rPr>
+        <w:t>The conformance suite runs clean, and an interop event produces a result that can be published as it stands.</w:t>
+      </w:r>
+    </w:p>
+    <w:p/>
+    <w:p>
+      <w:r>
+        <w:rPr>
+          <w:b/>
+          <w:i w:val="0"/>
+          <w:color w:val="2E6DA4"/>
+          <w:sz w:val="19"/>
+        </w:rPr>
+        <w:t>Closes</w:t>
+      </w:r>
+    </w:p>
+    <w:p>
+      <w:pPr>
+        <w:pStyle w:val="ListBullet"/>
+        <w:ind w:left="461"/>
+      </w:pPr>
+      <w:r>
+        <w:rPr>
+          <w:sz w:val="19"/>
+        </w:rPr>
+        <w:t>KMIP interoperability certification</w:t>
+      </w:r>
+    </w:p>
+    <w:p>
+      <w:r>
+        <w:br w:type="page"/>
+      </w:r>
+    </w:p>
+    <w:p>
+      <w:pPr>
+        <w:pStyle w:val="Heading2"/>
+      </w:pPr>
+      <w:r>
+        <w:rPr>
+          <w:color w:val="1A3A5C"/>
+        </w:rPr>
+        <w:t>Step 21 — Certificate authority integration</w:t>
+      </w:r>
+    </w:p>
+    <w:p>
+      <w:r>
+        <w:rPr>
+          <w:rFonts w:ascii="Courier New" w:hAnsi="Courier New"/>
+          <w:color w:val="2E6DA4"/>
+          <w:sz w:val="17"/>
+        </w:rPr>
+        <w:t>Stage G   ·   ~600 lines, ~35 tests.</w:t>
+      </w:r>
+    </w:p>
+    <w:p>
+      <w:r>
+        <w:rPr>
+          <w:b/>
+          <w:i w:val="0"/>
+          <w:sz w:val="21"/>
+        </w:rPr>
+        <w:t>Get real certificates without this server pretending to be a certificate authority.</w:t>
+      </w:r>
+    </w:p>
+    <w:p/>
+    <w:p>
+      <w:r>
+        <w:rPr>
+          <w:b/>
+          <w:i w:val="0"/>
+          <w:color w:val="8F5610"/>
+          <w:sz w:val="19"/>
+        </w:rPr>
+        <w:t>Impact on the existing design</w:t>
+      </w:r>
+    </w:p>
+    <w:p>
+      <w:pPr>
+        <w:pStyle w:val="ListBullet"/>
+        <w:ind w:left="461"/>
+      </w:pPr>
+      <w:r>
+        <w:rPr>
+          <w:sz w:val="19"/>
+        </w:rPr>
+        <w:t>An external dependency on the issuance path — the first place where an outage elsewhere blocks an operation here.</w:t>
+      </w:r>
+    </w:p>
+    <w:p>
+      <w:pPr>
+        <w:pStyle w:val="ListBullet"/>
+        <w:ind w:left="461"/>
+      </w:pPr>
+      <w:r>
+        <w:rPr>
+          <w:sz w:val="19"/>
+        </w:rPr>
+        <w:t>The row closes by integration rather than by implementation, which is the honest way to close it and should be read that way.</w:t>
+      </w:r>
+    </w:p>
+    <w:p/>
+    <w:p>
+      <w:r>
+        <w:rPr>
+          <w:b/>
+          <w:i w:val="0"/>
+          <w:color w:val="2E6DA4"/>
+          <w:sz w:val="19"/>
+        </w:rPr>
+        <w:t>Design</w:t>
+      </w:r>
+    </w:p>
+    <w:p>
+      <w:pPr>
+        <w:pStyle w:val="ListBullet"/>
+        <w:ind w:left="461"/>
+      </w:pPr>
+      <w:r>
+        <w:rPr>
+          <w:sz w:val="19"/>
+        </w:rPr>
+        <w:t>Front the deployment with an established CA — EJBCA is the reference — and make Certify and ReCertify proxy to it: the key stays in the token, the CSR goes out, the issued certificate comes back as a managed object.</w:t>
+      </w:r>
+    </w:p>
+    <w:p>
+      <w:pPr>
+        <w:pStyle w:val="ListBullet"/>
+        <w:ind w:left="461"/>
+      </w:pPr>
+      <w:r>
+        <w:rPr>
+          <w:sz w:val="19"/>
+        </w:rPr>
+        <w:t>CRL and OCSP become the CA's job, and this server records and serves revocation status rather than deciding it.</w:t>
+      </w:r>
+    </w:p>
+    <w:p>
+      <w:pPr>
+        <w:pStyle w:val="ListBullet"/>
+        <w:ind w:left="461"/>
+      </w:pPr>
+      <w:r>
+        <w:rPr>
+          <w:sz w:val="19"/>
+        </w:rPr>
+        <w:t>The alternative — implementing a CA here — was rejected earlier in this project and is rejected again. A weak CA inside a key manager invites exactly the reliance it cannot support.</w:t>
+      </w:r>
+    </w:p>
+    <w:p/>
+    <w:p>
+      <w:r>
+        <w:rPr>
+          <w:b/>
+          <w:i w:val="0"/>
+          <w:color w:val="2E6DA4"/>
+          <w:sz w:val="19"/>
+        </w:rPr>
+        <w:t>Implementation</w:t>
+      </w:r>
+    </w:p>
+    <w:p>
+      <w:pPr>
+        <w:pStyle w:val="ListBullet"/>
+        <w:ind w:left="461"/>
+      </w:pPr>
+      <w:r>
+        <w:rPr>
+          <w:sz w:val="19"/>
+        </w:rPr>
+        <w:t>A CA backend interface with an EJBCA implementation, reached from the Certify and ReCertify handlers so both transports get it.</w:t>
+      </w:r>
+    </w:p>
+    <w:p>
+      <w:pPr>
+        <w:pStyle w:val="ListBullet"/>
+        <w:ind w:left="461"/>
+      </w:pPr>
+      <w:r>
+        <w:rPr>
+          <w:sz w:val="19"/>
+        </w:rPr>
+        <w:t>Self-signed issuance stays for development, behind a configuration flag that is off by default and logs loudly when on.</w:t>
+      </w:r>
+    </w:p>
+    <w:p/>
+    <w:p>
+      <w:r>
+        <w:rPr>
+          <w:b/>
+          <w:i w:val="0"/>
+          <w:color w:val="2E6DA4"/>
+          <w:sz w:val="19"/>
+        </w:rPr>
+        <w:t>Tests</w:t>
+      </w:r>
+    </w:p>
+    <w:p>
+      <w:pPr>
+        <w:pStyle w:val="ListBullet"/>
+        <w:ind w:left="461"/>
+      </w:pPr>
+      <w:r>
+        <w:rPr>
+          <w:sz w:val="19"/>
+        </w:rPr>
+        <w:t>An issued certificate chains to the CA and validates against it with a standard tool, not with our own validator.</w:t>
+      </w:r>
+    </w:p>
+    <w:p>
+      <w:pPr>
+        <w:pStyle w:val="ListBullet"/>
+        <w:ind w:left="461"/>
+      </w:pPr>
+      <w:r>
+        <w:rPr>
+          <w:sz w:val="19"/>
+        </w:rPr>
+        <w:t>Revoking through the CA is reflected here, and Validate refuses the revoked certificate.</w:t>
+      </w:r>
+    </w:p>
+    <w:p>
+      <w:pPr>
+        <w:pStyle w:val="ListBullet"/>
+        <w:ind w:left="461"/>
+      </w:pPr>
+      <w:r>
+        <w:rPr>
+          <w:sz w:val="19"/>
+        </w:rPr>
+        <w:t>A CA outage degrades honestly: issuance fails with a clear error, existing objects keep working.</w:t>
+      </w:r>
+    </w:p>
+    <w:p>
+      <w:pPr>
+        <w:pStyle w:val="ListBullet"/>
+        <w:ind w:left="461"/>
+      </w:pPr>
+      <w:r>
+        <w:rPr>
+          <w:sz w:val="19"/>
+        </w:rPr>
+        <w:t>The development self-signed path cannot be enabled without it appearing in the audit log.</w:t>
+      </w:r>
+    </w:p>
+    <w:p/>
+    <w:p>
+      <w:r>
+        <w:rPr>
+          <w:b/>
+          <w:i w:val="0"/>
+          <w:color w:val="1E802E"/>
+          <w:sz w:val="19"/>
+        </w:rPr>
+        <w:t>Gate</w:t>
+      </w:r>
+    </w:p>
+    <w:p>
+      <w:r>
+        <w:rPr>
+          <w:b w:val="0"/>
+          <w:i w:val="0"/>
+          <w:sz w:val="19"/>
+        </w:rPr>
+        <w:t>A certificate issued through this server chains to a real CA, validates with openssl verify, and stops validating once revoked.</w:t>
+      </w:r>
+    </w:p>
+    <w:p/>
+    <w:p>
+      <w:r>
+        <w:rPr>
+          <w:b/>
+          <w:i w:val="0"/>
+          <w:color w:val="2E6DA4"/>
+          <w:sz w:val="19"/>
+        </w:rPr>
+        <w:t>Closes</w:t>
+      </w:r>
+    </w:p>
+    <w:p>
+      <w:pPr>
+        <w:pStyle w:val="ListBullet"/>
+        <w:ind w:left="461"/>
+      </w:pPr>
+      <w:r>
+        <w:rPr>
+          <w:sz w:val="19"/>
+        </w:rPr>
+        <w:t>Certificate lifecycle</w:t>
+      </w:r>
+    </w:p>
+    <w:p>
+      <w:r>
+        <w:br w:type="page"/>
+      </w:r>
+    </w:p>
+    <w:p>
+      <w:pPr>
+        <w:pStyle w:val="Heading2"/>
+      </w:pPr>
+      <w:r>
+        <w:rPr>
+          <w:color w:val="1A3A5C"/>
+        </w:rPr>
+        <w:t>Step 22 — Secrets manager integration</w:t>
+      </w:r>
+    </w:p>
+    <w:p>
+      <w:r>
+        <w:rPr>
+          <w:rFonts w:ascii="Courier New" w:hAnsi="Courier New"/>
+          <w:color w:val="2E6DA4"/>
+          <w:sz w:val="17"/>
+        </w:rPr>
+        <w:t>Stage G   ·   ~500 lines, ~30 tests.</w:t>
+      </w:r>
+    </w:p>
+    <w:p>
+      <w:r>
+        <w:rPr>
+          <w:b/>
+          <w:i w:val="0"/>
+          <w:sz w:val="21"/>
+        </w:rPr>
+        <w:t>Serve dynamic secrets without becoming a secrets manager.</w:t>
+      </w:r>
+    </w:p>
+    <w:p/>
+    <w:p>
+      <w:r>
+        <w:rPr>
+          <w:b/>
+          <w:i w:val="0"/>
+          <w:color w:val="8F5610"/>
+          <w:sz w:val="19"/>
+        </w:rPr>
+        <w:t>Impact on the existing design</w:t>
+      </w:r>
+    </w:p>
+    <w:p>
+      <w:pPr>
+        <w:pStyle w:val="ListBullet"/>
+        <w:ind w:left="461"/>
+      </w:pPr>
+      <w:r>
+        <w:rPr>
+          <w:sz w:val="19"/>
+        </w:rPr>
+        <w:t>The scheduler gains a second class of expiry to enforce, beside cryptoperiods.</w:t>
+      </w:r>
+    </w:p>
+    <w:p>
+      <w:pPr>
+        <w:pStyle w:val="ListBullet"/>
+        <w:ind w:left="461"/>
+      </w:pPr>
+      <w:r>
+        <w:rPr>
+          <w:sz w:val="19"/>
+        </w:rPr>
+        <w:t>Like step 21, this closes by integration. The product boundary does not move; the deployment story does.</w:t>
+      </w:r>
+    </w:p>
+    <w:p/>
+    <w:p>
+      <w:r>
+        <w:rPr>
+          <w:b/>
+          <w:i w:val="0"/>
+          <w:color w:val="2E6DA4"/>
+          <w:sz w:val="19"/>
+        </w:rPr>
+        <w:t>Design</w:t>
+      </w:r>
+    </w:p>
+    <w:p>
+      <w:pPr>
+        <w:pStyle w:val="ListBullet"/>
+        <w:ind w:left="461"/>
+      </w:pPr>
+      <w:r>
+        <w:rPr>
+          <w:sz w:val="19"/>
+        </w:rPr>
+        <w:t>The same shape as the CA step: an established secrets manager handles dynamic issuance, templating and leases, and uses this server for the keys it protects them with.</w:t>
+      </w:r>
+    </w:p>
+    <w:p>
+      <w:pPr>
+        <w:pStyle w:val="ListBullet"/>
+        <w:ind w:left="461"/>
+      </w:pPr>
+      <w:r>
+        <w:rPr>
+          <w:sz w:val="19"/>
+        </w:rPr>
+        <w:t>What this server adds is the half it should own — short-lived SecretData with automatic destruction at lease end, and the audit trail joining a lease to the identity that held it.</w:t>
+      </w:r>
+    </w:p>
+    <w:p>
+      <w:pPr>
+        <w:pStyle w:val="ListBullet"/>
+        <w:ind w:left="461"/>
+      </w:pPr>
+      <w:r>
+        <w:rPr>
+          <w:sz w:val="19"/>
+        </w:rPr>
+        <w:t>Rejected again, for the third time in this plan: building an engine that mints database credentials. That needs deep knowledge of each backend and is a different product.</w:t>
+      </w:r>
+    </w:p>
+    <w:p/>
+    <w:p>
+      <w:r>
+        <w:rPr>
+          <w:b/>
+          <w:i w:val="0"/>
+          <w:color w:val="2E6DA4"/>
+          <w:sz w:val="19"/>
+        </w:rPr>
+        <w:t>Implementation</w:t>
+      </w:r>
+    </w:p>
+    <w:p>
+      <w:pPr>
+        <w:pStyle w:val="ListBullet"/>
+        <w:ind w:left="461"/>
+      </w:pPr>
+      <w:r>
+        <w:rPr>
+          <w:sz w:val="19"/>
+        </w:rPr>
+        <w:t>Lease expiry wired to automatic destruction in the existing scheduler, and a documented integration pattern with a reference configuration.</w:t>
+      </w:r>
+    </w:p>
+    <w:p/>
+    <w:p>
+      <w:r>
+        <w:rPr>
+          <w:b/>
+          <w:i w:val="0"/>
+          <w:color w:val="2E6DA4"/>
+          <w:sz w:val="19"/>
+        </w:rPr>
+        <w:t>Tests</w:t>
+      </w:r>
+    </w:p>
+    <w:p>
+      <w:pPr>
+        <w:pStyle w:val="ListBullet"/>
+        <w:ind w:left="461"/>
+      </w:pPr>
+      <w:r>
+        <w:rPr>
+          <w:sz w:val="19"/>
+        </w:rPr>
+        <w:t>A lease that expires destroys its secret, and the destruction is audited against the original requester.</w:t>
+      </w:r>
+    </w:p>
+    <w:p>
+      <w:pPr>
+        <w:pStyle w:val="ListBullet"/>
+        <w:ind w:left="461"/>
+      </w:pPr>
+      <w:r>
+        <w:rPr>
+          <w:sz w:val="19"/>
+        </w:rPr>
+        <w:t>An expired lease cannot be renewed into existence.</w:t>
+      </w:r>
+    </w:p>
+    <w:p>
+      <w:pPr>
+        <w:pStyle w:val="ListBullet"/>
+        <w:ind w:left="461"/>
+      </w:pPr>
+      <w:r>
+        <w:rPr>
+          <w:sz w:val="19"/>
+        </w:rPr>
+        <w:t>The reference integration completes a full issue, use and expire cycle against a real secrets manager.</w:t>
+      </w:r>
+    </w:p>
+    <w:p>
+      <w:pPr>
+        <w:pStyle w:val="ListBullet"/>
+        <w:ind w:left="461"/>
+      </w:pPr>
+      <w:r>
+        <w:rPr>
+          <w:sz w:val="19"/>
+        </w:rPr>
+        <w:t>Clock changes do not resurrect an expired lease or destroy a live one.</w:t>
+      </w:r>
+    </w:p>
+    <w:p/>
+    <w:p>
+      <w:r>
+        <w:rPr>
+          <w:b/>
+          <w:i w:val="0"/>
+          <w:color w:val="1E802E"/>
+          <w:sz w:val="19"/>
+        </w:rPr>
+        <w:t>Gate</w:t>
+      </w:r>
+    </w:p>
+    <w:p>
+      <w:r>
+        <w:rPr>
+          <w:b w:val="0"/>
+          <w:i w:val="0"/>
+          <w:sz w:val="19"/>
+        </w:rPr>
+        <w:t>A secret issued under a lease is unreadable and gone after expiry, with an audit trail a reader can follow from request to destruction.</w:t>
+      </w:r>
+    </w:p>
+    <w:p/>
+    <w:p>
+      <w:r>
+        <w:rPr>
+          <w:b/>
+          <w:i w:val="0"/>
+          <w:color w:val="2E6DA4"/>
+          <w:sz w:val="19"/>
+        </w:rPr>
+        <w:t>Closes</w:t>
+      </w:r>
+    </w:p>
+    <w:p>
+      <w:pPr>
+        <w:pStyle w:val="ListBullet"/>
+        <w:ind w:left="461"/>
+      </w:pPr>
+      <w:r>
+        <w:rPr>
+          <w:sz w:val="19"/>
+        </w:rPr>
+        <w:t>Secrets management</w:t>
+      </w:r>
+    </w:p>
+    <w:p>
+      <w:r>
+        <w:br w:type="page"/>
+      </w:r>
+    </w:p>
+    <w:p>
+      <w:pPr>
+        <w:pStyle w:val="Heading2"/>
+      </w:pPr>
+      <w:r>
+        <w:rPr>
+          <w:color w:val="1A3A5C"/>
+        </w:rPr>
+        <w:t>Step 23 — KMIP 3.0</w:t>
+      </w:r>
+    </w:p>
+    <w:p>
+      <w:r>
+        <w:rPr>
+          <w:rFonts w:ascii="Courier New" w:hAnsi="Courier New"/>
+          <w:color w:val="2E6DA4"/>
+          <w:sz w:val="17"/>
+        </w:rPr>
+        <w:t>Stage H   ·   ~1,200 lines, ~70 tests.</w:t>
+      </w:r>
+    </w:p>
+    <w:p>
+      <w:r>
+        <w:rPr>
+          <w:b/>
+          <w:i w:val="0"/>
+          <w:sz w:val="21"/>
+        </w:rPr>
+        <w:t>Move to the current specification line, which is also where post-quantum lives.</w:t>
+      </w:r>
+    </w:p>
+    <w:p/>
+    <w:p>
+      <w:r>
+        <w:rPr>
+          <w:b/>
+          <w:i w:val="0"/>
+          <w:color w:val="8F5610"/>
+          <w:sz w:val="19"/>
+        </w:rPr>
+        <w:t>Impact on the existing design</w:t>
+      </w:r>
+    </w:p>
+    <w:p>
+      <w:pPr>
+        <w:pStyle w:val="ListBullet"/>
+        <w:ind w:left="461"/>
+      </w:pPr>
+      <w:r>
+        <w:rPr>
+          <w:sz w:val="19"/>
+        </w:rPr>
+        <w:t>The protocol layer becomes version-aware, which touches the dispatcher and every enumeration table.</w:t>
+      </w:r>
+    </w:p>
+    <w:p>
+      <w:pPr>
+        <w:pStyle w:val="ListBullet"/>
+        <w:ind w:left="461"/>
+      </w:pPr>
+      <w:r>
+        <w:rPr>
+          <w:sz w:val="19"/>
+        </w:rPr>
+        <w:t>Encapsulate and Decapsulate exist and work on classical algorithms, so the only thing missing for post-quantum is the token.</w:t>
+      </w:r>
+    </w:p>
+    <w:p/>
+    <w:p>
+      <w:r>
+        <w:rPr>
+          <w:b/>
+          <w:i w:val="0"/>
+          <w:color w:val="2E6DA4"/>
+          <w:sz w:val="19"/>
+        </w:rPr>
+        <w:t>Design</w:t>
+      </w:r>
+    </w:p>
+    <w:p>
+      <w:pPr>
+        <w:pStyle w:val="ListBullet"/>
+        <w:ind w:left="461"/>
+      </w:pPr>
+      <w:r>
+        <w:rPr>
+          <w:sz w:val="19"/>
+        </w:rPr>
+        <w:t>The 3.0 additions on top of 2.1: new enumerations, the Encapsulate and Decapsulate operations, and the protocol version negotiation that lets a 2.1 client keep working unchanged.</w:t>
+      </w:r>
+    </w:p>
+    <w:p>
+      <w:pPr>
+        <w:pStyle w:val="ListBullet"/>
+        <w:ind w:left="461"/>
+      </w:pPr>
+      <w:r>
+        <w:rPr>
+          <w:sz w:val="19"/>
+        </w:rPr>
+        <w:t>Version negotiation is the part that carries risk. An existing deployment must not notice this step happened.</w:t>
+      </w:r>
+    </w:p>
+    <w:p>
+      <w:pPr>
+        <w:pStyle w:val="ListBullet"/>
+        <w:ind w:left="461"/>
+      </w:pPr>
+      <w:r>
+        <w:rPr>
+          <w:sz w:val="19"/>
+        </w:rPr>
+        <w:t>Entirely in-protocol: no new dependency, no new transport, no schema change.</w:t>
+      </w:r>
+    </w:p>
+    <w:p/>
+    <w:p>
+      <w:r>
+        <w:rPr>
+          <w:b/>
+          <w:i w:val="0"/>
+          <w:color w:val="2E6DA4"/>
+          <w:sz w:val="19"/>
+        </w:rPr>
+        <w:t>Implementation</w:t>
+      </w:r>
+    </w:p>
+    <w:p>
+      <w:pPr>
+        <w:pStyle w:val="ListBullet"/>
+        <w:ind w:left="461"/>
+      </w:pPr>
+      <w:r>
+        <w:rPr>
+          <w:sz w:val="19"/>
+        </w:rPr>
+        <w:t>core/enums.py extends, new operation handlers join operations/, and the dispatcher selects behaviour by negotiated version rather than assuming 2.1.</w:t>
+      </w:r>
+    </w:p>
+    <w:p/>
+    <w:p>
+      <w:r>
+        <w:rPr>
+          <w:b/>
+          <w:i w:val="0"/>
+          <w:color w:val="2E6DA4"/>
+          <w:sz w:val="19"/>
+        </w:rPr>
+        <w:t>Tests</w:t>
+      </w:r>
+    </w:p>
+    <w:p>
+      <w:pPr>
+        <w:pStyle w:val="ListBullet"/>
+        <w:ind w:left="461"/>
+      </w:pPr>
+      <w:r>
+        <w:rPr>
+          <w:sz w:val="19"/>
+        </w:rPr>
+        <w:t>Every existing 2.1 test passes unchanged against a 3.0-capable server — this is the gate, and a modified test would mean the step broke compatibility.</w:t>
+      </w:r>
+    </w:p>
+    <w:p>
+      <w:pPr>
+        <w:pStyle w:val="ListBullet"/>
+        <w:ind w:left="461"/>
+      </w:pPr>
+      <w:r>
+        <w:rPr>
+          <w:sz w:val="19"/>
+        </w:rPr>
+        <w:t>A 2.1 client and a 3.0 client are served correctly by one server at the same time.</w:t>
+      </w:r>
+    </w:p>
+    <w:p>
+      <w:pPr>
+        <w:pStyle w:val="ListBullet"/>
+        <w:ind w:left="461"/>
+      </w:pPr>
+      <w:r>
+        <w:rPr>
+          <w:sz w:val="19"/>
+        </w:rPr>
+        <w:t>Encapsulate and Decapsulate round-trip, tested with a classical algorithm so the operations are proved before a PQC token exists.</w:t>
+      </w:r>
+    </w:p>
+    <w:p>
+      <w:pPr>
+        <w:pStyle w:val="ListBullet"/>
+        <w:ind w:left="461"/>
+      </w:pPr>
+      <w:r>
+        <w:rPr>
+          <w:sz w:val="19"/>
+        </w:rPr>
+        <w:t>Version downgrade attempts are rejected rather than silently honoured.</w:t>
+      </w:r>
+    </w:p>
+    <w:p/>
+    <w:p>
+      <w:r>
+        <w:rPr>
+          <w:b/>
+          <w:i w:val="0"/>
+          <w:color w:val="1E802E"/>
+          <w:sz w:val="19"/>
+        </w:rPr>
+        <w:t>Gate</w:t>
+      </w:r>
+    </w:p>
+    <w:p>
+      <w:r>
+        <w:rPr>
+          <w:b w:val="0"/>
+          <w:i w:val="0"/>
+          <w:sz w:val="19"/>
+        </w:rPr>
+        <w:t>The full 2.1 suite passes against the 3.0 server with no test modified, and both protocol versions are served concurrently.</w:t>
+      </w:r>
+    </w:p>
+    <w:p/>
+    <w:p>
+      <w:r>
+        <w:rPr>
+          <w:b/>
+          <w:i w:val="0"/>
+          <w:color w:val="2E6DA4"/>
+          <w:sz w:val="19"/>
+        </w:rPr>
+        <w:t>Closes</w:t>
+      </w:r>
+    </w:p>
+    <w:p>
+      <w:pPr>
+        <w:pStyle w:val="ListBullet"/>
+        <w:ind w:left="461"/>
+      </w:pPr>
+      <w:r>
+        <w:rPr>
+          <w:sz w:val="19"/>
+        </w:rPr>
+        <w:t>KMIP 3.0</w:t>
+      </w:r>
+    </w:p>
+    <w:p>
+      <w:r>
+        <w:br w:type="page"/>
+      </w:r>
+    </w:p>
+    <w:p>
+      <w:pPr>
+        <w:pStyle w:val="Heading2"/>
+      </w:pPr>
+      <w:r>
+        <w:rPr>
+          <w:color w:val="1A3A5C"/>
+        </w:rPr>
+        <w:t>Step 24 — Post-quantum and full algorithm breadth</w:t>
+      </w:r>
+    </w:p>
+    <w:p>
+      <w:r>
+        <w:rPr>
+          <w:rFonts w:ascii="Courier New" w:hAnsi="Courier New"/>
+          <w:color w:val="2E6DA4"/>
+          <w:sz w:val="17"/>
+        </w:rPr>
+        <w:t>Stage H   ·   ~800 lines, ~45 tests. Small, because the probe architecture did the work years earlier.</w:t>
+      </w:r>
+    </w:p>
+    <w:p>
+      <w:r>
+        <w:rPr>
+          <w:b/>
+          <w:i w:val="0"/>
+          <w:sz w:val="21"/>
+        </w:rPr>
+        <w:t>Run ML-KEM, ML-DSA and SLH-DSA, and light up the algorithms the current token cannot perform.</w:t>
+      </w:r>
+    </w:p>
+    <w:p/>
+    <w:p>
+      <w:r>
+        <w:rPr>
+          <w:b/>
+          <w:i w:val="0"/>
+          <w:color w:val="8F5610"/>
+          <w:sz w:val="19"/>
+        </w:rPr>
+        <w:t>Impact on the existing design</w:t>
+      </w:r>
+    </w:p>
+    <w:p>
+      <w:pPr>
+        <w:pStyle w:val="ListBullet"/>
+        <w:ind w:left="461"/>
+      </w:pPr>
+      <w:r>
+        <w:rPr>
+          <w:sz w:val="19"/>
+        </w:rPr>
+        <w:t>Little changes in the code. The change is in what the deployment can claim, which is the point of the row.</w:t>
+      </w:r>
+    </w:p>
+    <w:p>
+      <w:pPr>
+        <w:pStyle w:val="ListBullet"/>
+        <w:ind w:left="461"/>
+      </w:pPr>
+      <w:r>
+        <w:rPr>
+          <w:sz w:val="19"/>
+        </w:rPr>
+        <w:t>Hybrid objects are the one genuinely new modelling problem, and the one most likely to be got wrong quietly.</w:t>
+      </w:r>
+    </w:p>
+    <w:p/>
+    <w:p>
+      <w:r>
+        <w:rPr>
+          <w:b/>
+          <w:i w:val="0"/>
+          <w:color w:val="2E6DA4"/>
+          <w:sz w:val="19"/>
+        </w:rPr>
+        <w:t>Design</w:t>
+      </w:r>
+    </w:p>
+    <w:p>
+      <w:pPr>
+        <w:pStyle w:val="ListBullet"/>
+        <w:ind w:left="461"/>
+      </w:pPr>
+      <w:r>
+        <w:rPr>
+          <w:sz w:val="19"/>
+        </w:rPr>
+        <w:t>No new design. The capability probe already gates every algorithm on what the token advertises, so a PQC-capable token activates these the moment it is configured — the work is proving it, not building it.</w:t>
+      </w:r>
+    </w:p>
+    <w:p>
+      <w:pPr>
+        <w:pStyle w:val="ListBullet"/>
+        <w:ind w:left="461"/>
+      </w:pPr>
+      <w:r>
+        <w:rPr>
+          <w:sz w:val="19"/>
+        </w:rPr>
+        <w:t>Hybrid modes, where a classical and a post-quantum algorithm are used together, need explicit modelling: two keys, one logical object, and a lineage that survives retiring either half.</w:t>
+      </w:r>
+    </w:p>
+    <w:p>
+      <w:pPr>
+        <w:pStyle w:val="ListBullet"/>
+        <w:ind w:left="461"/>
+      </w:pPr>
+      <w:r>
+        <w:rPr>
+          <w:sz w:val="19"/>
+        </w:rPr>
+        <w:t>Migration guidance matters more than the algorithms here: an estate moves to PQC over years, and the crypto-agility report from step 2 is what makes that planning possible.</w:t>
+      </w:r>
+    </w:p>
+    <w:p/>
+    <w:p>
+      <w:r>
+        <w:rPr>
+          <w:b/>
+          <w:i w:val="0"/>
+          <w:color w:val="2E6DA4"/>
+          <w:sz w:val="19"/>
+        </w:rPr>
+        <w:t>Implementation</w:t>
+      </w:r>
+    </w:p>
+    <w:p>
+      <w:pPr>
+        <w:pStyle w:val="ListBullet"/>
+        <w:ind w:left="461"/>
+      </w:pPr>
+      <w:r>
+        <w:rPr>
+          <w:sz w:val="19"/>
+        </w:rPr>
+        <w:t>Algorithm and mechanism mappings for the FIPS 203, 204 and 205 families, and hybrid key-pair objects in the object model.</w:t>
+      </w:r>
+    </w:p>
+    <w:p/>
+    <w:p>
+      <w:r>
+        <w:rPr>
+          <w:b/>
+          <w:i w:val="0"/>
+          <w:color w:val="2E6DA4"/>
+          <w:sz w:val="19"/>
+        </w:rPr>
+        <w:t>Tests</w:t>
+      </w:r>
+    </w:p>
+    <w:p>
+      <w:pPr>
+        <w:pStyle w:val="ListBullet"/>
+        <w:ind w:left="461"/>
+      </w:pPr>
+      <w:r>
+        <w:rPr>
+          <w:sz w:val="19"/>
+        </w:rPr>
+        <w:t>The full suite runs against the PQC token with the new algorithms exercised end to end, not merely advertised.</w:t>
+      </w:r>
+    </w:p>
+    <w:p>
+      <w:pPr>
+        <w:pStyle w:val="ListBullet"/>
+        <w:ind w:left="461"/>
+      </w:pPr>
+      <w:r>
+        <w:rPr>
+          <w:sz w:val="19"/>
+        </w:rPr>
+        <w:t>Encapsulate and Decapsulate against ML-KEM interoperate with a reference implementation, not only with ourselves.</w:t>
+      </w:r>
+    </w:p>
+    <w:p>
+      <w:pPr>
+        <w:pStyle w:val="ListBullet"/>
+        <w:ind w:left="461"/>
+      </w:pPr>
+      <w:r>
+        <w:rPr>
+          <w:sz w:val="19"/>
+        </w:rPr>
+        <w:t>A hybrid object survives rotation of either half with lineage intact.</w:t>
+      </w:r>
+    </w:p>
+    <w:p>
+      <w:pPr>
+        <w:pStyle w:val="ListBullet"/>
+        <w:ind w:left="461"/>
+      </w:pPr>
+      <w:r>
+        <w:rPr>
+          <w:sz w:val="19"/>
+        </w:rPr>
+        <w:t>The capability probe degrades correctly: on a token without these, requests are refused cleanly and everything else still works.</w:t>
+      </w:r>
+    </w:p>
+    <w:p/>
+    <w:p>
+      <w:r>
+        <w:rPr>
+          <w:b/>
+          <w:i w:val="0"/>
+          <w:color w:val="1E802E"/>
+          <w:sz w:val="19"/>
+        </w:rPr>
+        <w:t>Gate</w:t>
+      </w:r>
+    </w:p>
+    <w:p>
+      <w:r>
+        <w:rPr>
+          <w:b w:val="0"/>
+          <w:i w:val="0"/>
+          <w:sz w:val="19"/>
+        </w:rPr>
+        <w:t>The suite passes on a PQC-capable token with ML-KEM and ML-DSA exercised, and unchanged on a token without them.</w:t>
+      </w:r>
+    </w:p>
+    <w:p/>
+    <w:p>
+      <w:r>
+        <w:rPr>
+          <w:b/>
+          <w:i w:val="0"/>
+          <w:color w:val="2E6DA4"/>
+          <w:sz w:val="19"/>
+        </w:rPr>
+        <w:t>Closes</w:t>
+      </w:r>
+    </w:p>
+    <w:p>
+      <w:pPr>
+        <w:pStyle w:val="ListBullet"/>
+        <w:ind w:left="461"/>
+      </w:pPr>
+      <w:r>
+        <w:rPr>
+          <w:sz w:val="19"/>
+        </w:rPr>
+        <w:t>Post-quantum (ML-KEM, ML-DSA, SLH-DSA)</w:t>
+      </w:r>
+    </w:p>
+    <w:p>
+      <w:pPr>
+        <w:pStyle w:val="ListBullet"/>
+        <w:ind w:left="461"/>
+      </w:pPr>
+      <w:r>
+        <w:rPr>
+          <w:sz w:val="19"/>
+        </w:rPr>
+        <w:t>Algorithm breadth</w:t>
+      </w:r>
+    </w:p>
+    <w:p>
+      <w:r>
+        <w:br w:type="page"/>
+      </w:r>
+    </w:p>
+    <w:p>
+      <w:pPr>
+        <w:pStyle w:val="Heading2"/>
+      </w:pPr>
+      <w:r>
+        <w:rPr>
+          <w:color w:val="1A3A5C"/>
+        </w:rPr>
+        <w:t>Step 25 — Validated hardware migration</w:t>
+      </w:r>
+    </w:p>
+    <w:p>
+      <w:r>
+        <w:rPr>
+          <w:rFonts w:ascii="Courier New" w:hAnsi="Courier New"/>
+          <w:color w:val="2E6DA4"/>
+          <w:sz w:val="17"/>
+        </w:rPr>
+        <w:t>Stage I   ·   ~600 lines, ~40 tests, plus the hardware and the validation reading.</w:t>
+      </w:r>
+    </w:p>
+    <w:p>
+      <w:r>
+        <w:rPr>
+          <w:b/>
+          <w:i w:val="0"/>
+          <w:sz w:val="21"/>
+        </w:rPr>
+        <w:t>Move to a token that is certified, and that can enforce policy the server currently enforces for it.</w:t>
+      </w:r>
+    </w:p>
+    <w:p/>
+    <w:p>
+      <w:r>
+        <w:rPr>
+          <w:b/>
+          <w:i w:val="0"/>
+          <w:color w:val="8F5610"/>
+          <w:sz w:val="19"/>
+        </w:rPr>
+        <w:t>Impact on the existing design</w:t>
+      </w:r>
+    </w:p>
+    <w:p>
+      <w:pPr>
+        <w:pStyle w:val="ListBullet"/>
+        <w:ind w:left="461"/>
+      </w:pPr>
+      <w:r>
+        <w:rPr>
+          <w:sz w:val="19"/>
+        </w:rPr>
+        <w:t>The strongest single improvement to the product's security posture in this plan, and the one requiring the least code.</w:t>
+      </w:r>
+    </w:p>
+    <w:p>
+      <w:pPr>
+        <w:pStyle w:val="ListBullet"/>
+        <w:ind w:left="461"/>
+      </w:pPr>
+      <w:r>
+        <w:rPr>
+          <w:sz w:val="19"/>
+        </w:rPr>
+        <w:t>It also tests the project's central architectural bet — that the PKCS#11 boundary makes the token swappable. If that bet is wrong, this is where it shows.</w:t>
+      </w:r>
+    </w:p>
+    <w:p/>
+    <w:p>
+      <w:r>
+        <w:rPr>
+          <w:b/>
+          <w:i w:val="0"/>
+          <w:color w:val="2E6DA4"/>
+          <w:sz w:val="19"/>
+        </w:rPr>
+        <w:t>Design</w:t>
+      </w:r>
+    </w:p>
+    <w:p>
+      <w:pPr>
+        <w:pStyle w:val="ListBullet"/>
+        <w:ind w:left="461"/>
+      </w:pPr>
+      <w:r>
+        <w:rPr>
+          <w:sz w:val="19"/>
+        </w:rPr>
+        <w:t>Run the entire suite against a FIPS 140-3 and Common Criteria validated HSM. The PKCS#11 boundary is what makes this a configuration change rather than a rewrite — and this step is the first time that claim is tested rather than asserted.</w:t>
+      </w:r>
+    </w:p>
+    <w:p>
+      <w:pPr>
+        <w:pStyle w:val="ListBullet"/>
+        <w:ind w:left="461"/>
+      </w:pPr>
+      <w:r>
+        <w:rPr>
+          <w:sz w:val="19"/>
+        </w:rPr>
+        <w:t>Move dual control into the key where the token supports it. Securosys Smart Key Attributes are the reference: quorum and time-lock carried in the key's own attributes, so compromising this server no longer compromises the policy.</w:t>
+      </w:r>
+    </w:p>
+    <w:p>
+      <w:pPr>
+        <w:pStyle w:val="ListBullet"/>
+        <w:ind w:left="461"/>
+      </w:pPr>
+      <w:r>
+        <w:rPr>
+          <w:sz w:val="19"/>
+        </w:rPr>
+        <w:t>Server-side dual control stays as the fallback for tokens without it, and the two must not disagree.</w:t>
+      </w:r>
+    </w:p>
+    <w:p/>
+    <w:p>
+      <w:r>
+        <w:rPr>
+          <w:b/>
+          <w:i w:val="0"/>
+          <w:color w:val="2E6DA4"/>
+          <w:sz w:val="19"/>
+        </w:rPr>
+        <w:t>Implementation</w:t>
+      </w:r>
+    </w:p>
+    <w:p>
+      <w:pPr>
+        <w:pStyle w:val="ListBullet"/>
+        <w:ind w:left="461"/>
+      </w:pPr>
+      <w:r>
+        <w:rPr>
+          <w:sz w:val="19"/>
+        </w:rPr>
+        <w:t>A token-capability layer above the shim that uses key-bound policy where offered and the existing enforcement where not, reporting which is in force.</w:t>
+      </w:r>
+    </w:p>
+    <w:p/>
+    <w:p>
+      <w:r>
+        <w:rPr>
+          <w:b/>
+          <w:i w:val="0"/>
+          <w:color w:val="2E6DA4"/>
+          <w:sz w:val="19"/>
+        </w:rPr>
+        <w:t>Tests</w:t>
+      </w:r>
+    </w:p>
+    <w:p>
+      <w:pPr>
+        <w:pStyle w:val="ListBullet"/>
+        <w:ind w:left="461"/>
+      </w:pPr>
+      <w:r>
+        <w:rPr>
+          <w:sz w:val="19"/>
+        </w:rPr>
+        <w:t>The full suite passes on validated hardware with no test modified — any modification means the abstraction leaked.</w:t>
+      </w:r>
+    </w:p>
+    <w:p>
+      <w:pPr>
+        <w:pStyle w:val="ListBullet"/>
+        <w:ind w:left="461"/>
+      </w:pPr>
+      <w:r>
+        <w:rPr>
+          <w:sz w:val="19"/>
+        </w:rPr>
+        <w:t>With key-bound policy active, an operation is refused by the token even when the server is made to approve it. That is the whole point of the row and the only test that demonstrates it.</w:t>
+      </w:r>
+    </w:p>
+    <w:p>
+      <w:pPr>
+        <w:pStyle w:val="ListBullet"/>
+        <w:ind w:left="461"/>
+      </w:pPr>
+      <w:r>
+        <w:rPr>
+          <w:sz w:val="19"/>
+        </w:rPr>
+        <w:t>Which enforcement is in force appears in the audit record, so an auditor can tell the two apart.</w:t>
+      </w:r>
+    </w:p>
+    <w:p>
+      <w:pPr>
+        <w:pStyle w:val="ListBullet"/>
+        <w:ind w:left="461"/>
+      </w:pPr>
+      <w:r>
+        <w:rPr>
+          <w:sz w:val="19"/>
+        </w:rPr>
+        <w:t>Migration moves keys between tokens without exposing material.</w:t>
+      </w:r>
+    </w:p>
+    <w:p/>
+    <w:p>
+      <w:r>
+        <w:rPr>
+          <w:b/>
+          <w:i w:val="0"/>
+          <w:color w:val="1E802E"/>
+          <w:sz w:val="19"/>
+        </w:rPr>
+        <w:t>Gate</w:t>
+      </w:r>
+    </w:p>
+    <w:p>
+      <w:r>
+        <w:rPr>
+          <w:b w:val="0"/>
+          <w:i w:val="0"/>
+          <w:sz w:val="19"/>
+        </w:rPr>
+        <w:t>The suite passes on validated hardware, and a deliberately compromised server cannot obtain a key whose policy lives in the token.</w:t>
+      </w:r>
+    </w:p>
+    <w:p/>
+    <w:p>
+      <w:r>
+        <w:rPr>
+          <w:b/>
+          <w:i w:val="0"/>
+          <w:color w:val="2E6DA4"/>
+          <w:sz w:val="19"/>
+        </w:rPr>
+        <w:t>Closes</w:t>
+      </w:r>
+    </w:p>
+    <w:p>
+      <w:pPr>
+        <w:pStyle w:val="ListBullet"/>
+        <w:ind w:left="461"/>
+      </w:pPr>
+      <w:r>
+        <w:rPr>
+          <w:sz w:val="19"/>
+        </w:rPr>
+        <w:t>FIPS 140-2/3 validated HSM</w:t>
+      </w:r>
+    </w:p>
+    <w:p>
+      <w:pPr>
+        <w:pStyle w:val="ListBullet"/>
+        <w:ind w:left="461"/>
+      </w:pPr>
+      <w:r>
+        <w:rPr>
+          <w:sz w:val="19"/>
+        </w:rPr>
+        <w:t>Common Criteria / eIDAS</w:t>
+      </w:r>
+    </w:p>
+    <w:p>
+      <w:pPr>
+        <w:pStyle w:val="ListBullet"/>
+        <w:ind w:left="461"/>
+      </w:pPr>
+      <w:r>
+        <w:rPr>
+          <w:sz w:val="19"/>
+        </w:rPr>
+        <w:t>Key-bound usage policy enforced in hardware</w:t>
+      </w:r>
+    </w:p>
+    <w:p>
+      <w:r>
+        <w:br w:type="page"/>
+      </w:r>
+    </w:p>
+    <w:p>
+      <w:pPr>
+        <w:pStyle w:val="Heading2"/>
+      </w:pPr>
+      <w:r>
+        <w:rPr>
+          <w:color w:val="1A3A5C"/>
+        </w:rPr>
+        <w:t>Step 26 — Confidential computing deployment</w:t>
+      </w:r>
+    </w:p>
+    <w:p>
+      <w:r>
+        <w:rPr>
+          <w:rFonts w:ascii="Courier New" w:hAnsi="Courier New"/>
+          <w:color w:val="2E6DA4"/>
+          <w:sz w:val="17"/>
+        </w:rPr>
+        <w:t>Stage I   ·   ~500 lines, ~25 tests, plus the platform.</w:t>
+      </w:r>
+    </w:p>
+    <w:p>
+      <w:r>
+        <w:rPr>
+          <w:b/>
+          <w:i w:val="0"/>
+          <w:sz w:val="21"/>
+        </w:rPr>
+        <w:t>Run where the host operator cannot read the process.</w:t>
+      </w:r>
+    </w:p>
+    <w:p/>
+    <w:p>
+      <w:r>
+        <w:rPr>
+          <w:b/>
+          <w:i w:val="0"/>
+          <w:color w:val="8F5610"/>
+          <w:sz w:val="19"/>
+        </w:rPr>
+        <w:t>Impact on the existing design</w:t>
+      </w:r>
+    </w:p>
+    <w:p>
+      <w:pPr>
+        <w:pStyle w:val="ListBullet"/>
+        <w:ind w:left="461"/>
+      </w:pPr>
+      <w:r>
+        <w:rPr>
+          <w:sz w:val="19"/>
+        </w:rPr>
+        <w:t>The threat model changes: the host operator becomes an adversary, which is a different assumption from every other step here.</w:t>
+      </w:r>
+    </w:p>
+    <w:p>
+      <w:pPr>
+        <w:pStyle w:val="ListBullet"/>
+        <w:ind w:left="461"/>
+      </w:pPr>
+      <w:r>
+        <w:rPr>
+          <w:sz w:val="19"/>
+        </w:rPr>
+        <w:t>Attestation makes deployment auditable in a way a configuration file never is.</w:t>
+      </w:r>
+    </w:p>
+    <w:p/>
+    <w:p>
+      <w:r>
+        <w:rPr>
+          <w:b/>
+          <w:i w:val="0"/>
+          <w:color w:val="2E6DA4"/>
+          <w:sz w:val="19"/>
+        </w:rPr>
+        <w:t>Design</w:t>
+      </w:r>
+    </w:p>
+    <w:p>
+      <w:pPr>
+        <w:pStyle w:val="ListBullet"/>
+        <w:ind w:left="461"/>
+      </w:pPr>
+      <w:r>
+        <w:rPr>
+          <w:sz w:val="19"/>
+        </w:rPr>
+        <w:t>Deployment inside a confidential VM or enclave, with remote attestation a client can check before trusting the service.</w:t>
+      </w:r>
+    </w:p>
+    <w:p>
+      <w:pPr>
+        <w:pStyle w:val="ListBullet"/>
+        <w:ind w:left="461"/>
+      </w:pPr>
+      <w:r>
+        <w:rPr>
+          <w:sz w:val="19"/>
+        </w:rPr>
+        <w:t>The store has to assume an untrusted host: everything sensitive stays encrypted outside the enclave, which the envelope encryption from Phase 1 already mostly provides.</w:t>
+      </w:r>
+    </w:p>
+    <w:p>
+      <w:pPr>
+        <w:pStyle w:val="ListBullet"/>
+        <w:ind w:left="461"/>
+      </w:pPr>
+      <w:r>
+        <w:rPr>
+          <w:sz w:val="19"/>
+        </w:rPr>
+        <w:t>Attestation is the deliverable, not the VM. A confidential VM nobody verifies is a normal VM with a longer invoice.</w:t>
+      </w:r>
+    </w:p>
+    <w:p/>
+    <w:p>
+      <w:r>
+        <w:rPr>
+          <w:b/>
+          <w:i w:val="0"/>
+          <w:color w:val="2E6DA4"/>
+          <w:sz w:val="19"/>
+        </w:rPr>
+        <w:t>Implementation</w:t>
+      </w:r>
+    </w:p>
+    <w:p>
+      <w:pPr>
+        <w:pStyle w:val="ListBullet"/>
+        <w:ind w:left="461"/>
+      </w:pPr>
+      <w:r>
+        <w:rPr>
+          <w:sz w:val="19"/>
+        </w:rPr>
+        <w:t>An attestation endpoint serving the platform's evidence, and a deployment guide per platform.</w:t>
+      </w:r>
+    </w:p>
+    <w:p>
+      <w:pPr>
+        <w:pStyle w:val="ListBullet"/>
+        <w:ind w:left="461"/>
+      </w:pPr>
+      <w:r>
+        <w:rPr>
+          <w:sz w:val="19"/>
+        </w:rPr>
+        <w:t>Startup refuses to unseal outside a verified enclave when configured to require one.</w:t>
+      </w:r>
+    </w:p>
+    <w:p/>
+    <w:p>
+      <w:r>
+        <w:rPr>
+          <w:b/>
+          <w:i w:val="0"/>
+          <w:color w:val="2E6DA4"/>
+          <w:sz w:val="19"/>
+        </w:rPr>
+        <w:t>Tests</w:t>
+      </w:r>
+    </w:p>
+    <w:p>
+      <w:pPr>
+        <w:pStyle w:val="ListBullet"/>
+        <w:ind w:left="461"/>
+      </w:pPr>
+      <w:r>
+        <w:rPr>
+          <w:sz w:val="19"/>
+        </w:rPr>
+        <w:t>Attestation evidence verifies against the platform's root, and a tampered measurement fails it.</w:t>
+      </w:r>
+    </w:p>
+    <w:p>
+      <w:pPr>
+        <w:pStyle w:val="ListBullet"/>
+        <w:ind w:left="461"/>
+      </w:pPr>
+      <w:r>
+        <w:rPr>
+          <w:sz w:val="19"/>
+        </w:rPr>
+        <w:t>The service refuses to start outside an enclave when configured to require one.</w:t>
+      </w:r>
+    </w:p>
+    <w:p>
+      <w:pPr>
+        <w:pStyle w:val="ListBullet"/>
+        <w:ind w:left="461"/>
+      </w:pPr>
+      <w:r>
+        <w:rPr>
+          <w:sz w:val="19"/>
+        </w:rPr>
+        <w:t>Everything leaving the enclave is encrypted, checked by inspecting what actually lands on the host disk rather than by reading the code — the WAL sidecar in Phase 1 is the precedent for why.</w:t>
+      </w:r>
+    </w:p>
+    <w:p/>
+    <w:p>
+      <w:r>
+        <w:rPr>
+          <w:b/>
+          <w:i w:val="0"/>
+          <w:color w:val="1E802E"/>
+          <w:sz w:val="19"/>
+        </w:rPr>
+        <w:t>Gate</w:t>
+      </w:r>
+    </w:p>
+    <w:p>
+      <w:r>
+        <w:rPr>
+          <w:b w:val="0"/>
+          <w:i w:val="0"/>
+          <w:sz w:val="19"/>
+        </w:rPr>
+        <w:t>A client verifies the attestation before connecting, and a modified image fails verification.</w:t>
+      </w:r>
+    </w:p>
+    <w:p/>
+    <w:p>
+      <w:r>
+        <w:rPr>
+          <w:b/>
+          <w:i w:val="0"/>
+          <w:color w:val="2E6DA4"/>
+          <w:sz w:val="19"/>
+        </w:rPr>
+        <w:t>Closes</w:t>
+      </w:r>
+    </w:p>
+    <w:p>
+      <w:pPr>
+        <w:pStyle w:val="ListBullet"/>
+        <w:ind w:left="461"/>
+      </w:pPr>
+      <w:r>
+        <w:rPr>
+          <w:sz w:val="19"/>
+        </w:rPr>
+        <w:t>Confidential computing deployment</w:t>
+      </w:r>
+    </w:p>
+    <w:p>
+      <w:r>
+        <w:br w:type="page"/>
+      </w:r>
+    </w:p>
+    <w:p>
+      <w:pPr>
         <w:pStyle w:val="Heading1"/>
       </w:pPr>
       <w:r>
         <w:rPr>
           <w:color w:val="1A3A5C"/>
         </w:rPr>
-        <w:t>5  What the plan does not close</w:t>
+        <w:t>5  What the plan waits on</w:t>
       </w:r>
     </w:p>
     <w:p>
@@ -6184,7 +10128,17 @@
           <w:i w:val="0"/>
           <w:sz w:val="20"/>
         </w:rPr>
-        <w:t>16 features remain open after step 12. None is an oversight; each is here because it depends on something other than engineering time, or because it belongs to a different product.</w:t>
+        <w:t>Every one of the 50 open features is routed to a step. That is worth stating carefully, because a plan with a route for everything can read as a plan that can be executed end to end, and this one cannot — not today, and not by adding people.</w:t>
+      </w:r>
+    </w:p>
+    <w:p>
+      <w:r>
+        <w:rPr>
+          <w:b/>
+          <w:i w:val="0"/>
+          <w:sz w:val="20"/>
+        </w:rPr>
+        <w:t>19 of the 26 steps could start this week. The other 7 are fully specified and blocked on something outside this project: hardware to buy, a product to deploy, or an event someone else runs. They are listed here rather than left for a reader to discover by reaching stage I and finding nothing can begin.</w:t>
       </w:r>
     </w:p>
     <w:p/>
@@ -6202,7 +10156,7 @@
       <w:tr>
         <w:tc>
           <w:tcPr>
-            <w:tcW w:type="dxa" w:w="2736"/>
+            <w:tcW w:type="dxa" w:w="792"/>
             <w:shd w:fill="1A3A5C" w:val="clear"/>
           </w:tcPr>
           <w:p>
@@ -6212,13 +10166,13 @@
                 <w:color w:val="FFFFFF"/>
                 <w:sz w:val="17"/>
               </w:rPr>
-              <w:t>Feature</w:t>
+              <w:t>Step</w:t>
             </w:r>
           </w:p>
         </w:tc>
         <w:tc>
           <w:tcPr>
-            <w:tcW w:type="dxa" w:w="2160"/>
+            <w:tcW w:type="dxa" w:w="2880"/>
             <w:shd w:fill="1A3A5C" w:val="clear"/>
           </w:tcPr>
           <w:p>
@@ -6228,13 +10182,13 @@
                 <w:color w:val="FFFFFF"/>
                 <w:sz w:val="17"/>
               </w:rPr>
-              <w:t>Why not now</w:t>
+              <w:t>Title</w:t>
             </w:r>
           </w:p>
         </w:tc>
         <w:tc>
           <w:tcPr>
-            <w:tcW w:type="dxa" w:w="4464"/>
+            <w:tcW w:type="dxa" w:w="5688"/>
             <w:shd w:fill="1A3A5C" w:val="clear"/>
           </w:tcPr>
           <w:p>
@@ -6244,7 +10198,7 @@
                 <w:color w:val="FFFFFF"/>
                 <w:sz w:val="17"/>
               </w:rPr>
-              <w:t>Detail</w:t>
+              <w:t>Cannot start until</w:t>
             </w:r>
           </w:p>
         </w:tc>
@@ -6252,7 +10206,7 @@
       <w:tr>
         <w:tc>
           <w:tcPr>
-            <w:tcW w:type="dxa" w:w="2736"/>
+            <w:tcW w:type="dxa" w:w="792"/>
             <w:shd w:fill="EEF4FA" w:val="clear"/>
           </w:tcPr>
           <w:p>
@@ -6260,13 +10214,13 @@
               <w:rPr>
                 <w:sz w:val="17"/>
               </w:rPr>
-              <w:t>Cloud BYOK (AWS, Azure, GCP)</w:t>
+              <w:t>19</w:t>
             </w:r>
           </w:p>
         </w:tc>
         <w:tc>
           <w:tcPr>
-            <w:tcW w:type="dxa" w:w="2160"/>
+            <w:tcW w:type="dxa" w:w="2880"/>
             <w:shd w:fill="EEF4FA" w:val="clear"/>
           </w:tcPr>
           <w:p>
@@ -6274,13 +10228,13 @@
               <w:rPr>
                 <w:sz w:val="17"/>
               </w:rPr>
-              <w:t>Additive work, best done after stage B</w:t>
+              <w:t>Vendor interoperability validation</w:t>
             </w:r>
           </w:p>
         </w:tc>
         <w:tc>
           <w:tcPr>
-            <w:tcW w:type="dxa" w:w="4464"/>
+            <w:tcW w:type="dxa" w:w="5688"/>
             <w:shd w:fill="EEF4FA" w:val="clear"/>
           </w:tcPr>
           <w:p>
@@ -6288,7 +10242,7 @@
               <w:rPr>
                 <w:sz w:val="17"/>
               </w:rPr>
-              <w:t>Per-cloud connectors calling each provider's import API. Well understood, additive, and best done once the REST layer exists to configure it.</w:t>
+              <w:t>Licences for, or access to, the vendor products being validated.</w:t>
             </w:r>
           </w:p>
         </w:tc>
@@ -6296,7 +10250,7 @@
       <w:tr>
         <w:tc>
           <w:tcPr>
-            <w:tcW w:type="dxa" w:w="2736"/>
+            <w:tcW w:type="dxa" w:w="792"/>
             <w:shd w:fill="FFFFFF" w:val="clear"/>
           </w:tcPr>
           <w:p>
@@ -6304,13 +10258,13 @@
               <w:rPr>
                 <w:sz w:val="17"/>
               </w:rPr>
-              <w:t>Cloud EKM / XKS / hold-your-own-key</w:t>
+              <w:t>20</w:t>
             </w:r>
           </w:p>
         </w:tc>
         <w:tc>
           <w:tcPr>
-            <w:tcW w:type="dxa" w:w="2160"/>
+            <w:tcW w:type="dxa" w:w="2880"/>
             <w:shd w:fill="FFFFFF" w:val="clear"/>
           </w:tcPr>
           <w:p>
@@ -6318,13 +10272,13 @@
               <w:rPr>
                 <w:sz w:val="17"/>
               </w:rPr>
-              <w:t>Additive work, best done after stage B</w:t>
+              <w:t>OASIS interoperability certification</w:t>
             </w:r>
           </w:p>
         </w:tc>
         <w:tc>
           <w:tcPr>
-            <w:tcW w:type="dxa" w:w="4464"/>
+            <w:tcW w:type="dxa" w:w="5688"/>
             <w:shd w:fill="FFFFFF" w:val="clear"/>
           </w:tcPr>
           <w:p>
@@ -6332,7 +10286,7 @@
               <w:rPr>
                 <w:sz w:val="17"/>
               </w:rPr>
-              <w:t>Implement the AWS XKS proxy or GCP EKM API in front of the same service layer. A natural extension of stage B.</w:t>
+              <w:t>An OASIS interoperability event, and other implementations to test against.</w:t>
             </w:r>
           </w:p>
         </w:tc>
@@ -6340,7 +10294,7 @@
       <w:tr>
         <w:tc>
           <w:tcPr>
-            <w:tcW w:type="dxa" w:w="2736"/>
+            <w:tcW w:type="dxa" w:w="792"/>
             <w:shd w:fill="EEF4FA" w:val="clear"/>
           </w:tcPr>
           <w:p>
@@ -6348,13 +10302,13 @@
               <w:rPr>
                 <w:sz w:val="17"/>
               </w:rPr>
-              <w:t>Database TDE integration</w:t>
+              <w:t>21</w:t>
             </w:r>
           </w:p>
         </w:tc>
         <w:tc>
           <w:tcPr>
-            <w:tcW w:type="dxa" w:w="2160"/>
+            <w:tcW w:type="dxa" w:w="2880"/>
             <w:shd w:fill="EEF4FA" w:val="clear"/>
           </w:tcPr>
           <w:p>
@@ -6362,13 +10316,13 @@
               <w:rPr>
                 <w:sz w:val="17"/>
               </w:rPr>
-              <w:t>Testing against a vendor, not new code</w:t>
+              <w:t>Certificate authority integration</w:t>
             </w:r>
           </w:p>
         </w:tc>
         <w:tc>
           <w:tcPr>
-            <w:tcW w:type="dxa" w:w="4464"/>
+            <w:tcW w:type="dxa" w:w="5688"/>
             <w:shd w:fill="EEF4FA" w:val="clear"/>
           </w:tcPr>
           <w:p>
@@ -6376,7 +10330,7 @@
               <w:rPr>
                 <w:sz w:val="17"/>
               </w:rPr>
-              <w:t>Oracle, SQL Server and MongoDB already speak KMIP; the work is profile conformance and vendor testing, not new protocol.</w:t>
+              <w:t>A deployed certificate authority — EJBCA or equivalent.</w:t>
             </w:r>
           </w:p>
         </w:tc>
@@ -6384,7 +10338,7 @@
       <w:tr>
         <w:tc>
           <w:tcPr>
-            <w:tcW w:type="dxa" w:w="2736"/>
+            <w:tcW w:type="dxa" w:w="792"/>
             <w:shd w:fill="FFFFFF" w:val="clear"/>
           </w:tcPr>
           <w:p>
@@ -6392,13 +10346,13 @@
               <w:rPr>
                 <w:sz w:val="17"/>
               </w:rPr>
-              <w:t>Storage, backup and VM integrations</w:t>
+              <w:t>22</w:t>
             </w:r>
           </w:p>
         </w:tc>
         <w:tc>
           <w:tcPr>
-            <w:tcW w:type="dxa" w:w="2160"/>
+            <w:tcW w:type="dxa" w:w="2880"/>
             <w:shd w:fill="FFFFFF" w:val="clear"/>
           </w:tcPr>
           <w:p>
@@ -6406,13 +10360,13 @@
               <w:rPr>
                 <w:sz w:val="17"/>
               </w:rPr>
-              <w:t>Testing against a vendor, not new code</w:t>
+              <w:t>Secrets manager integration</w:t>
             </w:r>
           </w:p>
         </w:tc>
         <w:tc>
           <w:tcPr>
-            <w:tcW w:type="dxa" w:w="4464"/>
+            <w:tcW w:type="dxa" w:w="5688"/>
             <w:shd w:fill="FFFFFF" w:val="clear"/>
           </w:tcPr>
           <w:p>
@@ -6420,7 +10374,7 @@
               <w:rPr>
                 <w:sz w:val="17"/>
               </w:rPr>
-              <w:t>As above, for VMware, NetApp and Veeam.</w:t>
+              <w:t>A deployed secrets manager to integrate with.</w:t>
             </w:r>
           </w:p>
         </w:tc>
@@ -6428,7 +10382,7 @@
       <w:tr>
         <w:tc>
           <w:tcPr>
-            <w:tcW w:type="dxa" w:w="2736"/>
+            <w:tcW w:type="dxa" w:w="792"/>
             <w:shd w:fill="EEF4FA" w:val="clear"/>
           </w:tcPr>
           <w:p>
@@ -6436,13 +10390,13 @@
               <w:rPr>
                 <w:sz w:val="17"/>
               </w:rPr>
-              <w:t>Secrets management</w:t>
+              <w:t>24</w:t>
             </w:r>
           </w:p>
         </w:tc>
         <w:tc>
           <w:tcPr>
-            <w:tcW w:type="dxa" w:w="2160"/>
+            <w:tcW w:type="dxa" w:w="2880"/>
             <w:shd w:fill="EEF4FA" w:val="clear"/>
           </w:tcPr>
           <w:p>
@@ -6450,13 +10404,13 @@
               <w:rPr>
                 <w:sz w:val="17"/>
               </w:rPr>
-              <w:t>A different product surface</w:t>
+              <w:t>Post-quantum and full algorithm breadth</w:t>
             </w:r>
           </w:p>
         </w:tc>
         <w:tc>
           <w:tcPr>
-            <w:tcW w:type="dxa" w:w="4464"/>
+            <w:tcW w:type="dxa" w:w="5688"/>
             <w:shd w:fill="EEF4FA" w:val="clear"/>
           </w:tcPr>
           <w:p>
@@ -6464,7 +10418,7 @@
               <w:rPr>
                 <w:sz w:val="17"/>
               </w:rPr>
-              <w:t>Static custody exists as SecretData. A Vault-style engine — dynamic credentials, leases, templating — is a different product surface.</w:t>
+              <w:t>A PKCS#11 token implementing ML-KEM, ML-DSA and SLH-DSA. SoftHSM's work on these is in the development tree, not in any release.</w:t>
             </w:r>
           </w:p>
         </w:tc>
@@ -6472,7 +10426,7 @@
       <w:tr>
         <w:tc>
           <w:tcPr>
-            <w:tcW w:type="dxa" w:w="2736"/>
+            <w:tcW w:type="dxa" w:w="792"/>
             <w:shd w:fill="FFFFFF" w:val="clear"/>
           </w:tcPr>
           <w:p>
@@ -6480,13 +10434,13 @@
               <w:rPr>
                 <w:sz w:val="17"/>
               </w:rPr>
-              <w:t>Certificate lifecycle</w:t>
+              <w:t>25</w:t>
             </w:r>
           </w:p>
         </w:tc>
         <w:tc>
           <w:tcPr>
-            <w:tcW w:type="dxa" w:w="2160"/>
+            <w:tcW w:type="dxa" w:w="2880"/>
             <w:shd w:fill="FFFFFF" w:val="clear"/>
           </w:tcPr>
           <w:p>
@@ -6494,13 +10448,13 @@
               <w:rPr>
                 <w:sz w:val="17"/>
               </w:rPr>
-              <w:t>A different product surface</w:t>
+              <w:t>Validated hardware migration</w:t>
             </w:r>
           </w:p>
         </w:tc>
         <w:tc>
           <w:tcPr>
-            <w:tcW w:type="dxa" w:w="4464"/>
+            <w:tcW w:type="dxa" w:w="5688"/>
             <w:shd w:fill="FFFFFF" w:val="clear"/>
           </w:tcPr>
           <w:p>
@@ -6508,7 +10462,7 @@
               <w:rPr>
                 <w:sz w:val="17"/>
               </w:rPr>
-              <w:t>Front the deployment with a real CA such as EJBCA. KMIP's Certify was never a CA and should not become one.</w:t>
+              <w:t>A FIPS 140-3 and Common Criteria validated HSM, ideally one supporting key-bound approval policy.</w:t>
             </w:r>
           </w:p>
         </w:tc>
@@ -6516,7 +10470,7 @@
       <w:tr>
         <w:tc>
           <w:tcPr>
-            <w:tcW w:type="dxa" w:w="2736"/>
+            <w:tcW w:type="dxa" w:w="792"/>
             <w:shd w:fill="EEF4FA" w:val="clear"/>
           </w:tcPr>
           <w:p>
@@ -6524,396 +10478,14 @@
               <w:rPr>
                 <w:sz w:val="17"/>
               </w:rPr>
-              <w:t>Algorithm breadth</w:t>
+              <w:t>26</w:t>
             </w:r>
           </w:p>
         </w:tc>
         <w:tc>
           <w:tcPr>
-            <w:tcW w:type="dxa" w:w="2160"/>
+            <w:tcW w:type="dxa" w:w="2880"/>
             <w:shd w:fill="EEF4FA" w:val="clear"/>
-          </w:tcPr>
-          <w:p>
-            <w:r>
-              <w:rPr>
-                <w:sz w:val="17"/>
-              </w:rPr>
-              <w:t>Depends on the token</w:t>
-            </w:r>
-          </w:p>
-        </w:tc>
-        <w:tc>
-          <w:tcPr>
-            <w:tcW w:type="dxa" w:w="4464"/>
-            <w:shd w:fill="EEF4FA" w:val="clear"/>
-          </w:tcPr>
-          <w:p>
-            <w:r>
-              <w:rPr>
-                <w:sz w:val="17"/>
-              </w:rPr>
-              <w:t>15 of 40 algorithms work on this token. A richer token activates more with no code change; the shim already probes.</w:t>
-            </w:r>
-          </w:p>
-        </w:tc>
-      </w:tr>
-      <w:tr>
-        <w:tc>
-          <w:tcPr>
-            <w:tcW w:type="dxa" w:w="2736"/>
-            <w:shd w:fill="FFFFFF" w:val="clear"/>
-          </w:tcPr>
-          <w:p>
-            <w:r>
-              <w:rPr>
-                <w:sz w:val="17"/>
-              </w:rPr>
-              <w:t>Post-quantum (ML-KEM, ML-DSA, SLH-DSA)</w:t>
-            </w:r>
-          </w:p>
-        </w:tc>
-        <w:tc>
-          <w:tcPr>
-            <w:tcW w:type="dxa" w:w="2160"/>
-            <w:shd w:fill="FFFFFF" w:val="clear"/>
-          </w:tcPr>
-          <w:p>
-            <w:r>
-              <w:rPr>
-                <w:sz w:val="17"/>
-              </w:rPr>
-              <w:t>Depends on the token</w:t>
-            </w:r>
-          </w:p>
-        </w:tc>
-        <w:tc>
-          <w:tcPr>
-            <w:tcW w:type="dxa" w:w="4464"/>
-            <w:shd w:fill="FFFFFF" w:val="clear"/>
-          </w:tcPr>
-          <w:p>
-            <w:r>
-              <w:rPr>
-                <w:sz w:val="17"/>
-              </w:rPr>
-              <w:t>Needs a token that implements the algorithms and KMIP 3.0 to express them. SoftHSM's ML-DSA work is unreleased; vendor-range enums would interoperate with nothing.</w:t>
-            </w:r>
-          </w:p>
-        </w:tc>
-      </w:tr>
-      <w:tr>
-        <w:tc>
-          <w:tcPr>
-            <w:tcW w:type="dxa" w:w="2736"/>
-            <w:shd w:fill="EEF4FA" w:val="clear"/>
-          </w:tcPr>
-          <w:p>
-            <w:r>
-              <w:rPr>
-                <w:sz w:val="17"/>
-              </w:rPr>
-              <w:t>KMIP 3.0</w:t>
-            </w:r>
-          </w:p>
-        </w:tc>
-        <w:tc>
-          <w:tcPr>
-            <w:tcW w:type="dxa" w:w="2160"/>
-            <w:shd w:fill="EEF4FA" w:val="clear"/>
-          </w:tcPr>
-          <w:p>
-            <w:r>
-              <w:rPr>
-                <w:sz w:val="17"/>
-              </w:rPr>
-              <w:t>Schedulable, but only worth doing with a capable token</w:t>
-            </w:r>
-          </w:p>
-        </w:tc>
-        <w:tc>
-          <w:tcPr>
-            <w:tcW w:type="dxa" w:w="4464"/>
-            <w:shd w:fill="EEF4FA" w:val="clear"/>
-          </w:tcPr>
-          <w:p>
-            <w:r>
-              <w:rPr>
-                <w:sz w:val="17"/>
-              </w:rPr>
-              <w:t>Enum and operation additions including Encapsulate and Decapsulate. Entirely in-protocol and schedulable, but only worth doing alongside a PQC-capable token.</w:t>
-            </w:r>
-          </w:p>
-        </w:tc>
-      </w:tr>
-      <w:tr>
-        <w:tc>
-          <w:tcPr>
-            <w:tcW w:type="dxa" w:w="2736"/>
-            <w:shd w:fill="FFFFFF" w:val="clear"/>
-          </w:tcPr>
-          <w:p>
-            <w:r>
-              <w:rPr>
-                <w:sz w:val="17"/>
-              </w:rPr>
-              <w:t>KMIP interoperability certification</w:t>
-            </w:r>
-          </w:p>
-        </w:tc>
-        <w:tc>
-          <w:tcPr>
-            <w:tcW w:type="dxa" w:w="2160"/>
-            <w:shd w:fill="FFFFFF" w:val="clear"/>
-          </w:tcPr>
-          <w:p>
-            <w:r>
-              <w:rPr>
-                <w:sz w:val="17"/>
-              </w:rPr>
-              <w:t>Depends on an external event</w:t>
-            </w:r>
-          </w:p>
-        </w:tc>
-        <w:tc>
-          <w:tcPr>
-            <w:tcW w:type="dxa" w:w="4464"/>
-            <w:shd w:fill="FFFFFF" w:val="clear"/>
-          </w:tcPr>
-          <w:p>
-            <w:r>
-              <w:rPr>
-                <w:sz w:val="17"/>
-              </w:rPr>
-              <w:t>An OASIS interop event. The conformance tests are already mapped; this is process and scheduling.</w:t>
-            </w:r>
-          </w:p>
-        </w:tc>
-      </w:tr>
-      <w:tr>
-        <w:tc>
-          <w:tcPr>
-            <w:tcW w:type="dxa" w:w="2736"/>
-            <w:shd w:fill="EEF4FA" w:val="clear"/>
-          </w:tcPr>
-          <w:p>
-            <w:r>
-              <w:rPr>
-                <w:sz w:val="17"/>
-              </w:rPr>
-              <w:t>PKCS#11 provider for applications</w:t>
-            </w:r>
-          </w:p>
-        </w:tc>
-        <w:tc>
-          <w:tcPr>
-            <w:tcW w:type="dxa" w:w="2160"/>
-            <w:shd w:fill="EEF4FA" w:val="clear"/>
-          </w:tcPr>
-          <w:p>
-            <w:r>
-              <w:rPr>
-                <w:sz w:val="17"/>
-              </w:rPr>
-              <w:t>Build only if asked for</w:t>
-            </w:r>
-          </w:p>
-        </w:tc>
-        <w:tc>
-          <w:tcPr>
-            <w:tcW w:type="dxa" w:w="4464"/>
-            <w:shd w:fill="EEF4FA" w:val="clear"/>
-          </w:tcPr>
-          <w:p>
-            <w:r>
-              <w:rPr>
-                <w:sz w:val="17"/>
-              </w:rPr>
-              <w:t>A library fronting the KMIP server, so applications that speak PKCS#11 plug in. Worth building only if asked for.</w:t>
-            </w:r>
-          </w:p>
-        </w:tc>
-      </w:tr>
-      <w:tr>
-        <w:tc>
-          <w:tcPr>
-            <w:tcW w:type="dxa" w:w="2736"/>
-            <w:shd w:fill="FFFFFF" w:val="clear"/>
-          </w:tcPr>
-          <w:p>
-            <w:r>
-              <w:rPr>
-                <w:sz w:val="17"/>
-              </w:rPr>
-              <w:t>Tokenization / format-preserving encryption</w:t>
-            </w:r>
-          </w:p>
-        </w:tc>
-        <w:tc>
-          <w:tcPr>
-            <w:tcW w:type="dxa" w:w="2160"/>
-            <w:shd w:fill="FFFFFF" w:val="clear"/>
-          </w:tcPr>
-          <w:p>
-            <w:r>
-              <w:rPr>
-                <w:sz w:val="17"/>
-              </w:rPr>
-              <w:t>Deliberately not this product</w:t>
-            </w:r>
-          </w:p>
-        </w:tc>
-        <w:tc>
-          <w:tcPr>
-            <w:tcW w:type="dxa" w:w="4464"/>
-            <w:shd w:fill="FFFFFF" w:val="clear"/>
-          </w:tcPr>
-          <w:p>
-            <w:r>
-              <w:rPr>
-                <w:sz w:val="17"/>
-              </w:rPr>
-              <w:t>Neither a KMIP operation nor a token mechanism. A separate service.</w:t>
-            </w:r>
-          </w:p>
-        </w:tc>
-      </w:tr>
-      <w:tr>
-        <w:tc>
-          <w:tcPr>
-            <w:tcW w:type="dxa" w:w="2736"/>
-            <w:shd w:fill="EEF4FA" w:val="clear"/>
-          </w:tcPr>
-          <w:p>
-            <w:r>
-              <w:rPr>
-                <w:sz w:val="17"/>
-              </w:rPr>
-              <w:t>FIPS 140-2/3 validated HSM</w:t>
-            </w:r>
-          </w:p>
-        </w:tc>
-        <w:tc>
-          <w:tcPr>
-            <w:tcW w:type="dxa" w:w="2160"/>
-            <w:shd w:fill="EEF4FA" w:val="clear"/>
-          </w:tcPr>
-          <w:p>
-            <w:r>
-              <w:rPr>
-                <w:sz w:val="17"/>
-              </w:rPr>
-              <w:t>Buying and testing, not building</w:t>
-            </w:r>
-          </w:p>
-        </w:tc>
-        <w:tc>
-          <w:tcPr>
-            <w:tcW w:type="dxa" w:w="4464"/>
-            <w:shd w:fill="EEF4FA" w:val="clear"/>
-          </w:tcPr>
-          <w:p>
-            <w:r>
-              <w:rPr>
-                <w:sz w:val="17"/>
-              </w:rPr>
-              <w:t>Belongs to the token. The PKCS#11 boundary makes the swap cheap; running the suite against validated hardware is the actual work.</w:t>
-            </w:r>
-          </w:p>
-        </w:tc>
-      </w:tr>
-      <w:tr>
-        <w:tc>
-          <w:tcPr>
-            <w:tcW w:type="dxa" w:w="2736"/>
-            <w:shd w:fill="FFFFFF" w:val="clear"/>
-          </w:tcPr>
-          <w:p>
-            <w:r>
-              <w:rPr>
-                <w:sz w:val="17"/>
-              </w:rPr>
-              <w:t>Common Criteria / eIDAS</w:t>
-            </w:r>
-          </w:p>
-        </w:tc>
-        <w:tc>
-          <w:tcPr>
-            <w:tcW w:type="dxa" w:w="2160"/>
-            <w:shd w:fill="FFFFFF" w:val="clear"/>
-          </w:tcPr>
-          <w:p>
-            <w:r>
-              <w:rPr>
-                <w:sz w:val="17"/>
-              </w:rPr>
-              <w:t>Buying and testing, not building</w:t>
-            </w:r>
-          </w:p>
-        </w:tc>
-        <w:tc>
-          <w:tcPr>
-            <w:tcW w:type="dxa" w:w="4464"/>
-            <w:shd w:fill="FFFFFF" w:val="clear"/>
-          </w:tcPr>
-          <w:p>
-            <w:r>
-              <w:rPr>
-                <w:sz w:val="17"/>
-              </w:rPr>
-              <w:t>As above.</w:t>
-            </w:r>
-          </w:p>
-        </w:tc>
-      </w:tr>
-      <w:tr>
-        <w:tc>
-          <w:tcPr>
-            <w:tcW w:type="dxa" w:w="2736"/>
-            <w:shd w:fill="EEF4FA" w:val="clear"/>
-          </w:tcPr>
-          <w:p>
-            <w:r>
-              <w:rPr>
-                <w:sz w:val="17"/>
-              </w:rPr>
-              <w:t>Key-bound usage policy enforced in hardware</w:t>
-            </w:r>
-          </w:p>
-        </w:tc>
-        <w:tc>
-          <w:tcPr>
-            <w:tcW w:type="dxa" w:w="2160"/>
-            <w:shd w:fill="EEF4FA" w:val="clear"/>
-          </w:tcPr>
-          <w:p>
-            <w:r>
-              <w:rPr>
-                <w:sz w:val="17"/>
-              </w:rPr>
-              <w:t>Depends on the token</w:t>
-            </w:r>
-          </w:p>
-        </w:tc>
-        <w:tc>
-          <w:tcPr>
-            <w:tcW w:type="dxa" w:w="4464"/>
-            <w:shd w:fill="EEF4FA" w:val="clear"/>
-          </w:tcPr>
-          <w:p>
-            <w:r>
-              <w:rPr>
-                <w:sz w:val="17"/>
-              </w:rPr>
-              <w:t>The quorum, time-lock and usage limits would have to live in the key's own attributes and be enforced by the token, so that owning the server is not owning the policy. SoftHSM has no such mechanism; this is a property of the HSM, and the reason to prefer one that has it.</w:t>
-            </w:r>
-          </w:p>
-        </w:tc>
-      </w:tr>
-      <w:tr>
-        <w:tc>
-          <w:tcPr>
-            <w:tcW w:type="dxa" w:w="2736"/>
-            <w:shd w:fill="FFFFFF" w:val="clear"/>
           </w:tcPr>
           <w:p>
             <w:r>
@@ -6926,29 +10498,15 @@
         </w:tc>
         <w:tc>
           <w:tcPr>
-            <w:tcW w:type="dxa" w:w="2160"/>
-            <w:shd w:fill="FFFFFF" w:val="clear"/>
+            <w:tcW w:type="dxa" w:w="5688"/>
+            <w:shd w:fill="EEF4FA" w:val="clear"/>
           </w:tcPr>
           <w:p>
             <w:r>
               <w:rPr>
                 <w:sz w:val="17"/>
               </w:rPr>
-              <w:t>Depends on hardware and deployment, not code</w:t>
-            </w:r>
-          </w:p>
-        </w:tc>
-        <w:tc>
-          <w:tcPr>
-            <w:tcW w:type="dxa" w:w="4464"/>
-            <w:shd w:fill="FFFFFF" w:val="clear"/>
-          </w:tcPr>
-          <w:p>
-            <w:r>
-              <w:rPr>
-                <w:sz w:val="17"/>
-              </w:rPr>
-              <w:t>Attested hardware, a store designed for an untrusted host, and an attestation clients check before trusting the service. Nothing in the plan depends on it and nothing in this environment can verify it.</w:t>
+              <w:t>A confidential-computing platform with remote attestation.</w:t>
             </w:r>
           </w:p>
         </w:tc>
@@ -6959,10 +10517,32 @@
       <w:r>
         <w:rPr>
           <w:b w:val="0"/>
+          <w:i/>
+          <w:sz w:val="19"/>
+        </w:rPr>
+        <w:t>Two of these deserve a second look before they are treated as distant. Step 25 needs a validated HSM, and it is simultaneously the largest security improvement in the plan and among the smallest in code — the cost is procurement, not engineering. Step 24 needs a post-quantum token and nothing else: the capability probe already gates on what a token advertises, so the algorithms activate when the hardware does.</w:t>
+      </w:r>
+    </w:p>
+    <w:p/>
+    <w:p>
+      <w:r>
+        <w:rPr>
+          <w:b w:val="0"/>
+          <w:i/>
+          <w:sz w:val="19"/>
+        </w:rPr>
+        <w:t>Nothing in this section is a feature the plan declines. The previous revision deferred sixteen; this one routes all of them and is explicit about which cannot yet begin. That is a more useful statement than a deferred list, and a more demanding one.</w:t>
+      </w:r>
+    </w:p>
+    <w:p/>
+    <w:p>
+      <w:r>
+        <w:rPr>
+          <w:b w:val="0"/>
           <w:i w:val="0"/>
           <w:sz w:val="19"/>
         </w:rPr>
-        <w:t>Six of these — the two cloud integrations, the two vendor validations, secrets management and certificate lifecycle — are ordinary engineering and would form a natural stage E once the REST layer exists to configure them. That would take the total closed to 40 of 50. The remaining eight depend on a supplier, a procurement decision, or an OASIS event, and no amount of planning moves them.</w:t>
+        <w:t>Six of these — the two cloud integrations, the two vendor validations, secrets management and certificate lifecycle — are ordinary engineering and would form a natural stage E once the REST layer exists to configure them. That would take the total closed to 56 of 50. The remaining eight depend on a supplier, a procurement decision, or an OASIS event, and no amount of planning moves them.</w:t>
       </w:r>
     </w:p>
     <w:p>
